--- a/papers/Clipperton_CV_2026.docx
+++ b/papers/Clipperton_CV_2026.docx
@@ -11,12 +11,12 @@
         </w:tabs>
         <w:jc w:val="center"/>
         <w:rPr>
-          <w:rFonts w:ascii="Aptos" w:hAnsi="Aptos"/>
-        </w:rPr>
-      </w:pPr>
-      <w:r>
-        <w:rPr>
-          <w:rFonts w:ascii="Aptos" w:eastAsia="Calibri" w:hAnsi="Aptos" w:cs="Calibri"/>
+          <w:rFonts w:ascii="Calibri" w:hAnsi="Calibri" w:cs="Calibri"/>
+        </w:rPr>
+      </w:pPr>
+      <w:r>
+        <w:rPr>
+          <w:rFonts w:ascii="Calibri" w:eastAsia="Calibri" w:hAnsi="Calibri" w:cs="Calibri"/>
           <w:b/>
           <w:bCs/>
           <w:sz w:val="28"/>
@@ -33,12 +33,12 @@
           <w:tab w:val="right" w:pos="9360"/>
         </w:tabs>
         <w:rPr>
-          <w:rFonts w:ascii="Aptos" w:hAnsi="Aptos"/>
-        </w:rPr>
-      </w:pPr>
-      <w:r>
-        <w:rPr>
-          <w:rFonts w:ascii="Aptos" w:eastAsia="Calibri" w:hAnsi="Aptos" w:cs="Calibri"/>
+          <w:rFonts w:ascii="Calibri" w:hAnsi="Calibri" w:cs="Calibri"/>
+        </w:rPr>
+      </w:pPr>
+      <w:r>
+        <w:rPr>
+          <w:rFonts w:ascii="Calibri" w:eastAsia="Calibri" w:hAnsi="Calibri" w:cs="Calibri"/>
           <w:sz w:val="22"/>
           <w:szCs w:val="22"/>
         </w:rPr>
@@ -46,7 +46,7 @@
       </w:r>
       <w:r>
         <w:rPr>
-          <w:rFonts w:ascii="Aptos" w:hAnsi="Aptos"/>
+          <w:rFonts w:ascii="Calibri" w:hAnsi="Calibri" w:cs="Calibri"/>
         </w:rPr>
         <w:tab/>
       </w:r>
@@ -54,7 +54,7 @@
         <w:r>
           <w:rPr>
             <w:rStyle w:val="Hyperlink"/>
-            <w:rFonts w:ascii="Aptos" w:eastAsia="Calibri" w:hAnsi="Aptos" w:cs="Calibri"/>
+            <w:rFonts w:ascii="Calibri" w:eastAsia="Calibri" w:hAnsi="Calibri" w:cs="Calibri"/>
             <w:sz w:val="22"/>
             <w:szCs w:val="22"/>
           </w:rPr>
@@ -72,14 +72,14 @@
         </w:tabs>
         <w:jc w:val="right"/>
         <w:rPr>
-          <w:rFonts w:ascii="Aptos" w:eastAsia="Calibri" w:hAnsi="Aptos" w:cs="Calibri"/>
-          <w:sz w:val="20"/>
-          <w:szCs w:val="20"/>
-        </w:rPr>
-      </w:pPr>
-      <w:r>
-        <w:rPr>
-          <w:rFonts w:ascii="Aptos" w:eastAsia="Calibri" w:hAnsi="Aptos" w:cs="Calibri"/>
+          <w:rFonts w:ascii="Calibri" w:eastAsia="Calibri" w:hAnsi="Calibri" w:cs="Calibri"/>
+          <w:sz w:val="20"/>
+          <w:szCs w:val="20"/>
+        </w:rPr>
+      </w:pPr>
+      <w:r>
+        <w:rPr>
+          <w:rFonts w:ascii="Calibri" w:eastAsia="Calibri" w:hAnsi="Calibri" w:cs="Calibri"/>
           <w:sz w:val="20"/>
           <w:szCs w:val="20"/>
         </w:rPr>
@@ -87,13 +87,13 @@
       </w:r>
       <w:r>
         <w:rPr>
-          <w:rFonts w:ascii="Aptos" w:hAnsi="Aptos"/>
+          <w:rFonts w:ascii="Calibri" w:hAnsi="Calibri" w:cs="Calibri"/>
         </w:rPr>
         <w:tab/>
       </w:r>
       <w:r>
         <w:rPr>
-          <w:rFonts w:ascii="Aptos" w:hAnsi="Aptos"/>
+          <w:rFonts w:ascii="Calibri" w:hAnsi="Calibri" w:cs="Calibri"/>
         </w:rPr>
         <w:tab/>
       </w:r>
@@ -106,12 +106,12 @@
           <w:tab w:val="right" w:pos="9360"/>
         </w:tabs>
         <w:rPr>
-          <w:rFonts w:ascii="Aptos" w:hAnsi="Aptos"/>
-        </w:rPr>
-      </w:pPr>
-      <w:r>
-        <w:rPr>
-          <w:rFonts w:ascii="Aptos" w:eastAsia="Calibri" w:hAnsi="Aptos" w:cs="Calibri"/>
+          <w:rFonts w:ascii="Calibri" w:hAnsi="Calibri" w:cs="Calibri"/>
+        </w:rPr>
+      </w:pPr>
+      <w:r>
+        <w:rPr>
+          <w:rFonts w:ascii="Calibri" w:eastAsia="Calibri" w:hAnsi="Calibri" w:cs="Calibri"/>
           <w:sz w:val="20"/>
           <w:szCs w:val="20"/>
         </w:rPr>
@@ -119,7 +119,7 @@
       </w:r>
       <w:r>
         <w:rPr>
-          <w:rFonts w:ascii="Aptos" w:eastAsia="Calibri" w:hAnsi="Aptos" w:cs="Calibri"/>
+          <w:rFonts w:ascii="Calibri" w:eastAsia="Calibri" w:hAnsi="Calibri" w:cs="Calibri"/>
           <w:sz w:val="20"/>
           <w:szCs w:val="20"/>
           <w:vertAlign w:val="superscript"/>
@@ -128,7 +128,7 @@
       </w:r>
       <w:r>
         <w:rPr>
-          <w:rFonts w:ascii="Aptos" w:eastAsia="Calibri" w:hAnsi="Aptos" w:cs="Calibri"/>
+          <w:rFonts w:ascii="Calibri" w:eastAsia="Calibri" w:hAnsi="Calibri" w:cs="Calibri"/>
           <w:sz w:val="20"/>
           <w:szCs w:val="20"/>
         </w:rPr>
@@ -143,14 +143,14 @@
           <w:tab w:val="right" w:pos="9360"/>
         </w:tabs>
         <w:rPr>
-          <w:rFonts w:ascii="Aptos" w:eastAsia="Calibri" w:hAnsi="Aptos" w:cs="Calibri"/>
-          <w:sz w:val="20"/>
-          <w:szCs w:val="20"/>
-        </w:rPr>
-      </w:pPr>
-      <w:r>
-        <w:rPr>
-          <w:rFonts w:ascii="Aptos" w:eastAsia="Calibri" w:hAnsi="Aptos" w:cs="Calibri"/>
+          <w:rFonts w:ascii="Calibri" w:eastAsia="Calibri" w:hAnsi="Calibri" w:cs="Calibri"/>
+          <w:sz w:val="20"/>
+          <w:szCs w:val="20"/>
+        </w:rPr>
+      </w:pPr>
+      <w:r>
+        <w:rPr>
+          <w:rFonts w:ascii="Calibri" w:eastAsia="Calibri" w:hAnsi="Calibri" w:cs="Calibri"/>
           <w:sz w:val="20"/>
           <w:szCs w:val="20"/>
         </w:rPr>
@@ -158,7 +158,7 @@
       </w:r>
       <w:r>
         <w:rPr>
-          <w:rFonts w:ascii="Aptos" w:hAnsi="Aptos"/>
+          <w:rFonts w:ascii="Calibri" w:hAnsi="Calibri" w:cs="Calibri"/>
         </w:rPr>
         <w:tab/>
       </w:r>
@@ -170,12 +170,12 @@
           <w:tab w:val="left" w:pos="720"/>
         </w:tabs>
         <w:rPr>
-          <w:rFonts w:ascii="Aptos" w:hAnsi="Aptos"/>
-        </w:rPr>
-      </w:pPr>
-      <w:r>
-        <w:rPr>
-          <w:rFonts w:ascii="Aptos" w:eastAsia="Calibri" w:hAnsi="Aptos" w:cs="Calibri"/>
+          <w:rFonts w:ascii="Calibri" w:hAnsi="Calibri" w:cs="Calibri"/>
+        </w:rPr>
+      </w:pPr>
+      <w:r>
+        <w:rPr>
+          <w:rFonts w:ascii="Calibri" w:eastAsia="Calibri" w:hAnsi="Calibri" w:cs="Calibri"/>
           <w:sz w:val="22"/>
           <w:szCs w:val="22"/>
         </w:rPr>
@@ -190,12 +190,12 @@
         </w:tabs>
         <w:spacing w:line="259" w:lineRule="auto"/>
         <w:rPr>
-          <w:rFonts w:ascii="Aptos" w:hAnsi="Aptos"/>
-        </w:rPr>
-      </w:pPr>
-      <w:r>
-        <w:rPr>
-          <w:rFonts w:ascii="Aptos" w:eastAsia="Calibri" w:hAnsi="Aptos" w:cs="Calibri"/>
+          <w:rFonts w:ascii="Calibri" w:hAnsi="Calibri" w:cs="Calibri"/>
+        </w:rPr>
+      </w:pPr>
+      <w:r>
+        <w:rPr>
+          <w:rFonts w:ascii="Calibri" w:eastAsia="Calibri" w:hAnsi="Calibri" w:cs="Calibri"/>
           <w:b/>
           <w:bCs/>
           <w:sz w:val="22"/>
@@ -211,12 +211,12 @@
           <w:tab w:val="left" w:pos="720"/>
         </w:tabs>
         <w:rPr>
-          <w:rFonts w:ascii="Aptos" w:hAnsi="Aptos"/>
-        </w:rPr>
-      </w:pPr>
-      <w:r>
-        <w:rPr>
-          <w:rFonts w:ascii="Aptos" w:eastAsia="Calibri" w:hAnsi="Aptos" w:cs="Calibri"/>
+          <w:rFonts w:ascii="Calibri" w:hAnsi="Calibri" w:cs="Calibri"/>
+        </w:rPr>
+      </w:pPr>
+      <w:r>
+        <w:rPr>
+          <w:rFonts w:ascii="Calibri" w:eastAsia="Calibri" w:hAnsi="Calibri" w:cs="Calibri"/>
           <w:sz w:val="20"/>
           <w:szCs w:val="20"/>
         </w:rPr>
@@ -224,85 +224,85 @@
       </w:r>
       <w:r>
         <w:rPr>
-          <w:rFonts w:ascii="Aptos" w:hAnsi="Aptos"/>
+          <w:rFonts w:ascii="Calibri" w:hAnsi="Calibri" w:cs="Calibri"/>
         </w:rPr>
         <w:tab/>
       </w:r>
       <w:r>
         <w:rPr>
-          <w:rFonts w:ascii="Aptos" w:hAnsi="Aptos"/>
+          <w:rFonts w:ascii="Calibri" w:hAnsi="Calibri" w:cs="Calibri"/>
         </w:rPr>
         <w:tab/>
       </w:r>
       <w:r>
         <w:rPr>
-          <w:rFonts w:ascii="Aptos" w:hAnsi="Aptos"/>
+          <w:rFonts w:ascii="Calibri" w:hAnsi="Calibri" w:cs="Calibri"/>
         </w:rPr>
         <w:tab/>
       </w:r>
       <w:r>
         <w:rPr>
-          <w:rFonts w:ascii="Aptos" w:hAnsi="Aptos"/>
+          <w:rFonts w:ascii="Calibri" w:hAnsi="Calibri" w:cs="Calibri"/>
         </w:rPr>
         <w:tab/>
       </w:r>
       <w:r>
         <w:rPr>
-          <w:rFonts w:ascii="Aptos" w:hAnsi="Aptos"/>
+          <w:rFonts w:ascii="Calibri" w:hAnsi="Calibri" w:cs="Calibri"/>
         </w:rPr>
         <w:tab/>
       </w:r>
       <w:r>
         <w:rPr>
-          <w:rFonts w:ascii="Aptos" w:hAnsi="Aptos"/>
+          <w:rFonts w:ascii="Calibri" w:hAnsi="Calibri" w:cs="Calibri"/>
         </w:rPr>
         <w:tab/>
       </w:r>
       <w:r>
         <w:rPr>
-          <w:rFonts w:ascii="Aptos" w:hAnsi="Aptos"/>
+          <w:rFonts w:ascii="Calibri" w:hAnsi="Calibri" w:cs="Calibri"/>
         </w:rPr>
         <w:tab/>
       </w:r>
       <w:r>
         <w:rPr>
-          <w:rFonts w:ascii="Aptos" w:hAnsi="Aptos"/>
+          <w:rFonts w:ascii="Calibri" w:hAnsi="Calibri" w:cs="Calibri"/>
         </w:rPr>
         <w:tab/>
       </w:r>
       <w:r>
         <w:rPr>
-          <w:rFonts w:ascii="Aptos" w:hAnsi="Aptos"/>
+          <w:rFonts w:ascii="Calibri" w:hAnsi="Calibri" w:cs="Calibri"/>
         </w:rPr>
         <w:tab/>
       </w:r>
       <w:r>
         <w:rPr>
-          <w:rFonts w:ascii="Aptos" w:hAnsi="Aptos"/>
+          <w:rFonts w:ascii="Calibri" w:hAnsi="Calibri" w:cs="Calibri"/>
         </w:rPr>
         <w:tab/>
       </w:r>
       <w:r>
         <w:rPr>
-          <w:rFonts w:ascii="Aptos" w:hAnsi="Aptos"/>
+          <w:rFonts w:ascii="Calibri" w:hAnsi="Calibri" w:cs="Calibri"/>
         </w:rPr>
         <w:tab/>
       </w:r>
       <w:r>
         <w:rPr>
-          <w:rFonts w:ascii="Aptos" w:hAnsi="Aptos"/>
+          <w:rFonts w:ascii="Calibri" w:hAnsi="Calibri" w:cs="Calibri"/>
         </w:rPr>
         <w:tab/>
       </w:r>
       <w:r>
         <w:rPr>
-          <w:rFonts w:ascii="Aptos" w:hAnsi="Aptos"/>
+          <w:rFonts w:ascii="Calibri" w:hAnsi="Calibri" w:cs="Calibri"/>
         </w:rPr>
         <w:t xml:space="preserve">         </w:t>
       </w:r>
       <w:r>
         <w:rPr>
-          <w:rFonts w:ascii="Aptos" w:eastAsia="Calibri" w:hAnsi="Aptos" w:cs="Calibri"/>
+          <w:rFonts w:ascii="Calibri" w:eastAsia="Calibri" w:hAnsi="Calibri" w:cs="Calibri"/>
           <w:sz w:val="20"/>
           <w:szCs w:val="20"/>
         </w:rPr>
@@ -310,7 +310,7 @@
       </w:r>
       <w:r>
         <w:rPr>
-          <w:rFonts w:ascii="Aptos" w:eastAsia="Calibri" w:hAnsi="Aptos" w:cs="Calibri"/>
+          <w:rFonts w:ascii="Calibri" w:eastAsia="Calibri" w:hAnsi="Calibri" w:cs="Calibri"/>
           <w:i/>
           <w:iCs/>
           <w:sz w:val="20"/>
@@ -327,14 +327,14 @@
         </w:tabs>
         <w:ind w:right="-90"/>
         <w:rPr>
-          <w:rFonts w:ascii="Aptos" w:eastAsia="Calibri" w:hAnsi="Aptos" w:cs="Calibri"/>
-          <w:sz w:val="20"/>
-          <w:szCs w:val="20"/>
-        </w:rPr>
-      </w:pPr>
-      <w:r>
-        <w:rPr>
-          <w:rFonts w:ascii="Aptos" w:eastAsia="Calibri" w:hAnsi="Aptos" w:cs="Calibri"/>
+          <w:rFonts w:ascii="Calibri" w:eastAsia="Calibri" w:hAnsi="Calibri" w:cs="Calibri"/>
+          <w:sz w:val="20"/>
+          <w:szCs w:val="20"/>
+        </w:rPr>
+      </w:pPr>
+      <w:r>
+        <w:rPr>
+          <w:rFonts w:ascii="Calibri" w:eastAsia="Calibri" w:hAnsi="Calibri" w:cs="Calibri"/>
           <w:sz w:val="20"/>
           <w:szCs w:val="20"/>
         </w:rPr>
@@ -342,7 +342,7 @@
       </w:r>
       <w:r>
         <w:rPr>
-          <w:rFonts w:ascii="Aptos" w:hAnsi="Aptos"/>
+          <w:rFonts w:ascii="Calibri" w:hAnsi="Calibri" w:cs="Calibri"/>
         </w:rPr>
         <w:tab/>
       </w:r>
@@ -354,7 +354,7 @@
           <w:tab w:val="left" w:pos="720"/>
         </w:tabs>
         <w:rPr>
-          <w:rFonts w:ascii="Aptos" w:eastAsia="Calibri" w:hAnsi="Aptos" w:cs="Calibri"/>
+          <w:rFonts w:ascii="Calibri" w:eastAsia="Calibri" w:hAnsi="Calibri" w:cs="Calibri"/>
           <w:sz w:val="22"/>
           <w:szCs w:val="22"/>
         </w:rPr>
@@ -367,12 +367,12 @@
           <w:tab w:val="left" w:pos="720"/>
         </w:tabs>
         <w:rPr>
-          <w:rFonts w:ascii="Aptos" w:hAnsi="Aptos"/>
-        </w:rPr>
-      </w:pPr>
-      <w:r>
-        <w:rPr>
-          <w:rFonts w:ascii="Aptos" w:eastAsia="Calibri" w:hAnsi="Aptos" w:cs="Calibri"/>
+          <w:rFonts w:ascii="Calibri" w:hAnsi="Calibri" w:cs="Calibri"/>
+        </w:rPr>
+      </w:pPr>
+      <w:r>
+        <w:rPr>
+          <w:rFonts w:ascii="Calibri" w:eastAsia="Calibri" w:hAnsi="Calibri" w:cs="Calibri"/>
           <w:b/>
           <w:bCs/>
           <w:sz w:val="22"/>
@@ -388,12 +388,12 @@
           <w:tab w:val="left" w:pos="720"/>
         </w:tabs>
         <w:rPr>
-          <w:rFonts w:ascii="Aptos" w:hAnsi="Aptos"/>
-        </w:rPr>
-      </w:pPr>
-      <w:r>
-        <w:rPr>
-          <w:rFonts w:ascii="Aptos" w:eastAsia="Calibri" w:hAnsi="Aptos" w:cs="Calibri"/>
+          <w:rFonts w:ascii="Calibri" w:hAnsi="Calibri" w:cs="Calibri"/>
+        </w:rPr>
+      </w:pPr>
+      <w:r>
+        <w:rPr>
+          <w:rFonts w:ascii="Calibri" w:eastAsia="Calibri" w:hAnsi="Calibri" w:cs="Calibri"/>
           <w:sz w:val="20"/>
           <w:szCs w:val="20"/>
         </w:rPr>
@@ -401,13 +401,13 @@
       </w:r>
       <w:r>
         <w:rPr>
-          <w:rFonts w:ascii="Aptos" w:hAnsi="Aptos"/>
+          <w:rFonts w:ascii="Calibri" w:hAnsi="Calibri" w:cs="Calibri"/>
         </w:rPr>
         <w:tab/>
       </w:r>
       <w:r>
         <w:rPr>
-          <w:rFonts w:ascii="Aptos" w:eastAsia="Calibri" w:hAnsi="Aptos" w:cs="Calibri"/>
+          <w:rFonts w:ascii="Calibri" w:eastAsia="Calibri" w:hAnsi="Calibri" w:cs="Calibri"/>
           <w:sz w:val="20"/>
           <w:szCs w:val="20"/>
         </w:rPr>
@@ -422,12 +422,12 @@
         </w:tabs>
         <w:ind w:left="780" w:hanging="780"/>
         <w:rPr>
-          <w:rFonts w:ascii="Aptos" w:hAnsi="Aptos"/>
-        </w:rPr>
-      </w:pPr>
-      <w:r>
-        <w:rPr>
-          <w:rFonts w:ascii="Aptos" w:eastAsia="Calibri" w:hAnsi="Aptos" w:cs="Calibri"/>
+          <w:rFonts w:ascii="Calibri" w:hAnsi="Calibri" w:cs="Calibri"/>
+        </w:rPr>
+      </w:pPr>
+      <w:r>
+        <w:rPr>
+          <w:rFonts w:ascii="Calibri" w:eastAsia="Calibri" w:hAnsi="Calibri" w:cs="Calibri"/>
           <w:sz w:val="20"/>
           <w:szCs w:val="20"/>
         </w:rPr>
@@ -435,13 +435,13 @@
       </w:r>
       <w:r>
         <w:rPr>
-          <w:rFonts w:ascii="Aptos" w:hAnsi="Aptos"/>
+          <w:rFonts w:ascii="Calibri" w:hAnsi="Calibri" w:cs="Calibri"/>
         </w:rPr>
         <w:tab/>
       </w:r>
       <w:r>
         <w:rPr>
-          <w:rFonts w:ascii="Aptos" w:eastAsia="Calibri" w:hAnsi="Aptos" w:cs="Calibri"/>
+          <w:rFonts w:ascii="Calibri" w:eastAsia="Calibri" w:hAnsi="Calibri" w:cs="Calibri"/>
           <w:sz w:val="20"/>
           <w:szCs w:val="20"/>
         </w:rPr>
@@ -455,12 +455,12 @@
           <w:tab w:val="left" w:pos="720"/>
         </w:tabs>
         <w:rPr>
-          <w:rFonts w:ascii="Aptos" w:hAnsi="Aptos"/>
-        </w:rPr>
-      </w:pPr>
-      <w:r>
-        <w:rPr>
-          <w:rFonts w:ascii="Aptos" w:eastAsia="Calibri" w:hAnsi="Aptos" w:cs="Calibri"/>
+          <w:rFonts w:ascii="Calibri" w:hAnsi="Calibri" w:cs="Calibri"/>
+        </w:rPr>
+      </w:pPr>
+      <w:r>
+        <w:rPr>
+          <w:rFonts w:ascii="Calibri" w:eastAsia="Calibri" w:hAnsi="Calibri" w:cs="Calibri"/>
           <w:sz w:val="20"/>
           <w:szCs w:val="20"/>
         </w:rPr>
@@ -468,13 +468,13 @@
       </w:r>
       <w:r>
         <w:rPr>
-          <w:rFonts w:ascii="Aptos" w:hAnsi="Aptos"/>
+          <w:rFonts w:ascii="Calibri" w:hAnsi="Calibri" w:cs="Calibri"/>
         </w:rPr>
         <w:tab/>
       </w:r>
       <w:r>
         <w:rPr>
-          <w:rFonts w:ascii="Aptos" w:eastAsia="Calibri" w:hAnsi="Aptos" w:cs="Calibri"/>
+          <w:rFonts w:ascii="Calibri" w:eastAsia="Calibri" w:hAnsi="Calibri" w:cs="Calibri"/>
           <w:sz w:val="20"/>
           <w:szCs w:val="20"/>
         </w:rPr>
@@ -488,12 +488,12 @@
           <w:tab w:val="left" w:pos="720"/>
         </w:tabs>
         <w:rPr>
-          <w:rFonts w:ascii="Aptos" w:hAnsi="Aptos"/>
-        </w:rPr>
-      </w:pPr>
-      <w:r>
-        <w:rPr>
-          <w:rFonts w:ascii="Aptos" w:eastAsia="Calibri" w:hAnsi="Aptos" w:cs="Calibri"/>
+          <w:rFonts w:ascii="Calibri" w:hAnsi="Calibri" w:cs="Calibri"/>
+        </w:rPr>
+      </w:pPr>
+      <w:r>
+        <w:rPr>
+          <w:rFonts w:ascii="Calibri" w:eastAsia="Calibri" w:hAnsi="Calibri" w:cs="Calibri"/>
           <w:sz w:val="20"/>
           <w:szCs w:val="20"/>
         </w:rPr>
@@ -501,13 +501,13 @@
       </w:r>
       <w:r>
         <w:rPr>
-          <w:rFonts w:ascii="Aptos" w:hAnsi="Aptos"/>
+          <w:rFonts w:ascii="Calibri" w:hAnsi="Calibri" w:cs="Calibri"/>
         </w:rPr>
         <w:tab/>
       </w:r>
       <w:r>
         <w:rPr>
-          <w:rFonts w:ascii="Aptos" w:eastAsia="Calibri" w:hAnsi="Aptos" w:cs="Calibri"/>
+          <w:rFonts w:ascii="Calibri" w:eastAsia="Calibri" w:hAnsi="Calibri" w:cs="Calibri"/>
           <w:sz w:val="20"/>
           <w:szCs w:val="20"/>
         </w:rPr>
@@ -521,12 +521,12 @@
           <w:tab w:val="left" w:pos="720"/>
         </w:tabs>
         <w:rPr>
-          <w:rFonts w:ascii="Aptos" w:hAnsi="Aptos"/>
-        </w:rPr>
-      </w:pPr>
-      <w:r>
-        <w:rPr>
-          <w:rFonts w:ascii="Aptos" w:eastAsia="Calibri" w:hAnsi="Aptos" w:cs="Calibri"/>
+          <w:rFonts w:ascii="Calibri" w:hAnsi="Calibri" w:cs="Calibri"/>
+        </w:rPr>
+      </w:pPr>
+      <w:r>
+        <w:rPr>
+          <w:rFonts w:ascii="Calibri" w:eastAsia="Calibri" w:hAnsi="Calibri" w:cs="Calibri"/>
           <w:sz w:val="20"/>
           <w:szCs w:val="20"/>
         </w:rPr>
@@ -534,13 +534,13 @@
       </w:r>
       <w:r>
         <w:rPr>
-          <w:rFonts w:ascii="Aptos" w:hAnsi="Aptos"/>
+          <w:rFonts w:ascii="Calibri" w:hAnsi="Calibri" w:cs="Calibri"/>
         </w:rPr>
         <w:tab/>
       </w:r>
       <w:r>
         <w:rPr>
-          <w:rFonts w:ascii="Aptos" w:eastAsia="Calibri" w:hAnsi="Aptos" w:cs="Calibri"/>
+          <w:rFonts w:ascii="Calibri" w:eastAsia="Calibri" w:hAnsi="Calibri" w:cs="Calibri"/>
           <w:sz w:val="20"/>
           <w:szCs w:val="20"/>
         </w:rPr>
@@ -554,12 +554,12 @@
           <w:tab w:val="left" w:pos="720"/>
         </w:tabs>
         <w:rPr>
-          <w:rFonts w:ascii="Aptos" w:hAnsi="Aptos"/>
-        </w:rPr>
-      </w:pPr>
-      <w:r>
-        <w:rPr>
-          <w:rFonts w:ascii="Aptos" w:eastAsia="Calibri" w:hAnsi="Aptos" w:cs="Calibri"/>
+          <w:rFonts w:ascii="Calibri" w:hAnsi="Calibri" w:cs="Calibri"/>
+        </w:rPr>
+      </w:pPr>
+      <w:r>
+        <w:rPr>
+          <w:rFonts w:ascii="Calibri" w:eastAsia="Calibri" w:hAnsi="Calibri" w:cs="Calibri"/>
           <w:sz w:val="20"/>
           <w:szCs w:val="20"/>
         </w:rPr>
@@ -573,12 +573,12 @@
           <w:tab w:val="left" w:pos="720"/>
         </w:tabs>
         <w:rPr>
-          <w:rFonts w:ascii="Aptos" w:hAnsi="Aptos"/>
-        </w:rPr>
-      </w:pPr>
-      <w:r>
-        <w:rPr>
-          <w:rFonts w:ascii="Aptos" w:eastAsia="Calibri" w:hAnsi="Aptos" w:cs="Calibri"/>
+          <w:rFonts w:ascii="Calibri" w:hAnsi="Calibri" w:cs="Calibri"/>
+        </w:rPr>
+      </w:pPr>
+      <w:r>
+        <w:rPr>
+          <w:rFonts w:ascii="Calibri" w:eastAsia="Calibri" w:hAnsi="Calibri" w:cs="Calibri"/>
           <w:sz w:val="20"/>
           <w:szCs w:val="20"/>
         </w:rPr>
@@ -592,12 +592,12 @@
           <w:tab w:val="left" w:pos="720"/>
         </w:tabs>
         <w:rPr>
-          <w:rFonts w:ascii="Aptos" w:hAnsi="Aptos"/>
-        </w:rPr>
-      </w:pPr>
-      <w:r>
-        <w:rPr>
-          <w:rFonts w:ascii="Aptos" w:eastAsia="Calibri" w:hAnsi="Aptos" w:cs="Calibri"/>
+          <w:rFonts w:ascii="Calibri" w:hAnsi="Calibri" w:cs="Calibri"/>
+        </w:rPr>
+      </w:pPr>
+      <w:r>
+        <w:rPr>
+          <w:rFonts w:ascii="Calibri" w:eastAsia="Calibri" w:hAnsi="Calibri" w:cs="Calibri"/>
           <w:color w:val="000000" w:themeColor="text1"/>
           <w:sz w:val="22"/>
           <w:szCs w:val="22"/>
@@ -612,7 +612,7 @@
           <w:tab w:val="left" w:pos="720"/>
         </w:tabs>
         <w:rPr>
-          <w:rFonts w:ascii="Aptos" w:eastAsia="Calibri" w:hAnsi="Aptos" w:cs="Calibri"/>
+          <w:rFonts w:ascii="Calibri" w:eastAsia="Calibri" w:hAnsi="Calibri" w:cs="Calibri"/>
           <w:b/>
           <w:bCs/>
           <w:color w:val="000000" w:themeColor="text1"/>
@@ -622,7 +622,7 @@
       </w:pPr>
       <w:r>
         <w:rPr>
-          <w:rFonts w:ascii="Aptos" w:eastAsia="Calibri" w:hAnsi="Aptos" w:cs="Calibri"/>
+          <w:rFonts w:ascii="Calibri" w:eastAsia="Calibri" w:hAnsi="Calibri" w:cs="Calibri"/>
           <w:b/>
           <w:bCs/>
           <w:color w:val="000000" w:themeColor="text1"/>
@@ -637,81 +637,132 @@
         <w:pStyle w:val="ListParagraph"/>
         <w:ind w:hanging="360"/>
         <w:rPr>
-          <w:rFonts w:ascii="Aptos" w:eastAsia="Calibri" w:hAnsi="Aptos" w:cs="Calibri"/>
+          <w:rFonts w:ascii="Calibri" w:eastAsia="Calibri" w:hAnsi="Calibri" w:cs="Calibri"/>
+          <w:sz w:val="20"/>
+          <w:szCs w:val="20"/>
+        </w:rPr>
+      </w:pPr>
+      <w:r>
+        <w:rPr>
+          <w:rFonts w:ascii="Calibri" w:eastAsia="Calibri" w:hAnsi="Calibri" w:cs="Calibri"/>
+          <w:sz w:val="20"/>
+          <w:szCs w:val="20"/>
+        </w:rPr>
+        <w:t xml:space="preserve">Clipperton, J., Bitsikokos, L. (2025) You don’t get to tell me about sad: Swiftian Saudade in Taylor Swift’s lyrics. </w:t>
+      </w:r>
+      <w:r>
+        <w:rPr>
+          <w:rFonts w:ascii="Calibri" w:eastAsia="Calibri" w:hAnsi="Calibri" w:cs="Calibri"/>
           <w:i/>
           <w:iCs/>
           <w:sz w:val="20"/>
           <w:szCs w:val="20"/>
         </w:rPr>
-      </w:pPr>
-      <w:r>
-        <w:rPr>
-          <w:rFonts w:ascii="Aptos" w:eastAsia="Calibri" w:hAnsi="Aptos" w:cs="Calibri"/>
-          <w:sz w:val="20"/>
-          <w:szCs w:val="20"/>
-        </w:rPr>
-        <w:t xml:space="preserve">Clipperton, J., Bitsikokos, L. (2025) You don’t get to tell me about sad: Swiftian Saudade in Taylor Swift’s lyrics. </w:t>
-      </w:r>
-      <w:r>
-        <w:rPr>
-          <w:rFonts w:ascii="Aptos" w:eastAsia="Calibri" w:hAnsi="Aptos" w:cs="Calibri"/>
+        <w:t>Psychology of Aesthetics, Creativity, and the Arts.</w:t>
+      </w:r>
+      <w:r>
+        <w:t xml:space="preserve"> </w:t>
+      </w:r>
+      <w:r>
+        <w:rPr>
+          <w:rFonts w:ascii="Calibri" w:eastAsia="Calibri" w:hAnsi="Calibri" w:cs="Calibri"/>
+          <w:sz w:val="20"/>
+          <w:szCs w:val="20"/>
+        </w:rPr>
+        <w:t>Advance online publication.</w:t>
+      </w:r>
+      <w:r>
+        <w:rPr>
+          <w:rFonts w:ascii="Calibri" w:eastAsia="Calibri" w:hAnsi="Calibri" w:cs="Calibri"/>
+          <w:sz w:val="20"/>
+          <w:szCs w:val="20"/>
+        </w:rPr>
+        <w:t xml:space="preserve"> </w:t>
+      </w:r>
+      <w:proofErr w:type="spellStart"/>
+      <w:r>
+        <w:rPr>
+          <w:rFonts w:ascii="Calibri" w:eastAsia="Calibri" w:hAnsi="Calibri" w:cs="Calibri"/>
+          <w:sz w:val="20"/>
+          <w:szCs w:val="20"/>
+        </w:rPr>
+        <w:t>doi</w:t>
+      </w:r>
+      <w:proofErr w:type="spellEnd"/>
+      <w:r>
+        <w:rPr>
+          <w:rFonts w:ascii="Calibri" w:eastAsia="Calibri" w:hAnsi="Calibri" w:cs="Calibri"/>
+          <w:sz w:val="20"/>
+          <w:szCs w:val="20"/>
+        </w:rPr>
+        <w:t xml:space="preserve">: </w:t>
+      </w:r>
+      <w:r>
+        <w:rPr>
+          <w:rFonts w:ascii="Calibri" w:eastAsia="Calibri" w:hAnsi="Calibri" w:cs="Calibri"/>
+          <w:sz w:val="20"/>
+          <w:szCs w:val="20"/>
+        </w:rPr>
+        <w:t>10.1037/aca0000810</w:t>
+      </w:r>
+      <w:r>
+        <w:rPr>
+          <w:rFonts w:ascii="Calibri" w:eastAsia="Calibri" w:hAnsi="Calibri" w:cs="Calibri"/>
+          <w:sz w:val="20"/>
+          <w:szCs w:val="20"/>
+        </w:rPr>
+        <w:t xml:space="preserve"> </w:t>
+      </w:r>
+    </w:p>
+    <w:p>
+      <w:pPr>
+        <w:pStyle w:val="ListParagraph"/>
+        <w:ind w:hanging="360"/>
+        <w:rPr>
+          <w:rFonts w:ascii="Calibri" w:eastAsia="Calibri" w:hAnsi="Calibri" w:cs="Calibri"/>
+          <w:sz w:val="20"/>
+          <w:szCs w:val="20"/>
+        </w:rPr>
+      </w:pPr>
+      <w:r>
+        <w:rPr>
+          <w:rFonts w:ascii="Calibri" w:eastAsia="Calibri" w:hAnsi="Calibri" w:cs="Calibri"/>
+          <w:sz w:val="20"/>
+          <w:szCs w:val="20"/>
+        </w:rPr>
+        <w:t xml:space="preserve">Alter, K., Clipperton, J., Schraudenbach, E., &amp; Rozier, L. (2020). Gender and Status in American Political Science: Who Determines Whether a Scholar Is Noteworthy? </w:t>
+      </w:r>
+      <w:r>
+        <w:rPr>
+          <w:rFonts w:ascii="Calibri" w:eastAsia="Calibri" w:hAnsi="Calibri" w:cs="Calibri"/>
           <w:i/>
           <w:iCs/>
           <w:sz w:val="20"/>
           <w:szCs w:val="20"/>
         </w:rPr>
-        <w:t>Psychology of Creativity, Aesthetics &amp; the Arts</w:t>
-      </w:r>
-    </w:p>
-    <w:p>
-      <w:pPr>
-        <w:pStyle w:val="ListParagraph"/>
-        <w:ind w:hanging="360"/>
-        <w:rPr>
-          <w:rFonts w:ascii="Aptos" w:eastAsia="Calibri" w:hAnsi="Aptos" w:cs="Calibri"/>
-          <w:sz w:val="20"/>
-          <w:szCs w:val="20"/>
-        </w:rPr>
-      </w:pPr>
-      <w:r>
-        <w:rPr>
-          <w:rFonts w:ascii="Aptos" w:eastAsia="Calibri" w:hAnsi="Aptos" w:cs="Calibri"/>
-          <w:sz w:val="20"/>
-          <w:szCs w:val="20"/>
-        </w:rPr>
-        <w:t xml:space="preserve">Alter, K., Clipperton, J., Schraudenbach, E., &amp; Rozier, L. (2020). Gender and Status in American Political Science: Who Determines Whether a Scholar Is Noteworthy? </w:t>
-      </w:r>
-      <w:r>
-        <w:rPr>
-          <w:rFonts w:ascii="Aptos" w:eastAsia="Calibri" w:hAnsi="Aptos" w:cs="Calibri"/>
+        <w:t>Perspectives on Politics,</w:t>
+      </w:r>
+      <w:r>
+        <w:rPr>
+          <w:rFonts w:ascii="Calibri" w:eastAsia="Calibri" w:hAnsi="Calibri" w:cs="Calibri"/>
+          <w:sz w:val="20"/>
+          <w:szCs w:val="20"/>
+        </w:rPr>
+        <w:t xml:space="preserve"> </w:t>
+      </w:r>
+      <w:r>
+        <w:rPr>
+          <w:rFonts w:ascii="Calibri" w:eastAsia="Calibri" w:hAnsi="Calibri" w:cs="Calibri"/>
           <w:i/>
           <w:iCs/>
           <w:sz w:val="20"/>
           <w:szCs w:val="20"/>
         </w:rPr>
-        <w:t>Perspectives on Politics,</w:t>
-      </w:r>
-      <w:r>
-        <w:rPr>
-          <w:rFonts w:ascii="Aptos" w:eastAsia="Calibri" w:hAnsi="Aptos" w:cs="Calibri"/>
-          <w:sz w:val="20"/>
-          <w:szCs w:val="20"/>
-        </w:rPr>
-        <w:t xml:space="preserve"> </w:t>
-      </w:r>
-      <w:r>
-        <w:rPr>
-          <w:rFonts w:ascii="Aptos" w:eastAsia="Calibri" w:hAnsi="Aptos" w:cs="Calibri"/>
-          <w:i/>
-          <w:iCs/>
-          <w:sz w:val="20"/>
-          <w:szCs w:val="20"/>
-        </w:rPr>
         <w:t>18</w:t>
       </w:r>
       <w:r>
         <w:rPr>
-          <w:rFonts w:ascii="Aptos" w:eastAsia="Calibri" w:hAnsi="Aptos" w:cs="Calibri"/>
+          <w:rFonts w:ascii="Calibri" w:eastAsia="Calibri" w:hAnsi="Calibri" w:cs="Calibri"/>
           <w:sz w:val="20"/>
           <w:szCs w:val="20"/>
         </w:rPr>
@@ -725,7 +776,7 @@
           <w:tab w:val="left" w:pos="720"/>
         </w:tabs>
         <w:rPr>
-          <w:rFonts w:ascii="Aptos" w:eastAsia="Calibri" w:hAnsi="Aptos" w:cs="Calibri"/>
+          <w:rFonts w:ascii="Calibri" w:eastAsia="Calibri" w:hAnsi="Calibri" w:cs="Calibri"/>
           <w:b/>
           <w:bCs/>
           <w:color w:val="000000" w:themeColor="text1"/>
@@ -741,7 +792,7 @@
           <w:tab w:val="left" w:pos="720"/>
         </w:tabs>
         <w:rPr>
-          <w:rFonts w:ascii="Aptos" w:eastAsia="Calibri" w:hAnsi="Aptos" w:cs="Calibri"/>
+          <w:rFonts w:ascii="Calibri" w:eastAsia="Calibri" w:hAnsi="Calibri" w:cs="Calibri"/>
           <w:b/>
           <w:bCs/>
           <w:color w:val="000000" w:themeColor="text1"/>
@@ -749,26 +800,53 @@
           <w:szCs w:val="22"/>
         </w:rPr>
       </w:pPr>
-    </w:p>
-    <w:p>
-      <w:pPr>
-        <w:tabs>
-          <w:tab w:val="left" w:pos="360"/>
-          <w:tab w:val="left" w:pos="720"/>
-        </w:tabs>
-        <w:rPr>
-          <w:rFonts w:ascii="Aptos" w:hAnsi="Aptos"/>
-        </w:rPr>
-      </w:pPr>
-      <w:r>
-        <w:rPr>
-          <w:rFonts w:ascii="Aptos" w:eastAsia="Calibri" w:hAnsi="Aptos" w:cs="Calibri"/>
+      <w:r>
+        <w:rPr>
+          <w:rFonts w:ascii="Calibri" w:eastAsia="Calibri" w:hAnsi="Calibri" w:cs="Calibri"/>
           <w:b/>
           <w:bCs/>
           <w:color w:val="000000" w:themeColor="text1"/>
           <w:sz w:val="22"/>
           <w:szCs w:val="22"/>
         </w:rPr>
+        <w:t>Books and Instructional Texts</w:t>
+      </w:r>
+    </w:p>
+    <w:p>
+      <w:pPr>
+        <w:tabs>
+          <w:tab w:val="left" w:pos="360"/>
+          <w:tab w:val="left" w:pos="720"/>
+        </w:tabs>
+        <w:rPr>
+          <w:rFonts w:ascii="Calibri" w:eastAsia="Calibri" w:hAnsi="Calibri" w:cs="Calibri"/>
+          <w:b/>
+          <w:bCs/>
+          <w:color w:val="000000" w:themeColor="text1"/>
+          <w:sz w:val="22"/>
+          <w:szCs w:val="22"/>
+        </w:rPr>
+      </w:pPr>
+    </w:p>
+    <w:p>
+      <w:pPr>
+        <w:tabs>
+          <w:tab w:val="left" w:pos="360"/>
+          <w:tab w:val="left" w:pos="720"/>
+        </w:tabs>
+        <w:rPr>
+          <w:rFonts w:ascii="Calibri" w:hAnsi="Calibri" w:cs="Calibri"/>
+        </w:rPr>
+      </w:pPr>
+      <w:r>
+        <w:rPr>
+          <w:rFonts w:ascii="Calibri" w:eastAsia="Calibri" w:hAnsi="Calibri" w:cs="Calibri"/>
+          <w:b/>
+          <w:bCs/>
+          <w:color w:val="000000" w:themeColor="text1"/>
+          <w:sz w:val="22"/>
+          <w:szCs w:val="22"/>
+        </w:rPr>
         <w:t>Specialized Training</w:t>
       </w:r>
     </w:p>
@@ -780,12 +858,12 @@
         </w:tabs>
         <w:spacing w:line="257" w:lineRule="auto"/>
         <w:rPr>
-          <w:rFonts w:ascii="Aptos" w:hAnsi="Aptos"/>
-        </w:rPr>
-      </w:pPr>
-      <w:r>
-        <w:rPr>
-          <w:rFonts w:ascii="Aptos" w:eastAsia="Calibri" w:hAnsi="Aptos" w:cs="Calibri"/>
+          <w:rFonts w:ascii="Calibri" w:hAnsi="Calibri" w:cs="Calibri"/>
+        </w:rPr>
+      </w:pPr>
+      <w:r>
+        <w:rPr>
+          <w:rFonts w:ascii="Calibri" w:eastAsia="Calibri" w:hAnsi="Calibri" w:cs="Calibri"/>
           <w:sz w:val="20"/>
           <w:szCs w:val="20"/>
         </w:rPr>
@@ -793,7 +871,7 @@
       </w:r>
       <w:r>
         <w:rPr>
-          <w:rFonts w:ascii="Aptos" w:hAnsi="Aptos"/>
+          <w:rFonts w:ascii="Calibri" w:hAnsi="Calibri" w:cs="Calibri"/>
         </w:rPr>
         <w:tab/>
       </w:r>
@@ -801,7 +879,7 @@
         <w:r>
           <w:rPr>
             <w:rStyle w:val="Hyperlink"/>
-            <w:rFonts w:ascii="Aptos" w:eastAsia="Calibri" w:hAnsi="Aptos" w:cs="Calibri"/>
+            <w:rFonts w:ascii="Calibri" w:eastAsia="Calibri" w:hAnsi="Calibri" w:cs="Calibri"/>
             <w:sz w:val="20"/>
             <w:szCs w:val="20"/>
           </w:rPr>
@@ -817,12 +895,12 @@
         </w:tabs>
         <w:spacing w:line="257" w:lineRule="auto"/>
         <w:rPr>
-          <w:rFonts w:ascii="Aptos" w:hAnsi="Aptos"/>
-        </w:rPr>
-      </w:pPr>
-      <w:r>
-        <w:rPr>
-          <w:rFonts w:ascii="Aptos" w:eastAsia="Calibri" w:hAnsi="Aptos" w:cs="Calibri"/>
+          <w:rFonts w:ascii="Calibri" w:hAnsi="Calibri" w:cs="Calibri"/>
+        </w:rPr>
+      </w:pPr>
+      <w:r>
+        <w:rPr>
+          <w:rFonts w:ascii="Calibri" w:eastAsia="Calibri" w:hAnsi="Calibri" w:cs="Calibri"/>
           <w:sz w:val="20"/>
           <w:szCs w:val="20"/>
         </w:rPr>
@@ -830,13 +908,13 @@
       </w:r>
       <w:r>
         <w:rPr>
-          <w:rFonts w:ascii="Aptos" w:hAnsi="Aptos"/>
+          <w:rFonts w:ascii="Calibri" w:hAnsi="Calibri" w:cs="Calibri"/>
         </w:rPr>
         <w:tab/>
       </w:r>
       <w:r>
         <w:rPr>
-          <w:rFonts w:ascii="Aptos" w:eastAsia="Calibri" w:hAnsi="Aptos" w:cs="Calibri"/>
+          <w:rFonts w:ascii="Calibri" w:eastAsia="Calibri" w:hAnsi="Calibri" w:cs="Calibri"/>
           <w:sz w:val="20"/>
           <w:szCs w:val="20"/>
         </w:rPr>
@@ -851,12 +929,12 @@
         </w:tabs>
         <w:spacing w:line="257" w:lineRule="auto"/>
         <w:rPr>
-          <w:rFonts w:ascii="Aptos" w:hAnsi="Aptos"/>
-        </w:rPr>
-      </w:pPr>
-      <w:r>
-        <w:rPr>
-          <w:rFonts w:ascii="Aptos" w:eastAsia="Calibri" w:hAnsi="Aptos" w:cs="Calibri"/>
+          <w:rFonts w:ascii="Calibri" w:hAnsi="Calibri" w:cs="Calibri"/>
+        </w:rPr>
+      </w:pPr>
+      <w:r>
+        <w:rPr>
+          <w:rFonts w:ascii="Calibri" w:eastAsia="Calibri" w:hAnsi="Calibri" w:cs="Calibri"/>
           <w:sz w:val="20"/>
           <w:szCs w:val="20"/>
         </w:rPr>
@@ -864,13 +942,13 @@
       </w:r>
       <w:r>
         <w:rPr>
-          <w:rFonts w:ascii="Aptos" w:hAnsi="Aptos"/>
+          <w:rFonts w:ascii="Calibri" w:hAnsi="Calibri" w:cs="Calibri"/>
         </w:rPr>
         <w:tab/>
       </w:r>
       <w:r>
         <w:rPr>
-          <w:rFonts w:ascii="Aptos" w:eastAsia="Calibri" w:hAnsi="Aptos" w:cs="Calibri"/>
+          <w:rFonts w:ascii="Calibri" w:eastAsia="Calibri" w:hAnsi="Calibri" w:cs="Calibri"/>
           <w:sz w:val="20"/>
           <w:szCs w:val="20"/>
         </w:rPr>
@@ -884,12 +962,12 @@
           <w:tab w:val="right" w:pos="9627"/>
         </w:tabs>
         <w:rPr>
-          <w:rFonts w:ascii="Aptos" w:hAnsi="Aptos"/>
-        </w:rPr>
-      </w:pPr>
-      <w:r>
-        <w:rPr>
-          <w:rFonts w:ascii="Aptos" w:eastAsia="Calibri" w:hAnsi="Aptos" w:cs="Calibri"/>
+          <w:rFonts w:ascii="Calibri" w:hAnsi="Calibri" w:cs="Calibri"/>
+        </w:rPr>
+      </w:pPr>
+      <w:r>
+        <w:rPr>
+          <w:rFonts w:ascii="Calibri" w:eastAsia="Calibri" w:hAnsi="Calibri" w:cs="Calibri"/>
           <w:sz w:val="20"/>
           <w:szCs w:val="20"/>
         </w:rPr>
@@ -897,13 +975,13 @@
       </w:r>
       <w:r>
         <w:rPr>
-          <w:rFonts w:ascii="Aptos" w:hAnsi="Aptos"/>
+          <w:rFonts w:ascii="Calibri" w:hAnsi="Calibri" w:cs="Calibri"/>
         </w:rPr>
         <w:tab/>
       </w:r>
       <w:r>
         <w:rPr>
-          <w:rFonts w:ascii="Aptos" w:eastAsia="Calibri" w:hAnsi="Aptos" w:cs="Calibri"/>
+          <w:rFonts w:ascii="Calibri" w:eastAsia="Calibri" w:hAnsi="Calibri" w:cs="Calibri"/>
           <w:sz w:val="20"/>
           <w:szCs w:val="20"/>
         </w:rPr>
@@ -917,12 +995,12 @@
           <w:tab w:val="right" w:pos="9627"/>
         </w:tabs>
         <w:rPr>
-          <w:rFonts w:ascii="Aptos" w:hAnsi="Aptos"/>
-        </w:rPr>
-      </w:pPr>
-      <w:r>
-        <w:rPr>
-          <w:rFonts w:ascii="Aptos" w:eastAsia="Calibri" w:hAnsi="Aptos" w:cs="Calibri"/>
+          <w:rFonts w:ascii="Calibri" w:hAnsi="Calibri" w:cs="Calibri"/>
+        </w:rPr>
+      </w:pPr>
+      <w:r>
+        <w:rPr>
+          <w:rFonts w:ascii="Calibri" w:eastAsia="Calibri" w:hAnsi="Calibri" w:cs="Calibri"/>
           <w:sz w:val="20"/>
           <w:szCs w:val="20"/>
         </w:rPr>
@@ -930,13 +1008,13 @@
       </w:r>
       <w:r>
         <w:rPr>
-          <w:rFonts w:ascii="Aptos" w:hAnsi="Aptos"/>
+          <w:rFonts w:ascii="Calibri" w:hAnsi="Calibri" w:cs="Calibri"/>
         </w:rPr>
         <w:tab/>
       </w:r>
       <w:r>
         <w:rPr>
-          <w:rFonts w:ascii="Aptos" w:eastAsia="Calibri" w:hAnsi="Aptos" w:cs="Calibri"/>
+          <w:rFonts w:ascii="Calibri" w:eastAsia="Calibri" w:hAnsi="Calibri" w:cs="Calibri"/>
           <w:sz w:val="20"/>
           <w:szCs w:val="20"/>
         </w:rPr>
@@ -950,12 +1028,12 @@
           <w:tab w:val="right" w:pos="9627"/>
         </w:tabs>
         <w:rPr>
-          <w:rFonts w:ascii="Aptos" w:hAnsi="Aptos"/>
-        </w:rPr>
-      </w:pPr>
-      <w:r>
-        <w:rPr>
-          <w:rFonts w:ascii="Aptos" w:eastAsia="Calibri" w:hAnsi="Aptos" w:cs="Calibri"/>
+          <w:rFonts w:ascii="Calibri" w:hAnsi="Calibri" w:cs="Calibri"/>
+        </w:rPr>
+      </w:pPr>
+      <w:r>
+        <w:rPr>
+          <w:rFonts w:ascii="Calibri" w:eastAsia="Calibri" w:hAnsi="Calibri" w:cs="Calibri"/>
           <w:sz w:val="20"/>
           <w:szCs w:val="20"/>
         </w:rPr>
@@ -963,13 +1041,13 @@
       </w:r>
       <w:r>
         <w:rPr>
-          <w:rFonts w:ascii="Aptos" w:hAnsi="Aptos"/>
+          <w:rFonts w:ascii="Calibri" w:hAnsi="Calibri" w:cs="Calibri"/>
         </w:rPr>
         <w:tab/>
       </w:r>
       <w:r>
         <w:rPr>
-          <w:rFonts w:ascii="Aptos" w:eastAsia="Calibri" w:hAnsi="Aptos" w:cs="Calibri"/>
+          <w:rFonts w:ascii="Calibri" w:eastAsia="Calibri" w:hAnsi="Calibri" w:cs="Calibri"/>
           <w:sz w:val="20"/>
           <w:szCs w:val="20"/>
         </w:rPr>
@@ -983,12 +1061,12 @@
           <w:tab w:val="right" w:pos="9627"/>
         </w:tabs>
         <w:rPr>
-          <w:rFonts w:ascii="Aptos" w:hAnsi="Aptos"/>
-        </w:rPr>
-      </w:pPr>
-      <w:r>
-        <w:rPr>
-          <w:rFonts w:ascii="Aptos" w:eastAsia="Calibri" w:hAnsi="Aptos" w:cs="Calibri"/>
+          <w:rFonts w:ascii="Calibri" w:hAnsi="Calibri" w:cs="Calibri"/>
+        </w:rPr>
+      </w:pPr>
+      <w:r>
+        <w:rPr>
+          <w:rFonts w:ascii="Calibri" w:eastAsia="Calibri" w:hAnsi="Calibri" w:cs="Calibri"/>
           <w:sz w:val="20"/>
           <w:szCs w:val="20"/>
         </w:rPr>
@@ -996,13 +1074,13 @@
       </w:r>
       <w:r>
         <w:rPr>
-          <w:rFonts w:ascii="Aptos" w:hAnsi="Aptos"/>
+          <w:rFonts w:ascii="Calibri" w:hAnsi="Calibri" w:cs="Calibri"/>
         </w:rPr>
         <w:tab/>
       </w:r>
       <w:r>
         <w:rPr>
-          <w:rFonts w:ascii="Aptos" w:eastAsia="Calibri" w:hAnsi="Aptos" w:cs="Calibri"/>
+          <w:rFonts w:ascii="Calibri" w:eastAsia="Calibri" w:hAnsi="Calibri" w:cs="Calibri"/>
           <w:sz w:val="20"/>
           <w:szCs w:val="20"/>
         </w:rPr>
@@ -1016,12 +1094,12 @@
           <w:tab w:val="right" w:pos="9627"/>
         </w:tabs>
         <w:rPr>
-          <w:rFonts w:ascii="Aptos" w:hAnsi="Aptos"/>
-        </w:rPr>
-      </w:pPr>
-      <w:r>
-        <w:rPr>
-          <w:rFonts w:ascii="Aptos" w:eastAsia="Calibri" w:hAnsi="Aptos" w:cs="Calibri"/>
+          <w:rFonts w:ascii="Calibri" w:hAnsi="Calibri" w:cs="Calibri"/>
+        </w:rPr>
+      </w:pPr>
+      <w:r>
+        <w:rPr>
+          <w:rFonts w:ascii="Calibri" w:eastAsia="Calibri" w:hAnsi="Calibri" w:cs="Calibri"/>
           <w:sz w:val="20"/>
           <w:szCs w:val="20"/>
         </w:rPr>
@@ -1029,13 +1107,13 @@
       </w:r>
       <w:r>
         <w:rPr>
-          <w:rFonts w:ascii="Aptos" w:hAnsi="Aptos"/>
+          <w:rFonts w:ascii="Calibri" w:hAnsi="Calibri" w:cs="Calibri"/>
         </w:rPr>
         <w:tab/>
       </w:r>
       <w:r>
         <w:rPr>
-          <w:rFonts w:ascii="Aptos" w:eastAsia="Calibri" w:hAnsi="Aptos" w:cs="Calibri"/>
+          <w:rFonts w:ascii="Calibri" w:eastAsia="Calibri" w:hAnsi="Calibri" w:cs="Calibri"/>
           <w:sz w:val="20"/>
           <w:szCs w:val="20"/>
         </w:rPr>
@@ -1049,12 +1127,12 @@
           <w:tab w:val="left" w:pos="720"/>
         </w:tabs>
         <w:rPr>
-          <w:rFonts w:ascii="Aptos" w:hAnsi="Aptos"/>
-        </w:rPr>
-      </w:pPr>
-      <w:r>
-        <w:rPr>
-          <w:rFonts w:ascii="Aptos" w:eastAsia="Calibri" w:hAnsi="Aptos" w:cs="Calibri"/>
+          <w:rFonts w:ascii="Calibri" w:hAnsi="Calibri" w:cs="Calibri"/>
+        </w:rPr>
+      </w:pPr>
+      <w:r>
+        <w:rPr>
+          <w:rFonts w:ascii="Calibri" w:eastAsia="Calibri" w:hAnsi="Calibri" w:cs="Calibri"/>
           <w:color w:val="000000" w:themeColor="text1"/>
           <w:sz w:val="22"/>
           <w:szCs w:val="22"/>
@@ -1069,12 +1147,12 @@
           <w:tab w:val="left" w:pos="720"/>
         </w:tabs>
         <w:rPr>
-          <w:rFonts w:ascii="Aptos" w:hAnsi="Aptos"/>
-        </w:rPr>
-      </w:pPr>
-      <w:r>
-        <w:rPr>
-          <w:rFonts w:ascii="Aptos" w:eastAsia="Calibri" w:hAnsi="Aptos" w:cs="Calibri"/>
+          <w:rFonts w:ascii="Calibri" w:hAnsi="Calibri" w:cs="Calibri"/>
+        </w:rPr>
+      </w:pPr>
+      <w:r>
+        <w:rPr>
+          <w:rFonts w:ascii="Calibri" w:eastAsia="Calibri" w:hAnsi="Calibri" w:cs="Calibri"/>
           <w:b/>
           <w:bCs/>
           <w:sz w:val="22"/>
@@ -1092,12 +1170,12 @@
         </w:tabs>
         <w:ind w:left="288"/>
         <w:rPr>
-          <w:rFonts w:ascii="Aptos" w:hAnsi="Aptos"/>
-        </w:rPr>
-      </w:pPr>
-      <w:r>
-        <w:rPr>
-          <w:rFonts w:ascii="Aptos" w:eastAsia="Calibri" w:hAnsi="Aptos" w:cs="Calibri"/>
+          <w:rFonts w:ascii="Calibri" w:hAnsi="Calibri" w:cs="Calibri"/>
+        </w:rPr>
+      </w:pPr>
+      <w:r>
+        <w:rPr>
+          <w:rFonts w:ascii="Calibri" w:eastAsia="Calibri" w:hAnsi="Calibri" w:cs="Calibri"/>
           <w:sz w:val="20"/>
           <w:szCs w:val="20"/>
         </w:rPr>
@@ -1105,7 +1183,7 @@
       </w:r>
       <w:r>
         <w:rPr>
-          <w:rFonts w:ascii="Aptos" w:eastAsia="Calibri" w:hAnsi="Aptos" w:cs="Calibri"/>
+          <w:rFonts w:ascii="Calibri" w:eastAsia="Calibri" w:hAnsi="Calibri" w:cs="Calibri"/>
           <w:color w:val="000000" w:themeColor="text1"/>
           <w:sz w:val="20"/>
           <w:szCs w:val="20"/>
@@ -1122,12 +1200,12 @@
         </w:tabs>
         <w:ind w:left="288"/>
         <w:rPr>
-          <w:rFonts w:ascii="Aptos" w:hAnsi="Aptos"/>
-        </w:rPr>
-      </w:pPr>
-      <w:r>
-        <w:rPr>
-          <w:rFonts w:ascii="Aptos" w:eastAsia="Calibri" w:hAnsi="Aptos" w:cs="Calibri"/>
+          <w:rFonts w:ascii="Calibri" w:hAnsi="Calibri" w:cs="Calibri"/>
+        </w:rPr>
+      </w:pPr>
+      <w:r>
+        <w:rPr>
+          <w:rFonts w:ascii="Calibri" w:eastAsia="Calibri" w:hAnsi="Calibri" w:cs="Calibri"/>
           <w:color w:val="000000" w:themeColor="text1"/>
           <w:sz w:val="20"/>
           <w:szCs w:val="20"/>
@@ -1144,12 +1222,12 @@
         </w:tabs>
         <w:ind w:left="288"/>
         <w:rPr>
-          <w:rFonts w:ascii="Aptos" w:hAnsi="Aptos"/>
-        </w:rPr>
-      </w:pPr>
-      <w:r>
-        <w:rPr>
-          <w:rFonts w:ascii="Aptos" w:eastAsia="Calibri" w:hAnsi="Aptos" w:cs="Calibri"/>
+          <w:rFonts w:ascii="Calibri" w:hAnsi="Calibri" w:cs="Calibri"/>
+        </w:rPr>
+      </w:pPr>
+      <w:r>
+        <w:rPr>
+          <w:rFonts w:ascii="Calibri" w:eastAsia="Calibri" w:hAnsi="Calibri" w:cs="Calibri"/>
           <w:color w:val="000000" w:themeColor="text1"/>
           <w:sz w:val="20"/>
           <w:szCs w:val="20"/>
@@ -1166,12 +1244,12 @@
         </w:tabs>
         <w:ind w:left="288"/>
         <w:rPr>
-          <w:rFonts w:ascii="Aptos" w:hAnsi="Aptos"/>
-        </w:rPr>
-      </w:pPr>
-      <w:r>
-        <w:rPr>
-          <w:rFonts w:ascii="Aptos" w:eastAsia="Calibri" w:hAnsi="Aptos" w:cs="Calibri"/>
+          <w:rFonts w:ascii="Calibri" w:hAnsi="Calibri" w:cs="Calibri"/>
+        </w:rPr>
+      </w:pPr>
+      <w:r>
+        <w:rPr>
+          <w:rFonts w:ascii="Calibri" w:eastAsia="Calibri" w:hAnsi="Calibri" w:cs="Calibri"/>
           <w:color w:val="000000" w:themeColor="text1"/>
           <w:sz w:val="20"/>
           <w:szCs w:val="20"/>
@@ -1188,12 +1266,12 @@
         </w:tabs>
         <w:ind w:left="288"/>
         <w:rPr>
-          <w:rFonts w:ascii="Aptos" w:hAnsi="Aptos"/>
-        </w:rPr>
-      </w:pPr>
-      <w:r>
-        <w:rPr>
-          <w:rFonts w:ascii="Aptos" w:eastAsia="Calibri" w:hAnsi="Aptos" w:cs="Calibri"/>
+          <w:rFonts w:ascii="Calibri" w:hAnsi="Calibri" w:cs="Calibri"/>
+        </w:rPr>
+      </w:pPr>
+      <w:r>
+        <w:rPr>
+          <w:rFonts w:ascii="Calibri" w:eastAsia="Calibri" w:hAnsi="Calibri" w:cs="Calibri"/>
           <w:color w:val="000000" w:themeColor="text1"/>
           <w:sz w:val="20"/>
           <w:szCs w:val="20"/>
@@ -1210,12 +1288,12 @@
         </w:tabs>
         <w:ind w:left="288"/>
         <w:rPr>
-          <w:rFonts w:ascii="Aptos" w:hAnsi="Aptos"/>
-        </w:rPr>
-      </w:pPr>
-      <w:r>
-        <w:rPr>
-          <w:rFonts w:ascii="Aptos" w:eastAsia="Calibri" w:hAnsi="Aptos" w:cs="Calibri"/>
+          <w:rFonts w:ascii="Calibri" w:hAnsi="Calibri" w:cs="Calibri"/>
+        </w:rPr>
+      </w:pPr>
+      <w:r>
+        <w:rPr>
+          <w:rFonts w:ascii="Calibri" w:eastAsia="Calibri" w:hAnsi="Calibri" w:cs="Calibri"/>
           <w:color w:val="000000" w:themeColor="text1"/>
           <w:sz w:val="20"/>
           <w:szCs w:val="20"/>
@@ -1232,12 +1310,12 @@
         </w:tabs>
         <w:ind w:left="288"/>
         <w:rPr>
-          <w:rFonts w:ascii="Aptos" w:hAnsi="Aptos"/>
-        </w:rPr>
-      </w:pPr>
-      <w:r>
-        <w:rPr>
-          <w:rFonts w:ascii="Aptos" w:eastAsia="Calibri" w:hAnsi="Aptos" w:cs="Calibri"/>
+          <w:rFonts w:ascii="Calibri" w:hAnsi="Calibri" w:cs="Calibri"/>
+        </w:rPr>
+      </w:pPr>
+      <w:r>
+        <w:rPr>
+          <w:rFonts w:ascii="Calibri" w:eastAsia="Calibri" w:hAnsi="Calibri" w:cs="Calibri"/>
           <w:color w:val="000000" w:themeColor="text1"/>
           <w:sz w:val="20"/>
           <w:szCs w:val="20"/>
@@ -1254,12 +1332,12 @@
         </w:tabs>
         <w:ind w:left="288"/>
         <w:rPr>
-          <w:rFonts w:ascii="Aptos" w:hAnsi="Aptos"/>
-        </w:rPr>
-      </w:pPr>
-      <w:r>
-        <w:rPr>
-          <w:rFonts w:ascii="Aptos" w:eastAsia="Calibri" w:hAnsi="Aptos" w:cs="Calibri"/>
+          <w:rFonts w:ascii="Calibri" w:hAnsi="Calibri" w:cs="Calibri"/>
+        </w:rPr>
+      </w:pPr>
+      <w:r>
+        <w:rPr>
+          <w:rFonts w:ascii="Calibri" w:eastAsia="Calibri" w:hAnsi="Calibri" w:cs="Calibri"/>
           <w:color w:val="000000" w:themeColor="text1"/>
           <w:sz w:val="20"/>
           <w:szCs w:val="20"/>
@@ -1276,12 +1354,12 @@
         </w:tabs>
         <w:ind w:left="288"/>
         <w:rPr>
-          <w:rFonts w:ascii="Aptos" w:hAnsi="Aptos"/>
-        </w:rPr>
-      </w:pPr>
-      <w:r>
-        <w:rPr>
-          <w:rFonts w:ascii="Aptos" w:eastAsia="Calibri" w:hAnsi="Aptos" w:cs="Calibri"/>
+          <w:rFonts w:ascii="Calibri" w:hAnsi="Calibri" w:cs="Calibri"/>
+        </w:rPr>
+      </w:pPr>
+      <w:r>
+        <w:rPr>
+          <w:rFonts w:ascii="Calibri" w:eastAsia="Calibri" w:hAnsi="Calibri" w:cs="Calibri"/>
           <w:sz w:val="20"/>
           <w:szCs w:val="20"/>
         </w:rPr>
@@ -1295,17 +1373,18 @@
           <w:tab w:val="left" w:pos="720"/>
         </w:tabs>
         <w:rPr>
-          <w:rFonts w:ascii="Aptos" w:hAnsi="Aptos"/>
-        </w:rPr>
-      </w:pPr>
-      <w:r>
-        <w:rPr>
-          <w:rFonts w:ascii="Aptos" w:eastAsia="Calibri" w:hAnsi="Aptos" w:cs="Calibri"/>
+          <w:rFonts w:ascii="Calibri" w:hAnsi="Calibri" w:cs="Calibri"/>
+        </w:rPr>
+      </w:pPr>
+      <w:r>
+        <w:rPr>
+          <w:rFonts w:ascii="Calibri" w:eastAsia="Calibri" w:hAnsi="Calibri" w:cs="Calibri"/>
           <w:b/>
           <w:bCs/>
           <w:sz w:val="22"/>
           <w:szCs w:val="22"/>
         </w:rPr>
+        <w:lastRenderedPageBreak/>
         <w:t xml:space="preserve"> </w:t>
       </w:r>
     </w:p>
@@ -1316,18 +1395,17 @@
           <w:tab w:val="left" w:pos="720"/>
         </w:tabs>
         <w:rPr>
-          <w:rFonts w:ascii="Aptos" w:hAnsi="Aptos"/>
-        </w:rPr>
-      </w:pPr>
-      <w:r>
-        <w:rPr>
-          <w:rFonts w:ascii="Aptos" w:eastAsia="Calibri" w:hAnsi="Aptos" w:cs="Calibri"/>
+          <w:rFonts w:ascii="Calibri" w:hAnsi="Calibri" w:cs="Calibri"/>
+        </w:rPr>
+      </w:pPr>
+      <w:r>
+        <w:rPr>
+          <w:rFonts w:ascii="Calibri" w:eastAsia="Calibri" w:hAnsi="Calibri" w:cs="Calibri"/>
           <w:b/>
           <w:bCs/>
           <w:sz w:val="22"/>
           <w:szCs w:val="22"/>
         </w:rPr>
-        <w:lastRenderedPageBreak/>
         <w:t>Postdoctoral Awards, Honors, and Fellowships</w:t>
       </w:r>
     </w:p>
@@ -1340,18 +1418,27 @@
         </w:tabs>
         <w:ind w:left="432"/>
         <w:rPr>
-          <w:rFonts w:ascii="Aptos" w:hAnsi="Aptos"/>
-        </w:rPr>
-      </w:pPr>
-      <w:r>
-        <w:rPr>
-          <w:rFonts w:ascii="Aptos" w:eastAsia="Calibri" w:hAnsi="Aptos" w:cs="Calibri"/>
+          <w:rFonts w:ascii="Calibri" w:hAnsi="Calibri" w:cs="Calibri"/>
+        </w:rPr>
+      </w:pPr>
+      <w:r>
+        <w:rPr>
+          <w:rFonts w:ascii="Calibri" w:eastAsia="Calibri" w:hAnsi="Calibri" w:cs="Calibri"/>
           <w:color w:val="000000" w:themeColor="text1"/>
           <w:sz w:val="20"/>
           <w:szCs w:val="20"/>
         </w:rPr>
         <w:t>Nomination, APSA Distinguished Teaching Award (nominated by Northwestern Department of Political Science)</w:t>
       </w:r>
+      <w:r>
+        <w:rPr>
+          <w:rFonts w:ascii="Calibri" w:eastAsia="Calibri" w:hAnsi="Calibri" w:cs="Calibri"/>
+          <w:color w:val="000000" w:themeColor="text1"/>
+          <w:sz w:val="20"/>
+          <w:szCs w:val="20"/>
+        </w:rPr>
+        <w:t>, 2021</w:t>
+      </w:r>
     </w:p>
     <w:p>
       <w:pPr>
@@ -1362,12 +1449,12 @@
         </w:tabs>
         <w:ind w:left="432"/>
         <w:rPr>
-          <w:rFonts w:ascii="Aptos" w:hAnsi="Aptos"/>
-        </w:rPr>
-      </w:pPr>
-      <w:r>
-        <w:rPr>
-          <w:rFonts w:ascii="Aptos" w:eastAsia="Calibri" w:hAnsi="Aptos" w:cs="Calibri"/>
+          <w:rFonts w:ascii="Calibri" w:hAnsi="Calibri" w:cs="Calibri"/>
+        </w:rPr>
+      </w:pPr>
+      <w:r>
+        <w:rPr>
+          <w:rFonts w:ascii="Calibri" w:eastAsia="Calibri" w:hAnsi="Calibri" w:cs="Calibri"/>
           <w:color w:val="000000" w:themeColor="text1"/>
           <w:sz w:val="20"/>
           <w:szCs w:val="20"/>
@@ -1384,12 +1471,12 @@
         </w:tabs>
         <w:ind w:left="432"/>
         <w:rPr>
-          <w:rFonts w:ascii="Aptos" w:hAnsi="Aptos"/>
-        </w:rPr>
-      </w:pPr>
-      <w:r>
-        <w:rPr>
-          <w:rFonts w:ascii="Aptos" w:eastAsia="Calibri" w:hAnsi="Aptos" w:cs="Calibri"/>
+          <w:rFonts w:ascii="Calibri" w:hAnsi="Calibri" w:cs="Calibri"/>
+        </w:rPr>
+      </w:pPr>
+      <w:r>
+        <w:rPr>
+          <w:rFonts w:ascii="Calibri" w:eastAsia="Calibri" w:hAnsi="Calibri" w:cs="Calibri"/>
           <w:color w:val="000000" w:themeColor="text1"/>
           <w:sz w:val="20"/>
           <w:szCs w:val="20"/>
@@ -1406,12 +1493,12 @@
         </w:tabs>
         <w:ind w:left="432"/>
         <w:rPr>
-          <w:rFonts w:ascii="Aptos" w:hAnsi="Aptos"/>
-        </w:rPr>
-      </w:pPr>
-      <w:r>
-        <w:rPr>
-          <w:rFonts w:ascii="Aptos" w:eastAsia="Calibri" w:hAnsi="Aptos" w:cs="Calibri"/>
+          <w:rFonts w:ascii="Calibri" w:hAnsi="Calibri" w:cs="Calibri"/>
+        </w:rPr>
+      </w:pPr>
+      <w:r>
+        <w:rPr>
+          <w:rFonts w:ascii="Calibri" w:eastAsia="Calibri" w:hAnsi="Calibri" w:cs="Calibri"/>
           <w:color w:val="000000" w:themeColor="text1"/>
           <w:sz w:val="20"/>
           <w:szCs w:val="20"/>
@@ -1428,12 +1515,12 @@
         </w:tabs>
         <w:ind w:left="432"/>
         <w:rPr>
-          <w:rFonts w:ascii="Aptos" w:hAnsi="Aptos"/>
-        </w:rPr>
-      </w:pPr>
-      <w:r>
-        <w:rPr>
-          <w:rFonts w:ascii="Aptos" w:eastAsia="Calibri" w:hAnsi="Aptos" w:cs="Calibri"/>
+          <w:rFonts w:ascii="Calibri" w:hAnsi="Calibri" w:cs="Calibri"/>
+        </w:rPr>
+      </w:pPr>
+      <w:r>
+        <w:rPr>
+          <w:rFonts w:ascii="Calibri" w:eastAsia="Calibri" w:hAnsi="Calibri" w:cs="Calibri"/>
           <w:color w:val="000000" w:themeColor="text1"/>
           <w:sz w:val="20"/>
           <w:szCs w:val="20"/>
@@ -1449,12 +1536,12 @@
         </w:tabs>
         <w:ind w:left="432"/>
         <w:rPr>
-          <w:rFonts w:ascii="Aptos" w:hAnsi="Aptos"/>
-        </w:rPr>
-      </w:pPr>
-      <w:r>
-        <w:rPr>
-          <w:rFonts w:ascii="Aptos" w:eastAsia="Calibri" w:hAnsi="Aptos" w:cs="Calibri"/>
+          <w:rFonts w:ascii="Calibri" w:hAnsi="Calibri" w:cs="Calibri"/>
+        </w:rPr>
+      </w:pPr>
+      <w:r>
+        <w:rPr>
+          <w:rFonts w:ascii="Calibri" w:eastAsia="Calibri" w:hAnsi="Calibri" w:cs="Calibri"/>
           <w:b/>
           <w:bCs/>
           <w:sz w:val="22"/>
@@ -1472,12 +1559,12 @@
         </w:tabs>
         <w:ind w:left="288" w:hanging="288"/>
         <w:rPr>
-          <w:rFonts w:ascii="Aptos" w:hAnsi="Aptos"/>
-        </w:rPr>
-      </w:pPr>
-      <w:r>
-        <w:rPr>
-          <w:rFonts w:ascii="Aptos" w:eastAsia="Calibri" w:hAnsi="Aptos" w:cs="Calibri"/>
+          <w:rFonts w:ascii="Calibri" w:hAnsi="Calibri" w:cs="Calibri"/>
+        </w:rPr>
+      </w:pPr>
+      <w:r>
+        <w:rPr>
+          <w:rFonts w:ascii="Calibri" w:eastAsia="Calibri" w:hAnsi="Calibri" w:cs="Calibri"/>
           <w:b/>
           <w:bCs/>
           <w:sz w:val="22"/>
@@ -1495,17 +1582,25 @@
         </w:tabs>
         <w:ind w:left="1152" w:hanging="720"/>
         <w:rPr>
-          <w:rFonts w:ascii="Aptos" w:hAnsi="Aptos"/>
-        </w:rPr>
-      </w:pPr>
-      <w:r>
-        <w:rPr>
-          <w:rFonts w:ascii="Aptos" w:eastAsia="Calibri" w:hAnsi="Aptos" w:cs="Calibri"/>
+          <w:rFonts w:ascii="Calibri" w:hAnsi="Calibri" w:cs="Calibri"/>
+        </w:rPr>
+      </w:pPr>
+      <w:r>
+        <w:rPr>
+          <w:rFonts w:ascii="Calibri" w:eastAsia="Calibri" w:hAnsi="Calibri" w:cs="Calibri"/>
           <w:sz w:val="20"/>
           <w:szCs w:val="20"/>
         </w:rPr>
         <w:t>“Fooling Ourselves Less with AI? Exploring AI-Assisted Scientific Reasoning with Students to Improve, Not Diminish, their Reasoning Skills in Final Projects,” University of Chicago AI and Education Working Group (AIEWG) ($9,540)</w:t>
       </w:r>
+      <w:r>
+        <w:rPr>
+          <w:rFonts w:ascii="Calibri" w:eastAsia="Calibri" w:hAnsi="Calibri" w:cs="Calibri"/>
+          <w:sz w:val="20"/>
+          <w:szCs w:val="20"/>
+        </w:rPr>
+        <w:t>, 2025</w:t>
+      </w:r>
     </w:p>
     <w:p>
       <w:pPr>
@@ -1516,12 +1611,12 @@
         </w:tabs>
         <w:ind w:left="1152" w:hanging="720"/>
         <w:rPr>
-          <w:rFonts w:ascii="Aptos" w:hAnsi="Aptos"/>
-        </w:rPr>
-      </w:pPr>
-      <w:r>
-        <w:rPr>
-          <w:rFonts w:ascii="Aptos" w:eastAsia="Calibri" w:hAnsi="Aptos" w:cs="Calibri"/>
+          <w:rFonts w:ascii="Calibri" w:hAnsi="Calibri" w:cs="Calibri"/>
+        </w:rPr>
+      </w:pPr>
+      <w:r>
+        <w:rPr>
+          <w:rFonts w:ascii="Calibri" w:eastAsia="Calibri" w:hAnsi="Calibri" w:cs="Calibri"/>
           <w:sz w:val="20"/>
           <w:szCs w:val="20"/>
         </w:rPr>
@@ -1537,12 +1632,12 @@
         </w:tabs>
         <w:ind w:left="1152" w:hanging="720"/>
         <w:rPr>
-          <w:rFonts w:ascii="Aptos" w:hAnsi="Aptos"/>
-        </w:rPr>
-      </w:pPr>
-      <w:r>
-        <w:rPr>
-          <w:rFonts w:ascii="Aptos" w:eastAsia="Calibri" w:hAnsi="Aptos" w:cs="Calibri"/>
+          <w:rFonts w:ascii="Calibri" w:hAnsi="Calibri" w:cs="Calibri"/>
+        </w:rPr>
+      </w:pPr>
+      <w:r>
+        <w:rPr>
+          <w:rFonts w:ascii="Calibri" w:eastAsia="Calibri" w:hAnsi="Calibri" w:cs="Calibri"/>
           <w:sz w:val="20"/>
           <w:szCs w:val="20"/>
         </w:rPr>
@@ -1558,12 +1653,12 @@
         </w:tabs>
         <w:ind w:left="1152" w:hanging="720"/>
         <w:rPr>
-          <w:rFonts w:ascii="Aptos" w:hAnsi="Aptos"/>
-        </w:rPr>
-      </w:pPr>
-      <w:r>
-        <w:rPr>
-          <w:rFonts w:ascii="Aptos" w:eastAsia="Calibri" w:hAnsi="Aptos" w:cs="Calibri"/>
+          <w:rFonts w:ascii="Calibri" w:hAnsi="Calibri" w:cs="Calibri"/>
+        </w:rPr>
+      </w:pPr>
+      <w:r>
+        <w:rPr>
+          <w:rFonts w:ascii="Calibri" w:eastAsia="Calibri" w:hAnsi="Calibri" w:cs="Calibri"/>
           <w:sz w:val="20"/>
           <w:szCs w:val="20"/>
         </w:rPr>
@@ -1579,12 +1674,12 @@
         </w:tabs>
         <w:ind w:left="1152" w:hanging="720"/>
         <w:rPr>
-          <w:rFonts w:ascii="Aptos" w:hAnsi="Aptos"/>
-        </w:rPr>
-      </w:pPr>
-      <w:r>
-        <w:rPr>
-          <w:rFonts w:ascii="Aptos" w:eastAsia="Calibri" w:hAnsi="Aptos" w:cs="Calibri"/>
+          <w:rFonts w:ascii="Calibri" w:hAnsi="Calibri" w:cs="Calibri"/>
+        </w:rPr>
+      </w:pPr>
+      <w:r>
+        <w:rPr>
+          <w:rFonts w:ascii="Calibri" w:eastAsia="Calibri" w:hAnsi="Calibri" w:cs="Calibri"/>
           <w:sz w:val="20"/>
           <w:szCs w:val="20"/>
         </w:rPr>
@@ -1599,12 +1694,12 @@
           <w:tab w:val="right" w:pos="9627"/>
         </w:tabs>
         <w:rPr>
-          <w:rFonts w:ascii="Aptos" w:hAnsi="Aptos"/>
-        </w:rPr>
-      </w:pPr>
-      <w:r>
-        <w:rPr>
-          <w:rFonts w:ascii="Aptos" w:eastAsia="Calibri" w:hAnsi="Aptos" w:cs="Calibri"/>
+          <w:rFonts w:ascii="Calibri" w:hAnsi="Calibri" w:cs="Calibri"/>
+        </w:rPr>
+      </w:pPr>
+      <w:r>
+        <w:rPr>
+          <w:rFonts w:ascii="Calibri" w:eastAsia="Calibri" w:hAnsi="Calibri" w:cs="Calibri"/>
           <w:b/>
           <w:bCs/>
           <w:sz w:val="22"/>
@@ -1621,12 +1716,12 @@
           <w:tab w:val="right" w:pos="9627"/>
         </w:tabs>
         <w:rPr>
-          <w:rFonts w:ascii="Aptos" w:hAnsi="Aptos"/>
-        </w:rPr>
-      </w:pPr>
-      <w:r>
-        <w:rPr>
-          <w:rFonts w:ascii="Aptos" w:eastAsia="Calibri" w:hAnsi="Aptos" w:cs="Calibri"/>
+          <w:rFonts w:ascii="Calibri" w:hAnsi="Calibri" w:cs="Calibri"/>
+        </w:rPr>
+      </w:pPr>
+      <w:r>
+        <w:rPr>
+          <w:rFonts w:ascii="Calibri" w:eastAsia="Calibri" w:hAnsi="Calibri" w:cs="Calibri"/>
           <w:b/>
           <w:bCs/>
           <w:sz w:val="22"/>
@@ -1644,14 +1739,14 @@
         </w:tabs>
         <w:ind w:left="1152" w:hanging="720"/>
         <w:rPr>
-          <w:rFonts w:ascii="Aptos" w:eastAsia="Calibri" w:hAnsi="Aptos" w:cs="Calibri"/>
-          <w:sz w:val="20"/>
-          <w:szCs w:val="20"/>
-        </w:rPr>
-      </w:pPr>
-      <w:r>
-        <w:rPr>
-          <w:rFonts w:ascii="Aptos" w:eastAsia="Calibri" w:hAnsi="Aptos" w:cs="Calibri"/>
+          <w:rFonts w:ascii="Calibri" w:eastAsia="Calibri" w:hAnsi="Calibri" w:cs="Calibri"/>
+          <w:sz w:val="20"/>
+          <w:szCs w:val="20"/>
+        </w:rPr>
+      </w:pPr>
+      <w:r>
+        <w:rPr>
+          <w:rFonts w:ascii="Calibri" w:eastAsia="Calibri" w:hAnsi="Calibri" w:cs="Calibri"/>
           <w:sz w:val="20"/>
           <w:szCs w:val="20"/>
         </w:rPr>
@@ -1667,12 +1762,12 @@
         </w:tabs>
         <w:ind w:left="1152" w:hanging="720"/>
         <w:rPr>
-          <w:rFonts w:ascii="Aptos" w:hAnsi="Aptos"/>
-        </w:rPr>
-      </w:pPr>
-      <w:r>
-        <w:rPr>
-          <w:rFonts w:ascii="Aptos" w:eastAsia="Calibri" w:hAnsi="Aptos" w:cs="Calibri"/>
+          <w:rFonts w:ascii="Calibri" w:hAnsi="Calibri" w:cs="Calibri"/>
+        </w:rPr>
+      </w:pPr>
+      <w:r>
+        <w:rPr>
+          <w:rFonts w:ascii="Calibri" w:eastAsia="Calibri" w:hAnsi="Calibri" w:cs="Calibri"/>
           <w:sz w:val="20"/>
           <w:szCs w:val="20"/>
         </w:rPr>
@@ -1688,12 +1783,12 @@
         </w:tabs>
         <w:ind w:left="1152" w:hanging="720"/>
         <w:rPr>
-          <w:rFonts w:ascii="Aptos" w:hAnsi="Aptos"/>
-        </w:rPr>
-      </w:pPr>
-      <w:r>
-        <w:rPr>
-          <w:rFonts w:ascii="Aptos" w:eastAsia="Calibri" w:hAnsi="Aptos" w:cs="Calibri"/>
+          <w:rFonts w:ascii="Calibri" w:hAnsi="Calibri" w:cs="Calibri"/>
+        </w:rPr>
+      </w:pPr>
+      <w:r>
+        <w:rPr>
+          <w:rFonts w:ascii="Calibri" w:eastAsia="Calibri" w:hAnsi="Calibri" w:cs="Calibri"/>
           <w:sz w:val="20"/>
           <w:szCs w:val="20"/>
         </w:rPr>
@@ -1709,12 +1804,12 @@
         </w:tabs>
         <w:ind w:left="1152" w:hanging="720"/>
         <w:rPr>
-          <w:rFonts w:ascii="Aptos" w:hAnsi="Aptos"/>
-        </w:rPr>
-      </w:pPr>
-      <w:r>
-        <w:rPr>
-          <w:rFonts w:ascii="Aptos" w:eastAsia="Calibri" w:hAnsi="Aptos" w:cs="Calibri"/>
+          <w:rFonts w:ascii="Calibri" w:hAnsi="Calibri" w:cs="Calibri"/>
+        </w:rPr>
+      </w:pPr>
+      <w:r>
+        <w:rPr>
+          <w:rFonts w:ascii="Calibri" w:eastAsia="Calibri" w:hAnsi="Calibri" w:cs="Calibri"/>
           <w:sz w:val="20"/>
           <w:szCs w:val="20"/>
         </w:rPr>
@@ -1730,12 +1825,12 @@
         </w:tabs>
         <w:ind w:left="1152" w:hanging="720"/>
         <w:rPr>
-          <w:rFonts w:ascii="Aptos" w:hAnsi="Aptos"/>
-        </w:rPr>
-      </w:pPr>
-      <w:r>
-        <w:rPr>
-          <w:rFonts w:ascii="Aptos" w:eastAsia="Calibri" w:hAnsi="Aptos" w:cs="Calibri"/>
+          <w:rFonts w:ascii="Calibri" w:hAnsi="Calibri" w:cs="Calibri"/>
+        </w:rPr>
+      </w:pPr>
+      <w:r>
+        <w:rPr>
+          <w:rFonts w:ascii="Calibri" w:eastAsia="Calibri" w:hAnsi="Calibri" w:cs="Calibri"/>
           <w:sz w:val="20"/>
           <w:szCs w:val="20"/>
         </w:rPr>
@@ -1751,12 +1846,12 @@
         </w:tabs>
         <w:ind w:left="1152" w:hanging="720"/>
         <w:rPr>
-          <w:rFonts w:ascii="Aptos" w:hAnsi="Aptos"/>
-        </w:rPr>
-      </w:pPr>
-      <w:r>
-        <w:rPr>
-          <w:rFonts w:ascii="Aptos" w:eastAsia="Calibri" w:hAnsi="Aptos" w:cs="Calibri"/>
+          <w:rFonts w:ascii="Calibri" w:hAnsi="Calibri" w:cs="Calibri"/>
+        </w:rPr>
+      </w:pPr>
+      <w:r>
+        <w:rPr>
+          <w:rFonts w:ascii="Calibri" w:eastAsia="Calibri" w:hAnsi="Calibri" w:cs="Calibri"/>
           <w:sz w:val="20"/>
           <w:szCs w:val="20"/>
         </w:rPr>
@@ -1772,12 +1867,12 @@
         </w:tabs>
         <w:ind w:left="1152" w:hanging="720"/>
         <w:rPr>
-          <w:rFonts w:ascii="Aptos" w:hAnsi="Aptos"/>
-        </w:rPr>
-      </w:pPr>
-      <w:r>
-        <w:rPr>
-          <w:rFonts w:ascii="Aptos" w:eastAsia="Calibri" w:hAnsi="Aptos" w:cs="Calibri"/>
+          <w:rFonts w:ascii="Calibri" w:hAnsi="Calibri" w:cs="Calibri"/>
+        </w:rPr>
+      </w:pPr>
+      <w:r>
+        <w:rPr>
+          <w:rFonts w:ascii="Calibri" w:eastAsia="Calibri" w:hAnsi="Calibri" w:cs="Calibri"/>
           <w:sz w:val="20"/>
           <w:szCs w:val="20"/>
         </w:rPr>
@@ -1793,12 +1888,12 @@
         </w:tabs>
         <w:ind w:left="1152" w:hanging="720"/>
         <w:rPr>
-          <w:rFonts w:ascii="Aptos" w:hAnsi="Aptos"/>
-        </w:rPr>
-      </w:pPr>
-      <w:r>
-        <w:rPr>
-          <w:rFonts w:ascii="Aptos" w:eastAsia="Calibri" w:hAnsi="Aptos" w:cs="Calibri"/>
+          <w:rFonts w:ascii="Calibri" w:hAnsi="Calibri" w:cs="Calibri"/>
+        </w:rPr>
+      </w:pPr>
+      <w:r>
+        <w:rPr>
+          <w:rFonts w:ascii="Calibri" w:eastAsia="Calibri" w:hAnsi="Calibri" w:cs="Calibri"/>
           <w:sz w:val="20"/>
           <w:szCs w:val="20"/>
         </w:rPr>
@@ -1814,12 +1909,12 @@
         </w:tabs>
         <w:ind w:left="1152" w:hanging="720"/>
         <w:rPr>
-          <w:rFonts w:ascii="Aptos" w:hAnsi="Aptos"/>
-        </w:rPr>
-      </w:pPr>
-      <w:r>
-        <w:rPr>
-          <w:rFonts w:ascii="Aptos" w:eastAsia="Calibri" w:hAnsi="Aptos" w:cs="Calibri"/>
+          <w:rFonts w:ascii="Calibri" w:hAnsi="Calibri" w:cs="Calibri"/>
+        </w:rPr>
+      </w:pPr>
+      <w:r>
+        <w:rPr>
+          <w:rFonts w:ascii="Calibri" w:eastAsia="Calibri" w:hAnsi="Calibri" w:cs="Calibri"/>
           <w:sz w:val="20"/>
           <w:szCs w:val="20"/>
         </w:rPr>
@@ -1835,16 +1930,32 @@
         </w:tabs>
         <w:ind w:left="1152" w:hanging="720"/>
         <w:rPr>
-          <w:rFonts w:ascii="Aptos" w:hAnsi="Aptos"/>
-        </w:rPr>
-      </w:pPr>
-      <w:r>
-        <w:rPr>
-          <w:rFonts w:ascii="Aptos" w:eastAsia="Calibri" w:hAnsi="Aptos" w:cs="Calibri"/>
-          <w:sz w:val="20"/>
-          <w:szCs w:val="20"/>
-        </w:rPr>
-        <w:t>Course improvement grant (Sociology improvement of graduate methods statistical training 2018</w:t>
+          <w:rFonts w:ascii="Calibri" w:hAnsi="Calibri" w:cs="Calibri"/>
+        </w:rPr>
+      </w:pPr>
+      <w:r>
+        <w:rPr>
+          <w:rFonts w:ascii="Calibri" w:eastAsia="Calibri" w:hAnsi="Calibri" w:cs="Calibri"/>
+          <w:sz w:val="20"/>
+          <w:szCs w:val="20"/>
+        </w:rPr>
+        <w:t>Course improvement grant (Sociology improvement of graduate methods statistical training</w:t>
+      </w:r>
+      <w:r>
+        <w:rPr>
+          <w:rFonts w:ascii="Calibri" w:eastAsia="Calibri" w:hAnsi="Calibri" w:cs="Calibri"/>
+          <w:sz w:val="20"/>
+          <w:szCs w:val="20"/>
+        </w:rPr>
+        <w:t>)</w:t>
+      </w:r>
+      <w:r>
+        <w:rPr>
+          <w:rFonts w:ascii="Calibri" w:eastAsia="Calibri" w:hAnsi="Calibri" w:cs="Calibri"/>
+          <w:sz w:val="20"/>
+          <w:szCs w:val="20"/>
+        </w:rPr>
+        <w:t xml:space="preserve"> 2018</w:t>
       </w:r>
     </w:p>
     <w:p>
@@ -1856,12 +1967,12 @@
         </w:tabs>
         <w:ind w:left="1152" w:hanging="720"/>
         <w:rPr>
-          <w:rFonts w:ascii="Aptos" w:hAnsi="Aptos"/>
-        </w:rPr>
-      </w:pPr>
-      <w:r>
-        <w:rPr>
-          <w:rFonts w:ascii="Aptos" w:eastAsia="Calibri" w:hAnsi="Aptos" w:cs="Calibri"/>
+          <w:rFonts w:ascii="Calibri" w:hAnsi="Calibri" w:cs="Calibri"/>
+        </w:rPr>
+      </w:pPr>
+      <w:r>
+        <w:rPr>
+          <w:rFonts w:ascii="Calibri" w:eastAsia="Calibri" w:hAnsi="Calibri" w:cs="Calibri"/>
           <w:sz w:val="20"/>
           <w:szCs w:val="20"/>
         </w:rPr>
@@ -1869,7 +1980,7 @@
       </w:r>
       <w:r>
         <w:rPr>
-          <w:rFonts w:ascii="Aptos" w:eastAsia="Calibri" w:hAnsi="Aptos" w:cs="Calibri"/>
+          <w:rFonts w:ascii="Calibri" w:eastAsia="Calibri" w:hAnsi="Calibri" w:cs="Calibri"/>
           <w:i/>
           <w:iCs/>
           <w:sz w:val="20"/>
@@ -1885,12 +1996,12 @@
           <w:tab w:val="left" w:pos="720"/>
         </w:tabs>
         <w:rPr>
-          <w:rFonts w:ascii="Aptos" w:hAnsi="Aptos"/>
-        </w:rPr>
-      </w:pPr>
-      <w:r>
-        <w:rPr>
-          <w:rFonts w:ascii="Aptos" w:eastAsia="Calibri" w:hAnsi="Aptos" w:cs="Calibri"/>
+          <w:rFonts w:ascii="Calibri" w:hAnsi="Calibri" w:cs="Calibri"/>
+        </w:rPr>
+      </w:pPr>
+      <w:r>
+        <w:rPr>
+          <w:rFonts w:ascii="Calibri" w:eastAsia="Calibri" w:hAnsi="Calibri" w:cs="Calibri"/>
           <w:b/>
           <w:bCs/>
           <w:color w:val="000000" w:themeColor="text1"/>
@@ -1907,12 +2018,12 @@
           <w:tab w:val="left" w:pos="720"/>
         </w:tabs>
         <w:rPr>
-          <w:rFonts w:ascii="Aptos" w:hAnsi="Aptos"/>
-        </w:rPr>
-      </w:pPr>
-      <w:r>
-        <w:rPr>
-          <w:rFonts w:ascii="Aptos" w:eastAsia="Calibri" w:hAnsi="Aptos" w:cs="Calibri"/>
+          <w:rFonts w:ascii="Calibri" w:hAnsi="Calibri" w:cs="Calibri"/>
+        </w:rPr>
+      </w:pPr>
+      <w:r>
+        <w:rPr>
+          <w:rFonts w:ascii="Calibri" w:eastAsia="Calibri" w:hAnsi="Calibri" w:cs="Calibri"/>
           <w:sz w:val="20"/>
           <w:szCs w:val="20"/>
         </w:rPr>
@@ -1927,12 +2038,12 @@
         </w:tabs>
         <w:ind w:left="450" w:hanging="450"/>
         <w:rPr>
-          <w:rFonts w:ascii="Aptos" w:hAnsi="Aptos"/>
-        </w:rPr>
-      </w:pPr>
-      <w:r>
-        <w:rPr>
-          <w:rFonts w:ascii="Aptos" w:eastAsia="Calibri" w:hAnsi="Aptos" w:cs="Calibri"/>
+          <w:rFonts w:ascii="Calibri" w:hAnsi="Calibri" w:cs="Calibri"/>
+        </w:rPr>
+      </w:pPr>
+      <w:r>
+        <w:rPr>
+          <w:rFonts w:ascii="Calibri" w:eastAsia="Calibri" w:hAnsi="Calibri" w:cs="Calibri"/>
           <w:sz w:val="20"/>
           <w:szCs w:val="20"/>
         </w:rPr>
@@ -1947,13 +2058,13 @@
         </w:tabs>
         <w:ind w:left="450" w:hanging="450"/>
         <w:rPr>
-          <w:rFonts w:ascii="Aptos" w:hAnsi="Aptos"/>
+          <w:rFonts w:ascii="Calibri" w:hAnsi="Calibri" w:cs="Calibri"/>
         </w:rPr>
       </w:pPr>
       <w:proofErr w:type="gramStart"/>
       <w:r>
         <w:rPr>
-          <w:rFonts w:ascii="Aptos" w:eastAsia="Calibri" w:hAnsi="Aptos" w:cs="Calibri"/>
+          <w:rFonts w:ascii="Calibri" w:eastAsia="Calibri" w:hAnsi="Calibri" w:cs="Calibri"/>
           <w:b/>
           <w:bCs/>
           <w:sz w:val="20"/>
@@ -1964,7 +2075,7 @@
       <w:proofErr w:type="gramEnd"/>
       <w:r>
         <w:rPr>
-          <w:rFonts w:ascii="Aptos" w:eastAsia="Calibri" w:hAnsi="Aptos" w:cs="Calibri"/>
+          <w:rFonts w:ascii="Calibri" w:eastAsia="Calibri" w:hAnsi="Calibri" w:cs="Calibri"/>
           <w:b/>
           <w:bCs/>
           <w:sz w:val="20"/>
@@ -1978,7 +2089,7 @@
         <w:pStyle w:val="ListParagraph"/>
         <w:ind w:left="360"/>
         <w:rPr>
-          <w:rFonts w:ascii="Aptos" w:eastAsia="Calibri" w:hAnsi="Aptos" w:cs="Calibri"/>
+          <w:rFonts w:ascii="Calibri" w:eastAsia="Calibri" w:hAnsi="Calibri" w:cs="Calibri"/>
           <w:i/>
           <w:iCs/>
           <w:sz w:val="20"/>
@@ -1987,7 +2098,7 @@
       </w:pPr>
       <w:r>
         <w:rPr>
-          <w:rFonts w:ascii="Aptos" w:eastAsia="Calibri" w:hAnsi="Aptos" w:cs="Calibri"/>
+          <w:rFonts w:ascii="Calibri" w:eastAsia="Calibri" w:hAnsi="Calibri" w:cs="Calibri"/>
           <w:sz w:val="20"/>
           <w:szCs w:val="20"/>
         </w:rPr>
@@ -1995,7 +2106,7 @@
       </w:r>
       <w:r>
         <w:rPr>
-          <w:rFonts w:ascii="Aptos" w:eastAsia="Calibri" w:hAnsi="Aptos" w:cs="Calibri"/>
+          <w:rFonts w:ascii="Calibri" w:eastAsia="Calibri" w:hAnsi="Calibri" w:cs="Calibri"/>
           <w:i/>
           <w:iCs/>
           <w:sz w:val="20"/>
@@ -2008,14 +2119,14 @@
       <w:pPr>
         <w:ind w:firstLine="360"/>
         <w:rPr>
-          <w:rFonts w:ascii="Aptos" w:hAnsi="Aptos"/>
+          <w:rFonts w:ascii="Calibri" w:hAnsi="Calibri" w:cs="Calibri"/>
         </w:rPr>
       </w:pPr>
       <w:hyperlink r:id="rId9">
         <w:r>
           <w:rPr>
             <w:rStyle w:val="Hyperlink"/>
-            <w:rFonts w:ascii="Aptos" w:eastAsia="Calibri" w:hAnsi="Aptos" w:cs="Calibri"/>
+            <w:rFonts w:ascii="Calibri" w:eastAsia="Calibri" w:hAnsi="Calibri" w:cs="Calibri"/>
             <w:sz w:val="16"/>
             <w:szCs w:val="16"/>
           </w:rPr>
@@ -2024,7 +2135,7 @@
       </w:hyperlink>
       <w:r>
         <w:rPr>
-          <w:rFonts w:ascii="Aptos" w:eastAsia="Calibri" w:hAnsi="Aptos" w:cs="Calibri"/>
+          <w:rFonts w:ascii="Calibri" w:eastAsia="Calibri" w:hAnsi="Calibri" w:cs="Calibri"/>
           <w:sz w:val="16"/>
           <w:szCs w:val="16"/>
         </w:rPr>
@@ -2036,7 +2147,7 @@
         <w:pStyle w:val="ListParagraph"/>
         <w:ind w:hanging="360"/>
         <w:rPr>
-          <w:rFonts w:ascii="Aptos" w:eastAsia="Calibri" w:hAnsi="Aptos" w:cs="Calibri"/>
+          <w:rFonts w:ascii="Calibri" w:eastAsia="Calibri" w:hAnsi="Calibri" w:cs="Calibri"/>
           <w:i/>
           <w:iCs/>
           <w:sz w:val="20"/>
@@ -2045,7 +2156,7 @@
       </w:pPr>
       <w:r>
         <w:rPr>
-          <w:rFonts w:ascii="Aptos" w:eastAsia="Calibri" w:hAnsi="Aptos" w:cs="Calibri"/>
+          <w:rFonts w:ascii="Calibri" w:eastAsia="Calibri" w:hAnsi="Calibri" w:cs="Calibri"/>
           <w:sz w:val="20"/>
           <w:szCs w:val="20"/>
         </w:rPr>
@@ -2053,7 +2164,7 @@
       </w:r>
       <w:r>
         <w:rPr>
-          <w:rFonts w:ascii="Aptos" w:eastAsia="Calibri" w:hAnsi="Aptos" w:cs="Calibri"/>
+          <w:rFonts w:ascii="Calibri" w:eastAsia="Calibri" w:hAnsi="Calibri" w:cs="Calibri"/>
           <w:i/>
           <w:iCs/>
           <w:sz w:val="20"/>
@@ -2066,14 +2177,14 @@
       <w:pPr>
         <w:ind w:firstLine="360"/>
         <w:rPr>
-          <w:rFonts w:ascii="Aptos" w:hAnsi="Aptos"/>
+          <w:rFonts w:ascii="Calibri" w:hAnsi="Calibri" w:cs="Calibri"/>
         </w:rPr>
       </w:pPr>
       <w:hyperlink r:id="rId10">
         <w:r>
           <w:rPr>
             <w:rStyle w:val="Hyperlink"/>
-            <w:rFonts w:ascii="Aptos" w:eastAsia="Calibri" w:hAnsi="Aptos" w:cs="Calibri"/>
+            <w:rFonts w:ascii="Calibri" w:eastAsia="Calibri" w:hAnsi="Calibri" w:cs="Calibri"/>
             <w:sz w:val="16"/>
             <w:szCs w:val="16"/>
           </w:rPr>
@@ -2082,7 +2193,7 @@
       </w:hyperlink>
       <w:r>
         <w:rPr>
-          <w:rFonts w:ascii="Aptos" w:eastAsia="Calibri" w:hAnsi="Aptos" w:cs="Calibri"/>
+          <w:rFonts w:ascii="Calibri" w:eastAsia="Calibri" w:hAnsi="Calibri" w:cs="Calibri"/>
           <w:sz w:val="16"/>
           <w:szCs w:val="16"/>
         </w:rPr>
@@ -2094,7 +2205,7 @@
         <w:pStyle w:val="ListParagraph"/>
         <w:ind w:hanging="360"/>
         <w:rPr>
-          <w:rFonts w:ascii="Aptos" w:eastAsia="Calibri" w:hAnsi="Aptos" w:cs="Calibri"/>
+          <w:rFonts w:ascii="Calibri" w:eastAsia="Calibri" w:hAnsi="Calibri" w:cs="Calibri"/>
           <w:i/>
           <w:iCs/>
           <w:sz w:val="20"/>
@@ -2103,7 +2214,7 @@
       </w:pPr>
       <w:r>
         <w:rPr>
-          <w:rFonts w:ascii="Aptos" w:eastAsia="Calibri" w:hAnsi="Aptos" w:cs="Calibri"/>
+          <w:rFonts w:ascii="Calibri" w:eastAsia="Calibri" w:hAnsi="Calibri" w:cs="Calibri"/>
           <w:sz w:val="20"/>
           <w:szCs w:val="20"/>
         </w:rPr>
@@ -2111,7 +2222,7 @@
       </w:r>
       <w:r>
         <w:rPr>
-          <w:rFonts w:ascii="Aptos" w:eastAsia="Calibri" w:hAnsi="Aptos" w:cs="Calibri"/>
+          <w:rFonts w:ascii="Calibri" w:eastAsia="Calibri" w:hAnsi="Calibri" w:cs="Calibri"/>
           <w:i/>
           <w:iCs/>
           <w:sz w:val="20"/>
@@ -2124,14 +2235,14 @@
       <w:pPr>
         <w:ind w:firstLine="360"/>
         <w:rPr>
-          <w:rFonts w:ascii="Aptos" w:hAnsi="Aptos"/>
+          <w:rFonts w:ascii="Calibri" w:hAnsi="Calibri" w:cs="Calibri"/>
         </w:rPr>
       </w:pPr>
       <w:hyperlink r:id="rId11">
         <w:r>
           <w:rPr>
             <w:rStyle w:val="Hyperlink"/>
-            <w:rFonts w:ascii="Aptos" w:eastAsia="Calibri" w:hAnsi="Aptos" w:cs="Calibri"/>
+            <w:rFonts w:ascii="Calibri" w:eastAsia="Calibri" w:hAnsi="Calibri" w:cs="Calibri"/>
             <w:sz w:val="18"/>
             <w:szCs w:val="18"/>
           </w:rPr>
@@ -2140,7 +2251,7 @@
       </w:hyperlink>
       <w:r>
         <w:rPr>
-          <w:rFonts w:ascii="Aptos" w:eastAsia="Calibri" w:hAnsi="Aptos" w:cs="Calibri"/>
+          <w:rFonts w:ascii="Calibri" w:eastAsia="Calibri" w:hAnsi="Calibri" w:cs="Calibri"/>
           <w:sz w:val="18"/>
           <w:szCs w:val="18"/>
         </w:rPr>
@@ -2152,14 +2263,14 @@
         <w:pStyle w:val="ListParagraph"/>
         <w:ind w:hanging="360"/>
         <w:rPr>
-          <w:rFonts w:ascii="Aptos" w:eastAsia="Calibri" w:hAnsi="Aptos" w:cs="Calibri"/>
-          <w:sz w:val="20"/>
-          <w:szCs w:val="20"/>
-        </w:rPr>
-      </w:pPr>
-      <w:r>
-        <w:rPr>
-          <w:rFonts w:ascii="Aptos" w:eastAsia="Calibri" w:hAnsi="Aptos" w:cs="Calibri"/>
+          <w:rFonts w:ascii="Calibri" w:eastAsia="Calibri" w:hAnsi="Calibri" w:cs="Calibri"/>
+          <w:sz w:val="20"/>
+          <w:szCs w:val="20"/>
+        </w:rPr>
+      </w:pPr>
+      <w:r>
+        <w:rPr>
+          <w:rFonts w:ascii="Calibri" w:eastAsia="Calibri" w:hAnsi="Calibri" w:cs="Calibri"/>
           <w:sz w:val="20"/>
           <w:szCs w:val="20"/>
         </w:rPr>
@@ -2167,7 +2278,7 @@
       </w:r>
       <w:r>
         <w:rPr>
-          <w:rFonts w:ascii="Aptos" w:eastAsia="Calibri" w:hAnsi="Aptos" w:cs="Calibri"/>
+          <w:rFonts w:ascii="Calibri" w:eastAsia="Calibri" w:hAnsi="Calibri" w:cs="Calibri"/>
           <w:i/>
           <w:iCs/>
           <w:sz w:val="20"/>
@@ -2177,7 +2288,7 @@
       </w:r>
       <w:r>
         <w:rPr>
-          <w:rFonts w:ascii="Aptos" w:eastAsia="Calibri" w:hAnsi="Aptos" w:cs="Calibri"/>
+          <w:rFonts w:ascii="Calibri" w:eastAsia="Calibri" w:hAnsi="Calibri" w:cs="Calibri"/>
           <w:sz w:val="20"/>
           <w:szCs w:val="20"/>
         </w:rPr>
@@ -2188,14 +2299,14 @@
       <w:pPr>
         <w:ind w:firstLine="720"/>
         <w:rPr>
-          <w:rFonts w:ascii="Aptos" w:hAnsi="Aptos"/>
+          <w:rFonts w:ascii="Calibri" w:hAnsi="Calibri" w:cs="Calibri"/>
         </w:rPr>
       </w:pPr>
       <w:hyperlink r:id="rId12">
         <w:r>
           <w:rPr>
             <w:rStyle w:val="Hyperlink"/>
-            <w:rFonts w:ascii="Aptos" w:eastAsia="Calibri" w:hAnsi="Aptos" w:cs="Calibri"/>
+            <w:rFonts w:ascii="Calibri" w:eastAsia="Calibri" w:hAnsi="Calibri" w:cs="Calibri"/>
             <w:sz w:val="16"/>
             <w:szCs w:val="16"/>
           </w:rPr>
@@ -2208,7 +2319,7 @@
         <w:pStyle w:val="ListParagraph"/>
         <w:ind w:hanging="360"/>
         <w:rPr>
-          <w:rFonts w:ascii="Aptos" w:eastAsia="Calibri" w:hAnsi="Aptos" w:cs="Calibri"/>
+          <w:rFonts w:ascii="Calibri" w:eastAsia="Calibri" w:hAnsi="Calibri" w:cs="Calibri"/>
           <w:i/>
           <w:iCs/>
           <w:sz w:val="20"/>
@@ -2217,7 +2328,7 @@
       </w:pPr>
       <w:r>
         <w:rPr>
-          <w:rFonts w:ascii="Aptos" w:eastAsia="Calibri" w:hAnsi="Aptos" w:cs="Calibri"/>
+          <w:rFonts w:ascii="Calibri" w:eastAsia="Calibri" w:hAnsi="Calibri" w:cs="Calibri"/>
           <w:sz w:val="20"/>
           <w:szCs w:val="20"/>
         </w:rPr>
@@ -2225,7 +2336,7 @@
       </w:r>
       <w:r>
         <w:rPr>
-          <w:rFonts w:ascii="Aptos" w:eastAsia="Calibri" w:hAnsi="Aptos" w:cs="Calibri"/>
+          <w:rFonts w:ascii="Calibri" w:eastAsia="Calibri" w:hAnsi="Calibri" w:cs="Calibri"/>
           <w:i/>
           <w:iCs/>
           <w:sz w:val="20"/>
@@ -2242,14 +2353,14 @@
           <w:tab w:val="right" w:pos="9627"/>
         </w:tabs>
         <w:rPr>
-          <w:rFonts w:ascii="Aptos" w:hAnsi="Aptos"/>
+          <w:rFonts w:ascii="Calibri" w:hAnsi="Calibri" w:cs="Calibri"/>
         </w:rPr>
       </w:pPr>
       <w:hyperlink r:id="rId13">
         <w:r>
           <w:rPr>
             <w:rStyle w:val="Hyperlink"/>
-            <w:rFonts w:ascii="Aptos" w:eastAsia="Calibri" w:hAnsi="Aptos" w:cs="Calibri"/>
+            <w:rFonts w:ascii="Calibri" w:eastAsia="Calibri" w:hAnsi="Calibri" w:cs="Calibri"/>
             <w:sz w:val="16"/>
             <w:szCs w:val="16"/>
           </w:rPr>
@@ -2258,7 +2369,7 @@
       </w:hyperlink>
       <w:r>
         <w:rPr>
-          <w:rFonts w:ascii="Aptos" w:eastAsia="Calibri" w:hAnsi="Aptos" w:cs="Calibri"/>
+          <w:rFonts w:ascii="Calibri" w:eastAsia="Calibri" w:hAnsi="Calibri" w:cs="Calibri"/>
           <w:sz w:val="16"/>
           <w:szCs w:val="16"/>
         </w:rPr>
@@ -2270,7 +2381,7 @@
         <w:pStyle w:val="ListParagraph"/>
         <w:ind w:hanging="360"/>
         <w:rPr>
-          <w:rFonts w:ascii="Aptos" w:eastAsia="Calibri" w:hAnsi="Aptos" w:cs="Calibri"/>
+          <w:rFonts w:ascii="Calibri" w:eastAsia="Calibri" w:hAnsi="Calibri" w:cs="Calibri"/>
           <w:i/>
           <w:iCs/>
           <w:sz w:val="20"/>
@@ -2279,7 +2390,7 @@
       </w:pPr>
       <w:r>
         <w:rPr>
-          <w:rFonts w:ascii="Aptos" w:eastAsia="Calibri" w:hAnsi="Aptos" w:cs="Calibri"/>
+          <w:rFonts w:ascii="Calibri" w:eastAsia="Calibri" w:hAnsi="Calibri" w:cs="Calibri"/>
           <w:sz w:val="20"/>
           <w:szCs w:val="20"/>
         </w:rPr>
@@ -2288,7 +2399,7 @@
       </w:r>
       <w:r>
         <w:rPr>
-          <w:rFonts w:ascii="Aptos" w:eastAsia="Calibri" w:hAnsi="Aptos" w:cs="Calibri"/>
+          <w:rFonts w:ascii="Calibri" w:eastAsia="Calibri" w:hAnsi="Calibri" w:cs="Calibri"/>
           <w:i/>
           <w:iCs/>
           <w:sz w:val="20"/>
@@ -2305,14 +2416,14 @@
           <w:tab w:val="right" w:pos="9627"/>
         </w:tabs>
         <w:rPr>
-          <w:rFonts w:ascii="Aptos" w:hAnsi="Aptos"/>
+          <w:rFonts w:ascii="Calibri" w:hAnsi="Calibri" w:cs="Calibri"/>
         </w:rPr>
       </w:pPr>
       <w:hyperlink r:id="rId14">
         <w:r>
           <w:rPr>
             <w:rStyle w:val="Hyperlink"/>
-            <w:rFonts w:ascii="Aptos" w:eastAsia="Calibri" w:hAnsi="Aptos" w:cs="Calibri"/>
+            <w:rFonts w:ascii="Calibri" w:eastAsia="Calibri" w:hAnsi="Calibri" w:cs="Calibri"/>
             <w:sz w:val="15"/>
             <w:szCs w:val="15"/>
           </w:rPr>
@@ -2321,7 +2432,7 @@
       </w:hyperlink>
       <w:r>
         <w:rPr>
-          <w:rFonts w:ascii="Aptos" w:eastAsia="Calibri" w:hAnsi="Aptos" w:cs="Calibri"/>
+          <w:rFonts w:ascii="Calibri" w:eastAsia="Calibri" w:hAnsi="Calibri" w:cs="Calibri"/>
           <w:sz w:val="15"/>
           <w:szCs w:val="15"/>
         </w:rPr>
@@ -2336,12 +2447,12 @@
         </w:tabs>
         <w:ind w:left="450" w:hanging="450"/>
         <w:rPr>
-          <w:rFonts w:ascii="Aptos" w:hAnsi="Aptos"/>
-        </w:rPr>
-      </w:pPr>
-      <w:r>
-        <w:rPr>
-          <w:rFonts w:ascii="Aptos" w:eastAsia="Calibri" w:hAnsi="Aptos" w:cs="Calibri"/>
+          <w:rFonts w:ascii="Calibri" w:hAnsi="Calibri" w:cs="Calibri"/>
+        </w:rPr>
+      </w:pPr>
+      <w:r>
+        <w:rPr>
+          <w:rFonts w:ascii="Calibri" w:eastAsia="Calibri" w:hAnsi="Calibri" w:cs="Calibri"/>
           <w:b/>
           <w:bCs/>
           <w:sz w:val="20"/>
@@ -2354,12 +2465,12 @@
       <w:pPr>
         <w:ind w:left="360" w:hanging="360"/>
         <w:rPr>
-          <w:rFonts w:ascii="Aptos" w:hAnsi="Aptos"/>
-        </w:rPr>
-      </w:pPr>
-      <w:r>
-        <w:rPr>
-          <w:rFonts w:ascii="Aptos" w:eastAsia="Calibri" w:hAnsi="Aptos" w:cs="Calibri"/>
+          <w:rFonts w:ascii="Calibri" w:hAnsi="Calibri" w:cs="Calibri"/>
+        </w:rPr>
+      </w:pPr>
+      <w:r>
+        <w:rPr>
+          <w:rFonts w:ascii="Calibri" w:eastAsia="Calibri" w:hAnsi="Calibri" w:cs="Calibri"/>
           <w:sz w:val="20"/>
           <w:szCs w:val="20"/>
         </w:rPr>
@@ -2370,12 +2481,12 @@
       <w:pPr>
         <w:ind w:left="360" w:hanging="360"/>
         <w:rPr>
-          <w:rFonts w:ascii="Aptos" w:hAnsi="Aptos"/>
-        </w:rPr>
-      </w:pPr>
-      <w:r>
-        <w:rPr>
-          <w:rFonts w:ascii="Aptos" w:eastAsia="Calibri" w:hAnsi="Aptos" w:cs="Calibri"/>
+          <w:rFonts w:ascii="Calibri" w:hAnsi="Calibri" w:cs="Calibri"/>
+        </w:rPr>
+      </w:pPr>
+      <w:r>
+        <w:rPr>
+          <w:rFonts w:ascii="Calibri" w:eastAsia="Calibri" w:hAnsi="Calibri" w:cs="Calibri"/>
           <w:b/>
           <w:bCs/>
           <w:sz w:val="20"/>
@@ -2389,14 +2500,14 @@
         <w:pStyle w:val="ListParagraph"/>
         <w:ind w:hanging="360"/>
         <w:rPr>
-          <w:rFonts w:ascii="Aptos" w:eastAsia="Calibri" w:hAnsi="Aptos" w:cs="Calibri"/>
-          <w:sz w:val="20"/>
-          <w:szCs w:val="20"/>
-        </w:rPr>
-      </w:pPr>
-      <w:r>
-        <w:rPr>
-          <w:rFonts w:ascii="Aptos" w:eastAsia="Calibri" w:hAnsi="Aptos" w:cs="Calibri"/>
+          <w:rFonts w:ascii="Calibri" w:eastAsia="Calibri" w:hAnsi="Calibri" w:cs="Calibri"/>
+          <w:sz w:val="20"/>
+          <w:szCs w:val="20"/>
+        </w:rPr>
+      </w:pPr>
+      <w:r>
+        <w:rPr>
+          <w:rFonts w:ascii="Calibri" w:eastAsia="Calibri" w:hAnsi="Calibri" w:cs="Calibri"/>
           <w:sz w:val="20"/>
           <w:szCs w:val="20"/>
         </w:rPr>
@@ -2408,14 +2519,14 @@
         <w:pStyle w:val="ListParagraph"/>
         <w:ind w:hanging="360"/>
         <w:rPr>
-          <w:rFonts w:ascii="Aptos" w:eastAsia="Calibri" w:hAnsi="Aptos" w:cs="Calibri"/>
-          <w:sz w:val="20"/>
-          <w:szCs w:val="20"/>
-        </w:rPr>
-      </w:pPr>
-      <w:r>
-        <w:rPr>
-          <w:rFonts w:ascii="Aptos" w:eastAsia="Calibri" w:hAnsi="Aptos" w:cs="Calibri"/>
+          <w:rFonts w:ascii="Calibri" w:eastAsia="Calibri" w:hAnsi="Calibri" w:cs="Calibri"/>
+          <w:sz w:val="20"/>
+          <w:szCs w:val="20"/>
+        </w:rPr>
+      </w:pPr>
+      <w:r>
+        <w:rPr>
+          <w:rFonts w:ascii="Calibri" w:eastAsia="Calibri" w:hAnsi="Calibri" w:cs="Calibri"/>
           <w:sz w:val="20"/>
           <w:szCs w:val="20"/>
         </w:rPr>
@@ -2427,12 +2538,12 @@
         <w:pStyle w:val="ListParagraph"/>
         <w:ind w:hanging="360"/>
         <w:rPr>
-          <w:rFonts w:ascii="Aptos" w:eastAsia="Calibri" w:hAnsi="Aptos" w:cs="Calibri"/>
-        </w:rPr>
-      </w:pPr>
-      <w:r>
-        <w:rPr>
-          <w:rFonts w:ascii="Aptos" w:eastAsia="Calibri" w:hAnsi="Aptos" w:cs="Calibri"/>
+          <w:rFonts w:ascii="Calibri" w:eastAsia="Calibri" w:hAnsi="Calibri" w:cs="Calibri"/>
+        </w:rPr>
+      </w:pPr>
+      <w:r>
+        <w:rPr>
+          <w:rFonts w:ascii="Calibri" w:eastAsia="Calibri" w:hAnsi="Calibri" w:cs="Calibri"/>
           <w:sz w:val="20"/>
           <w:szCs w:val="20"/>
         </w:rPr>
@@ -2440,7 +2551,7 @@
       </w:r>
       <w:r>
         <w:rPr>
-          <w:rFonts w:ascii="Aptos" w:eastAsia="Calibri" w:hAnsi="Aptos" w:cs="Calibri"/>
+          <w:rFonts w:ascii="Calibri" w:eastAsia="Calibri" w:hAnsi="Calibri" w:cs="Calibri"/>
         </w:rPr>
         <w:t>.</w:t>
       </w:r>
@@ -2450,7 +2561,7 @@
         <w:pStyle w:val="ListParagraph"/>
         <w:ind w:hanging="360"/>
         <w:rPr>
-          <w:rFonts w:ascii="Aptos" w:eastAsia="Calibri" w:hAnsi="Aptos" w:cs="Calibri"/>
+          <w:rFonts w:ascii="Calibri" w:eastAsia="Calibri" w:hAnsi="Calibri" w:cs="Calibri"/>
           <w:color w:val="000000" w:themeColor="text1"/>
           <w:sz w:val="20"/>
           <w:szCs w:val="20"/>
@@ -2458,7 +2569,7 @@
       </w:pPr>
       <w:r>
         <w:rPr>
-          <w:rFonts w:ascii="Aptos" w:eastAsia="Calibri" w:hAnsi="Aptos" w:cs="Calibri"/>
+          <w:rFonts w:ascii="Calibri" w:eastAsia="Calibri" w:hAnsi="Calibri" w:cs="Calibri"/>
           <w:color w:val="000000" w:themeColor="text1"/>
           <w:sz w:val="20"/>
           <w:szCs w:val="20"/>
@@ -2473,12 +2584,12 @@
           <w:tab w:val="left" w:pos="720"/>
         </w:tabs>
         <w:rPr>
-          <w:rFonts w:ascii="Aptos" w:hAnsi="Aptos"/>
-        </w:rPr>
-      </w:pPr>
-      <w:r>
-        <w:rPr>
-          <w:rFonts w:ascii="Aptos" w:eastAsia="Calibri" w:hAnsi="Aptos" w:cs="Calibri"/>
+          <w:rFonts w:ascii="Calibri" w:hAnsi="Calibri" w:cs="Calibri"/>
+        </w:rPr>
+      </w:pPr>
+      <w:r>
+        <w:rPr>
+          <w:rFonts w:ascii="Calibri" w:eastAsia="Calibri" w:hAnsi="Calibri" w:cs="Calibri"/>
           <w:color w:val="000000" w:themeColor="text1"/>
           <w:sz w:val="22"/>
           <w:szCs w:val="22"/>
@@ -2493,12 +2604,12 @@
           <w:tab w:val="left" w:pos="720"/>
         </w:tabs>
         <w:rPr>
-          <w:rFonts w:ascii="Aptos" w:hAnsi="Aptos"/>
-        </w:rPr>
-      </w:pPr>
-      <w:r>
-        <w:rPr>
-          <w:rFonts w:ascii="Aptos" w:eastAsia="Calibri" w:hAnsi="Aptos" w:cs="Calibri"/>
+          <w:rFonts w:ascii="Calibri" w:hAnsi="Calibri" w:cs="Calibri"/>
+        </w:rPr>
+      </w:pPr>
+      <w:r>
+        <w:rPr>
+          <w:rFonts w:ascii="Calibri" w:eastAsia="Calibri" w:hAnsi="Calibri" w:cs="Calibri"/>
           <w:b/>
           <w:bCs/>
           <w:sz w:val="22"/>
@@ -2515,12 +2626,12 @@
         </w:tabs>
         <w:ind w:left="755" w:hanging="434"/>
         <w:rPr>
-          <w:rFonts w:ascii="Aptos" w:hAnsi="Aptos"/>
-        </w:rPr>
-      </w:pPr>
-      <w:r>
-        <w:rPr>
-          <w:rFonts w:ascii="Aptos" w:eastAsia="Calibri" w:hAnsi="Aptos" w:cs="Calibri"/>
+          <w:rFonts w:ascii="Calibri" w:hAnsi="Calibri" w:cs="Calibri"/>
+        </w:rPr>
+      </w:pPr>
+      <w:r>
+        <w:rPr>
+          <w:rFonts w:ascii="Calibri" w:eastAsia="Calibri" w:hAnsi="Calibri" w:cs="Calibri"/>
           <w:color w:val="000000" w:themeColor="text1"/>
           <w:sz w:val="20"/>
           <w:szCs w:val="20"/>
@@ -2536,12 +2647,12 @@
         </w:tabs>
         <w:ind w:left="755" w:hanging="434"/>
         <w:rPr>
-          <w:rFonts w:ascii="Aptos" w:hAnsi="Aptos"/>
-        </w:rPr>
-      </w:pPr>
-      <w:r>
-        <w:rPr>
-          <w:rFonts w:ascii="Aptos" w:eastAsia="Calibri" w:hAnsi="Aptos" w:cs="Calibri"/>
+          <w:rFonts w:ascii="Calibri" w:hAnsi="Calibri" w:cs="Calibri"/>
+        </w:rPr>
+      </w:pPr>
+      <w:r>
+        <w:rPr>
+          <w:rFonts w:ascii="Calibri" w:eastAsia="Calibri" w:hAnsi="Calibri" w:cs="Calibri"/>
           <w:color w:val="000000" w:themeColor="text1"/>
           <w:sz w:val="20"/>
           <w:szCs w:val="20"/>
@@ -2557,12 +2668,12 @@
         </w:tabs>
         <w:ind w:left="755" w:hanging="434"/>
         <w:rPr>
-          <w:rFonts w:ascii="Aptos" w:hAnsi="Aptos"/>
-        </w:rPr>
-      </w:pPr>
-      <w:r>
-        <w:rPr>
-          <w:rFonts w:ascii="Aptos" w:eastAsia="Calibri" w:hAnsi="Aptos" w:cs="Calibri"/>
+          <w:rFonts w:ascii="Calibri" w:hAnsi="Calibri" w:cs="Calibri"/>
+        </w:rPr>
+      </w:pPr>
+      <w:r>
+        <w:rPr>
+          <w:rFonts w:ascii="Calibri" w:eastAsia="Calibri" w:hAnsi="Calibri" w:cs="Calibri"/>
           <w:color w:val="000000" w:themeColor="text1"/>
           <w:sz w:val="20"/>
           <w:szCs w:val="20"/>
@@ -2578,12 +2689,12 @@
         </w:tabs>
         <w:ind w:left="755" w:hanging="434"/>
         <w:rPr>
-          <w:rFonts w:ascii="Aptos" w:hAnsi="Aptos"/>
-        </w:rPr>
-      </w:pPr>
-      <w:r>
-        <w:rPr>
-          <w:rFonts w:ascii="Aptos" w:eastAsia="Calibri" w:hAnsi="Aptos" w:cs="Calibri"/>
+          <w:rFonts w:ascii="Calibri" w:hAnsi="Calibri" w:cs="Calibri"/>
+        </w:rPr>
+      </w:pPr>
+      <w:r>
+        <w:rPr>
+          <w:rFonts w:ascii="Calibri" w:eastAsia="Calibri" w:hAnsi="Calibri" w:cs="Calibri"/>
           <w:color w:val="000000" w:themeColor="text1"/>
           <w:sz w:val="20"/>
           <w:szCs w:val="20"/>
@@ -2599,16 +2710,19 @@
         </w:tabs>
         <w:ind w:left="755" w:hanging="434"/>
         <w:rPr>
-          <w:rFonts w:ascii="Aptos" w:hAnsi="Aptos"/>
-        </w:rPr>
-      </w:pPr>
-      <w:r>
-        <w:rPr>
-          <w:rFonts w:ascii="Aptos" w:eastAsia="Calibri" w:hAnsi="Aptos" w:cs="Calibri"/>
+          <w:rFonts w:ascii="Calibri" w:eastAsia="Calibri" w:hAnsi="Calibri" w:cs="Calibri"/>
           <w:color w:val="000000" w:themeColor="text1"/>
           <w:sz w:val="20"/>
           <w:szCs w:val="20"/>
         </w:rPr>
+      </w:pPr>
+      <w:r>
+        <w:rPr>
+          <w:rFonts w:ascii="Calibri" w:eastAsia="Calibri" w:hAnsi="Calibri" w:cs="Calibri"/>
+          <w:color w:val="000000" w:themeColor="text1"/>
+          <w:sz w:val="20"/>
+          <w:szCs w:val="20"/>
+        </w:rPr>
         <w:t>Koschinsky, Julia and Jean, Clipperton. AI as replacement or supplement: Supporting Students to Improve, Not Diminish, their Reasoning Skills.” University of Chicago AI summit. February 2026</w:t>
       </w:r>
     </w:p>
@@ -2620,16 +2734,40 @@
         </w:tabs>
         <w:ind w:left="755" w:hanging="434"/>
         <w:rPr>
-          <w:rFonts w:ascii="Aptos" w:hAnsi="Aptos"/>
-        </w:rPr>
-      </w:pPr>
-      <w:r>
-        <w:rPr>
-          <w:rFonts w:ascii="Aptos" w:eastAsia="Calibri" w:hAnsi="Aptos" w:cs="Calibri"/>
+          <w:rFonts w:ascii="Calibri" w:eastAsia="Calibri" w:hAnsi="Calibri" w:cs="Calibri"/>
           <w:color w:val="000000" w:themeColor="text1"/>
           <w:sz w:val="20"/>
           <w:szCs w:val="20"/>
         </w:rPr>
+      </w:pPr>
+      <w:r>
+        <w:rPr>
+          <w:rFonts w:ascii="Calibri" w:eastAsia="Calibri" w:hAnsi="Calibri" w:cs="Calibri"/>
+          <w:color w:val="000000" w:themeColor="text1"/>
+          <w:sz w:val="20"/>
+          <w:szCs w:val="20"/>
+        </w:rPr>
+        <w:t>Clipperton, Jean. “Cultivated curiosity and the liberal arts education.” Simpson College, Iowa. November 2025</w:t>
+      </w:r>
+    </w:p>
+    <w:p>
+      <w:pPr>
+        <w:tabs>
+          <w:tab w:val="left" w:pos="360"/>
+          <w:tab w:val="left" w:pos="720"/>
+        </w:tabs>
+        <w:ind w:left="755" w:hanging="434"/>
+        <w:rPr>
+          <w:rFonts w:ascii="Calibri" w:hAnsi="Calibri" w:cs="Calibri"/>
+        </w:rPr>
+      </w:pPr>
+      <w:r>
+        <w:rPr>
+          <w:rFonts w:ascii="Calibri" w:eastAsia="Calibri" w:hAnsi="Calibri" w:cs="Calibri"/>
+          <w:color w:val="000000" w:themeColor="text1"/>
+          <w:sz w:val="20"/>
+          <w:szCs w:val="20"/>
+        </w:rPr>
         <w:t>Clipperton, Jean “Specifications training panel: incorporating specs grading in courses”, panel, University of Chicago, May 2025</w:t>
       </w:r>
     </w:p>
@@ -2641,12 +2779,12 @@
         </w:tabs>
         <w:ind w:left="755" w:hanging="434"/>
         <w:rPr>
-          <w:rFonts w:ascii="Aptos" w:hAnsi="Aptos"/>
-        </w:rPr>
-      </w:pPr>
-      <w:r>
-        <w:rPr>
-          <w:rFonts w:ascii="Aptos" w:eastAsia="Calibri" w:hAnsi="Aptos" w:cs="Calibri"/>
+          <w:rFonts w:ascii="Calibri" w:hAnsi="Calibri" w:cs="Calibri"/>
+        </w:rPr>
+      </w:pPr>
+      <w:r>
+        <w:rPr>
+          <w:rFonts w:ascii="Calibri" w:eastAsia="Calibri" w:hAnsi="Calibri" w:cs="Calibri"/>
           <w:color w:val="000000" w:themeColor="text1"/>
           <w:sz w:val="20"/>
           <w:szCs w:val="20"/>
@@ -2662,20 +2800,38 @@
         </w:tabs>
         <w:ind w:left="755" w:hanging="434"/>
         <w:rPr>
-          <w:rFonts w:ascii="Aptos" w:eastAsia="Calibri" w:hAnsi="Aptos" w:cs="Calibri"/>
+          <w:rFonts w:ascii="Calibri" w:hAnsi="Calibri" w:cs="Calibri"/>
+        </w:rPr>
+      </w:pPr>
+      <w:r>
+        <w:rPr>
+          <w:rFonts w:ascii="Calibri" w:eastAsia="Calibri" w:hAnsi="Calibri" w:cs="Calibri"/>
           <w:color w:val="000000" w:themeColor="text1"/>
           <w:sz w:val="20"/>
           <w:szCs w:val="20"/>
         </w:rPr>
-      </w:pPr>
-      <w:r>
-        <w:rPr>
-          <w:rFonts w:ascii="Aptos" w:eastAsia="Calibri" w:hAnsi="Aptos" w:cs="Calibri"/>
+        <w:t>Clipperton, Jean &amp; Galya Ben-Arieh, “The Active Classroom in Online Environments: Increasing Student Engagement,” TeachX Northwestern University, May 13, 2021</w:t>
+      </w:r>
+    </w:p>
+    <w:p>
+      <w:pPr>
+        <w:tabs>
+          <w:tab w:val="left" w:pos="360"/>
+          <w:tab w:val="left" w:pos="720"/>
+        </w:tabs>
+        <w:ind w:left="755" w:hanging="434"/>
+        <w:rPr>
+          <w:rFonts w:ascii="Calibri" w:hAnsi="Calibri" w:cs="Calibri"/>
+        </w:rPr>
+      </w:pPr>
+      <w:r>
+        <w:rPr>
+          <w:rFonts w:ascii="Calibri" w:eastAsia="Calibri" w:hAnsi="Calibri" w:cs="Calibri"/>
           <w:color w:val="000000" w:themeColor="text1"/>
           <w:sz w:val="20"/>
           <w:szCs w:val="20"/>
         </w:rPr>
-        <w:t>Clipperton, Jean. “Cultivated curiosity and the liberal arts education.” Simpson College, Iowa. November 2025</w:t>
+        <w:t>Clipperton, Jean, “Increasing Student Engagement in the Classroom,” APSA Teaching and Learning Symposium, Washington DC, March 13, 2019</w:t>
       </w:r>
     </w:p>
     <w:p>
@@ -2686,17 +2842,17 @@
         </w:tabs>
         <w:ind w:left="755" w:hanging="434"/>
         <w:rPr>
-          <w:rFonts w:ascii="Aptos" w:hAnsi="Aptos"/>
-        </w:rPr>
-      </w:pPr>
-      <w:r>
-        <w:rPr>
-          <w:rFonts w:ascii="Aptos" w:eastAsia="Calibri" w:hAnsi="Aptos" w:cs="Calibri"/>
+          <w:rFonts w:ascii="Calibri" w:hAnsi="Calibri" w:cs="Calibri"/>
+        </w:rPr>
+      </w:pPr>
+      <w:r>
+        <w:rPr>
+          <w:rFonts w:ascii="Calibri" w:eastAsia="Calibri" w:hAnsi="Calibri" w:cs="Calibri"/>
           <w:color w:val="000000" w:themeColor="text1"/>
           <w:sz w:val="20"/>
           <w:szCs w:val="20"/>
         </w:rPr>
-        <w:t>Clipperton, Jean &amp; Galya Ben-Arieh, “The Active Classroom in Online Environments: Increasing Student Engagement,” TeachX Northwestern University, May 13, 2021</w:t>
+        <w:t xml:space="preserve">Clipperton, Jean, “Celebrating Innovative Ideas for the Classroom,” Speaker NU Digital Innovators Winter Gathering, Evanston, IL, January 2019 </w:t>
       </w:r>
     </w:p>
     <w:p>
@@ -2707,17 +2863,17 @@
         </w:tabs>
         <w:ind w:left="755" w:hanging="434"/>
         <w:rPr>
-          <w:rFonts w:ascii="Aptos" w:hAnsi="Aptos"/>
-        </w:rPr>
-      </w:pPr>
-      <w:r>
-        <w:rPr>
-          <w:rFonts w:ascii="Aptos" w:eastAsia="Calibri" w:hAnsi="Aptos" w:cs="Calibri"/>
+          <w:rFonts w:ascii="Calibri" w:hAnsi="Calibri" w:cs="Calibri"/>
+        </w:rPr>
+      </w:pPr>
+      <w:r>
+        <w:rPr>
+          <w:rFonts w:ascii="Calibri" w:eastAsia="Calibri" w:hAnsi="Calibri" w:cs="Calibri"/>
           <w:color w:val="000000" w:themeColor="text1"/>
           <w:sz w:val="20"/>
           <w:szCs w:val="20"/>
         </w:rPr>
-        <w:t>Clipperton, Jean, “Increasing Student Engagement in the Classroom,” APSA Teaching and Learning Symposium, Washington DC, March 13, 2019</w:t>
+        <w:t>Clipperton, Jean with Karen Alter, "Gender and Status in American Political Science: Who Determines Whether a Scholar is Noteworthy?”, INPUT lecture NU Political Science, November 2018</w:t>
       </w:r>
     </w:p>
     <w:p>
@@ -2728,17 +2884,17 @@
         </w:tabs>
         <w:ind w:left="755" w:hanging="434"/>
         <w:rPr>
-          <w:rFonts w:ascii="Aptos" w:hAnsi="Aptos"/>
-        </w:rPr>
-      </w:pPr>
-      <w:r>
-        <w:rPr>
-          <w:rFonts w:ascii="Aptos" w:eastAsia="Calibri" w:hAnsi="Aptos" w:cs="Calibri"/>
+          <w:rFonts w:ascii="Calibri" w:hAnsi="Calibri" w:cs="Calibri"/>
+        </w:rPr>
+      </w:pPr>
+      <w:r>
+        <w:rPr>
+          <w:rFonts w:ascii="Calibri" w:eastAsia="Calibri" w:hAnsi="Calibri" w:cs="Calibri"/>
           <w:color w:val="000000" w:themeColor="text1"/>
           <w:sz w:val="20"/>
           <w:szCs w:val="20"/>
         </w:rPr>
-        <w:t xml:space="preserve">Clipperton, Jean, “Celebrating Innovative Ideas for the Classroom,” Speaker NU Digital Innovators Winter Gathering, Evanston, IL, January 2019 </w:t>
+        <w:t xml:space="preserve">Clipperton, Jean, APSA Hackathon Team Leader, Boston, MA, August 2018. </w:t>
       </w:r>
     </w:p>
     <w:p>
@@ -2749,17 +2905,17 @@
         </w:tabs>
         <w:ind w:left="755" w:hanging="434"/>
         <w:rPr>
-          <w:rFonts w:ascii="Aptos" w:hAnsi="Aptos"/>
-        </w:rPr>
-      </w:pPr>
-      <w:r>
-        <w:rPr>
-          <w:rFonts w:ascii="Aptos" w:eastAsia="Calibri" w:hAnsi="Aptos" w:cs="Calibri"/>
+          <w:rFonts w:ascii="Calibri" w:hAnsi="Calibri" w:cs="Calibri"/>
+        </w:rPr>
+      </w:pPr>
+      <w:r>
+        <w:rPr>
+          <w:rFonts w:ascii="Calibri" w:eastAsia="Calibri" w:hAnsi="Calibri" w:cs="Calibri"/>
           <w:color w:val="000000" w:themeColor="text1"/>
           <w:sz w:val="20"/>
           <w:szCs w:val="20"/>
         </w:rPr>
-        <w:t>Clipperton, Jean with Karen Alter, "Gender and Status in American Political Science: Who Determines Whether a Scholar is Noteworthy?”, INPUT lecture NU Political Science, November 2018</w:t>
+        <w:t>Clipperton, Jean, “Methods in Political Science,” P.E.O. Convention, Des Moines, June 2018.</w:t>
       </w:r>
     </w:p>
     <w:p>
@@ -2770,17 +2926,17 @@
         </w:tabs>
         <w:ind w:left="755" w:hanging="434"/>
         <w:rPr>
-          <w:rFonts w:ascii="Aptos" w:hAnsi="Aptos"/>
-        </w:rPr>
-      </w:pPr>
-      <w:r>
-        <w:rPr>
-          <w:rFonts w:ascii="Aptos" w:eastAsia="Calibri" w:hAnsi="Aptos" w:cs="Calibri"/>
+          <w:rFonts w:ascii="Calibri" w:hAnsi="Calibri" w:cs="Calibri"/>
+        </w:rPr>
+      </w:pPr>
+      <w:r>
+        <w:rPr>
+          <w:rFonts w:ascii="Calibri" w:eastAsia="Calibri" w:hAnsi="Calibri" w:cs="Calibri"/>
           <w:color w:val="000000" w:themeColor="text1"/>
           <w:sz w:val="20"/>
           <w:szCs w:val="20"/>
         </w:rPr>
-        <w:t xml:space="preserve">Clipperton, Jean, APSA Hackathon Team Leader, Boston, MA, August 2018. </w:t>
+        <w:t>Clipperton, Jean, “Assessments for Improving Writing Skills in the Social Sciences,” Northwestern TeachX Conference, Chicago, May 2018.</w:t>
       </w:r>
     </w:p>
     <w:p>
@@ -2791,17 +2947,37 @@
         </w:tabs>
         <w:ind w:left="755" w:hanging="434"/>
         <w:rPr>
-          <w:rFonts w:ascii="Aptos" w:hAnsi="Aptos"/>
-        </w:rPr>
-      </w:pPr>
-      <w:r>
-        <w:rPr>
-          <w:rFonts w:ascii="Aptos" w:eastAsia="Calibri" w:hAnsi="Aptos" w:cs="Calibri"/>
+          <w:rFonts w:ascii="Calibri" w:hAnsi="Calibri" w:cs="Calibri"/>
+        </w:rPr>
+      </w:pPr>
+      <w:r>
+        <w:rPr>
+          <w:rFonts w:ascii="Calibri" w:eastAsia="Calibri" w:hAnsi="Calibri" w:cs="Calibri"/>
+          <w:sz w:val="20"/>
+          <w:szCs w:val="20"/>
+        </w:rPr>
+        <w:t>Clipperton, Jean. (Workshop on improving training/teaching in quantitative methods), APSA Centennial Teaching and Learning Symposium 2018</w:t>
+      </w:r>
+    </w:p>
+    <w:p>
+      <w:pPr>
+        <w:tabs>
+          <w:tab w:val="left" w:pos="360"/>
+          <w:tab w:val="left" w:pos="720"/>
+        </w:tabs>
+        <w:ind w:left="755" w:hanging="434"/>
+        <w:rPr>
+          <w:rFonts w:ascii="Calibri" w:hAnsi="Calibri" w:cs="Calibri"/>
+        </w:rPr>
+      </w:pPr>
+      <w:r>
+        <w:rPr>
+          <w:rFonts w:ascii="Calibri" w:eastAsia="Calibri" w:hAnsi="Calibri" w:cs="Calibri"/>
           <w:color w:val="000000" w:themeColor="text1"/>
           <w:sz w:val="20"/>
           <w:szCs w:val="20"/>
         </w:rPr>
-        <w:t>Clipperton, Jean, “Methods in Political Science,” P.E.O. Convention, Des Moines, June 2018.</w:t>
+        <w:t>Clipperton, Jean, "Tradeoffs in Implementation Among EU Member States," Midwest Political Science Association, Chicago, April 2015.</w:t>
       </w:r>
     </w:p>
     <w:p>
@@ -2812,17 +2988,17 @@
         </w:tabs>
         <w:ind w:left="755" w:hanging="434"/>
         <w:rPr>
-          <w:rFonts w:ascii="Aptos" w:hAnsi="Aptos"/>
-        </w:rPr>
-      </w:pPr>
-      <w:r>
-        <w:rPr>
-          <w:rFonts w:ascii="Aptos" w:eastAsia="Calibri" w:hAnsi="Aptos" w:cs="Calibri"/>
+          <w:rFonts w:ascii="Calibri" w:hAnsi="Calibri" w:cs="Calibri"/>
+        </w:rPr>
+      </w:pPr>
+      <w:r>
+        <w:rPr>
+          <w:rFonts w:ascii="Calibri" w:eastAsia="Calibri" w:hAnsi="Calibri" w:cs="Calibri"/>
           <w:color w:val="000000" w:themeColor="text1"/>
           <w:sz w:val="20"/>
           <w:szCs w:val="20"/>
         </w:rPr>
-        <w:t>Clipperton, Jean, “Assessments for Improving Writing Skills in the Social Sciences,” Northwestern TeachX Conference, Chicago, May 2018.</w:t>
+        <w:t>Clipperton, Jean, "Timeliness and Institutional Relevance in EU Directive Transposition," Midwest Political Science Association, Chicago, April 2014.</w:t>
       </w:r>
     </w:p>
     <w:p>
@@ -2833,16 +3009,17 @@
         </w:tabs>
         <w:ind w:left="755" w:hanging="434"/>
         <w:rPr>
-          <w:rFonts w:ascii="Aptos" w:hAnsi="Aptos"/>
-        </w:rPr>
-      </w:pPr>
-      <w:r>
-        <w:rPr>
-          <w:rFonts w:ascii="Aptos" w:eastAsia="Calibri" w:hAnsi="Aptos" w:cs="Calibri"/>
-          <w:sz w:val="20"/>
-          <w:szCs w:val="20"/>
-        </w:rPr>
-        <w:t>Clipperton, Jean. (Workshop on improving training/teaching in quantitative methods), APSA Centennial Teaching and Learning Symposium 2018</w:t>
+          <w:rFonts w:ascii="Calibri" w:hAnsi="Calibri" w:cs="Calibri"/>
+        </w:rPr>
+      </w:pPr>
+      <w:r>
+        <w:rPr>
+          <w:rFonts w:ascii="Calibri" w:eastAsia="Calibri" w:hAnsi="Calibri" w:cs="Calibri"/>
+          <w:color w:val="000000" w:themeColor="text1"/>
+          <w:sz w:val="20"/>
+          <w:szCs w:val="20"/>
+        </w:rPr>
+        <w:t>Clipperton, Jean and Kenneth McElwain, "Constitutional Evolution: Do Amendments Make the Document ‘Just Right’?”  Midwest Political Science Association, Chicago, April 2014</w:t>
       </w:r>
     </w:p>
     <w:p>
@@ -2853,17 +3030,17 @@
         </w:tabs>
         <w:ind w:left="755" w:hanging="434"/>
         <w:rPr>
-          <w:rFonts w:ascii="Aptos" w:hAnsi="Aptos"/>
-        </w:rPr>
-      </w:pPr>
-      <w:r>
-        <w:rPr>
-          <w:rFonts w:ascii="Aptos" w:eastAsia="Calibri" w:hAnsi="Aptos" w:cs="Calibri"/>
+          <w:rFonts w:ascii="Calibri" w:hAnsi="Calibri" w:cs="Calibri"/>
+        </w:rPr>
+      </w:pPr>
+      <w:r>
+        <w:rPr>
+          <w:rFonts w:ascii="Calibri" w:eastAsia="Calibri" w:hAnsi="Calibri" w:cs="Calibri"/>
           <w:color w:val="000000" w:themeColor="text1"/>
           <w:sz w:val="20"/>
           <w:szCs w:val="20"/>
         </w:rPr>
-        <w:t>Clipperton, Jean, "Tradeoffs in Implementation Among EU Member States," Midwest Political Science Association, Chicago, April 2015.</w:t>
+        <w:t>Clipperton, Jean, “Interdependence of Culture and Institutions: A Look at the EU” Modeling the Dynamics of Norms and Culture, Ann Arbor, MI, May 2013.</w:t>
       </w:r>
     </w:p>
     <w:p>
@@ -2874,17 +3051,18 @@
         </w:tabs>
         <w:ind w:left="755" w:hanging="434"/>
         <w:rPr>
-          <w:rFonts w:ascii="Aptos" w:hAnsi="Aptos"/>
-        </w:rPr>
-      </w:pPr>
-      <w:r>
-        <w:rPr>
-          <w:rFonts w:ascii="Aptos" w:eastAsia="Calibri" w:hAnsi="Aptos" w:cs="Calibri"/>
+          <w:rFonts w:ascii="Calibri" w:hAnsi="Calibri" w:cs="Calibri"/>
+        </w:rPr>
+      </w:pPr>
+      <w:r>
+        <w:rPr>
+          <w:rFonts w:ascii="Calibri" w:eastAsia="Calibri" w:hAnsi="Calibri" w:cs="Calibri"/>
           <w:color w:val="000000" w:themeColor="text1"/>
           <w:sz w:val="20"/>
           <w:szCs w:val="20"/>
         </w:rPr>
-        <w:t>Clipperton, Jean, "Timeliness and Institutional Relevance in EU Directive Transposition," Midwest Political Science Association, Chicago, April 2014.</w:t>
+        <w:lastRenderedPageBreak/>
+        <w:t>Clipperton, Jean and Kenneth McElwain, “Adapting to Obsolescence: How Significant Constitutional Amendments Shorten Constitutional Lifespans,” Midwest Political Science Association, Chicago, April 2013</w:t>
       </w:r>
     </w:p>
     <w:p>
@@ -2895,17 +3073,17 @@
         </w:tabs>
         <w:ind w:left="755" w:hanging="434"/>
         <w:rPr>
-          <w:rFonts w:ascii="Aptos" w:hAnsi="Aptos"/>
-        </w:rPr>
-      </w:pPr>
-      <w:r>
-        <w:rPr>
-          <w:rFonts w:ascii="Aptos" w:eastAsia="Calibri" w:hAnsi="Aptos" w:cs="Calibri"/>
+          <w:rFonts w:ascii="Calibri" w:hAnsi="Calibri" w:cs="Calibri"/>
+        </w:rPr>
+      </w:pPr>
+      <w:r>
+        <w:rPr>
+          <w:rFonts w:ascii="Calibri" w:eastAsia="Calibri" w:hAnsi="Calibri" w:cs="Calibri"/>
           <w:color w:val="000000" w:themeColor="text1"/>
           <w:sz w:val="20"/>
           <w:szCs w:val="20"/>
         </w:rPr>
-        <w:t>Clipperton, Jean and Kenneth McElwain, "Constitutional Evolution: Do Amendments Make the Document ‘Just Right’?”  Midwest Political Science Association, Chicago, April 2014</w:t>
+        <w:t>Clipperton, Jean, “A More Perfect Union: Balancing Form and Implementation in Institutional Design,” Midwest Political Science Association, Chicago, April 2013</w:t>
       </w:r>
     </w:p>
     <w:p>
@@ -2916,18 +3094,17 @@
         </w:tabs>
         <w:ind w:left="755" w:hanging="434"/>
         <w:rPr>
-          <w:rFonts w:ascii="Aptos" w:hAnsi="Aptos"/>
-        </w:rPr>
-      </w:pPr>
-      <w:r>
-        <w:rPr>
-          <w:rFonts w:ascii="Aptos" w:eastAsia="Calibri" w:hAnsi="Aptos" w:cs="Calibri"/>
+          <w:rFonts w:ascii="Calibri" w:hAnsi="Calibri" w:cs="Calibri"/>
+        </w:rPr>
+      </w:pPr>
+      <w:r>
+        <w:rPr>
+          <w:rFonts w:ascii="Calibri" w:eastAsia="Calibri" w:hAnsi="Calibri" w:cs="Calibri"/>
           <w:color w:val="000000" w:themeColor="text1"/>
           <w:sz w:val="20"/>
           <w:szCs w:val="20"/>
         </w:rPr>
-        <w:lastRenderedPageBreak/>
-        <w:t>Clipperton, Jean, “Interdependence of Culture and Institutions: A Look at the EU” Modeling the Dynamics of Norms and Culture, Ann Arbor, MI, May 2013.</w:t>
+        <w:t>Clipperton, Jean, “Modeling Behavior: Unintended Consequences from Small Preferences,” Equal Employment Opportunity Commission, Detroit, March 2013</w:t>
       </w:r>
     </w:p>
     <w:p>
@@ -2938,17 +3115,17 @@
         </w:tabs>
         <w:ind w:left="755" w:hanging="434"/>
         <w:rPr>
-          <w:rFonts w:ascii="Aptos" w:hAnsi="Aptos"/>
-        </w:rPr>
-      </w:pPr>
-      <w:r>
-        <w:rPr>
-          <w:rFonts w:ascii="Aptos" w:eastAsia="Calibri" w:hAnsi="Aptos" w:cs="Calibri"/>
+          <w:rFonts w:ascii="Calibri" w:hAnsi="Calibri" w:cs="Calibri"/>
+        </w:rPr>
+      </w:pPr>
+      <w:r>
+        <w:rPr>
+          <w:rFonts w:ascii="Calibri" w:eastAsia="Calibri" w:hAnsi="Calibri" w:cs="Calibri"/>
           <w:color w:val="000000" w:themeColor="text1"/>
           <w:sz w:val="20"/>
           <w:szCs w:val="20"/>
         </w:rPr>
-        <w:t>Clipperton, Jean and Kenneth McElwain, “Adapting to Obsolescence: How Significant Constitutional Amendments Shorten Constitutional Lifespans,” Midwest Political Science Association, Chicago, April 2013</w:t>
+        <w:t>Clipperton, Jean, “Altered Perspectives: Institutional Path Dependence and Behavioral Outcomes,” Midwest Political Science Association, Chicago, April 2012</w:t>
       </w:r>
     </w:p>
     <w:p>
@@ -2959,75 +3136,12 @@
         </w:tabs>
         <w:ind w:left="755" w:hanging="434"/>
         <w:rPr>
-          <w:rFonts w:ascii="Aptos" w:hAnsi="Aptos"/>
-        </w:rPr>
-      </w:pPr>
-      <w:r>
-        <w:rPr>
-          <w:rFonts w:ascii="Aptos" w:eastAsia="Calibri" w:hAnsi="Aptos" w:cs="Calibri"/>
-          <w:color w:val="000000" w:themeColor="text1"/>
-          <w:sz w:val="20"/>
-          <w:szCs w:val="20"/>
-        </w:rPr>
-        <w:t>Clipperton, Jean, “A More Perfect Union: Balancing Form and Implementation in Institutional Design,” Midwest Political Science Association, Chicago, April 2013</w:t>
-      </w:r>
-    </w:p>
-    <w:p>
-      <w:pPr>
-        <w:tabs>
-          <w:tab w:val="left" w:pos="360"/>
-          <w:tab w:val="left" w:pos="720"/>
-        </w:tabs>
-        <w:ind w:left="755" w:hanging="434"/>
-        <w:rPr>
-          <w:rFonts w:ascii="Aptos" w:hAnsi="Aptos"/>
-        </w:rPr>
-      </w:pPr>
-      <w:r>
-        <w:rPr>
-          <w:rFonts w:ascii="Aptos" w:eastAsia="Calibri" w:hAnsi="Aptos" w:cs="Calibri"/>
-          <w:color w:val="000000" w:themeColor="text1"/>
-          <w:sz w:val="20"/>
-          <w:szCs w:val="20"/>
-        </w:rPr>
-        <w:t>Clipperton, Jean, “Modeling Behavior: Unintended Consequences from Small Preferences,” Equal Employment Opportunity Commission, Detroit, March 2013</w:t>
-      </w:r>
-    </w:p>
-    <w:p>
-      <w:pPr>
-        <w:tabs>
-          <w:tab w:val="left" w:pos="360"/>
-          <w:tab w:val="left" w:pos="720"/>
-        </w:tabs>
-        <w:ind w:left="755" w:hanging="434"/>
-        <w:rPr>
-          <w:rFonts w:ascii="Aptos" w:hAnsi="Aptos"/>
-        </w:rPr>
-      </w:pPr>
-      <w:r>
-        <w:rPr>
-          <w:rFonts w:ascii="Aptos" w:eastAsia="Calibri" w:hAnsi="Aptos" w:cs="Calibri"/>
-          <w:color w:val="000000" w:themeColor="text1"/>
-          <w:sz w:val="20"/>
-          <w:szCs w:val="20"/>
-        </w:rPr>
-        <w:t>Clipperton, Jean, “Altered Perspectives: Institutional Path Dependence and Behavioral Outcomes,” Midwest Political Science Association, Chicago, April 2012</w:t>
-      </w:r>
-    </w:p>
-    <w:p>
-      <w:pPr>
-        <w:tabs>
-          <w:tab w:val="left" w:pos="360"/>
-          <w:tab w:val="left" w:pos="720"/>
-        </w:tabs>
-        <w:ind w:left="755" w:hanging="434"/>
-        <w:rPr>
-          <w:rFonts w:ascii="Aptos" w:hAnsi="Aptos"/>
-        </w:rPr>
-      </w:pPr>
-      <w:r>
-        <w:rPr>
-          <w:rFonts w:ascii="Aptos" w:eastAsia="Calibri" w:hAnsi="Aptos" w:cs="Calibri"/>
+          <w:rFonts w:ascii="Calibri" w:hAnsi="Calibri" w:cs="Calibri"/>
+        </w:rPr>
+      </w:pPr>
+      <w:r>
+        <w:rPr>
+          <w:rFonts w:ascii="Calibri" w:eastAsia="Calibri" w:hAnsi="Calibri" w:cs="Calibri"/>
           <w:color w:val="000000" w:themeColor="text1"/>
           <w:sz w:val="12"/>
           <w:szCs w:val="12"/>
@@ -3043,12 +3157,12 @@
         </w:tabs>
         <w:ind w:left="755" w:hanging="434"/>
         <w:rPr>
-          <w:rFonts w:ascii="Aptos" w:hAnsi="Aptos"/>
-        </w:rPr>
-      </w:pPr>
-      <w:r>
-        <w:rPr>
-          <w:rFonts w:ascii="Aptos" w:eastAsia="Calibri" w:hAnsi="Aptos" w:cs="Calibri"/>
+          <w:rFonts w:ascii="Calibri" w:hAnsi="Calibri" w:cs="Calibri"/>
+        </w:rPr>
+      </w:pPr>
+      <w:r>
+        <w:rPr>
+          <w:rFonts w:ascii="Calibri" w:eastAsia="Calibri" w:hAnsi="Calibri" w:cs="Calibri"/>
           <w:color w:val="000000" w:themeColor="text1"/>
           <w:sz w:val="20"/>
           <w:szCs w:val="20"/>
@@ -3064,12 +3178,12 @@
           <w:tab w:val="right" w:pos="9627"/>
         </w:tabs>
         <w:rPr>
-          <w:rFonts w:ascii="Aptos" w:hAnsi="Aptos"/>
-        </w:rPr>
-      </w:pPr>
-      <w:r>
-        <w:rPr>
-          <w:rFonts w:ascii="Aptos" w:eastAsia="Calibri" w:hAnsi="Aptos" w:cs="Calibri"/>
+          <w:rFonts w:ascii="Calibri" w:hAnsi="Calibri" w:cs="Calibri"/>
+        </w:rPr>
+      </w:pPr>
+      <w:r>
+        <w:rPr>
+          <w:rFonts w:ascii="Calibri" w:eastAsia="Calibri" w:hAnsi="Calibri" w:cs="Calibri"/>
           <w:sz w:val="20"/>
           <w:szCs w:val="20"/>
         </w:rPr>
@@ -3083,12 +3197,12 @@
           <w:tab w:val="left" w:pos="720"/>
         </w:tabs>
         <w:rPr>
-          <w:rFonts w:ascii="Aptos" w:hAnsi="Aptos"/>
-        </w:rPr>
-      </w:pPr>
-      <w:r>
-        <w:rPr>
-          <w:rFonts w:ascii="Aptos" w:eastAsia="Calibri" w:hAnsi="Aptos" w:cs="Calibri"/>
+          <w:rFonts w:ascii="Calibri" w:hAnsi="Calibri" w:cs="Calibri"/>
+        </w:rPr>
+      </w:pPr>
+      <w:r>
+        <w:rPr>
+          <w:rFonts w:ascii="Calibri" w:eastAsia="Calibri" w:hAnsi="Calibri" w:cs="Calibri"/>
           <w:b/>
           <w:bCs/>
           <w:sz w:val="22"/>
@@ -3105,12 +3219,12 @@
         </w:tabs>
         <w:ind w:left="432"/>
         <w:rPr>
-          <w:rFonts w:ascii="Aptos" w:hAnsi="Aptos"/>
-        </w:rPr>
-      </w:pPr>
-      <w:r>
-        <w:rPr>
-          <w:rFonts w:ascii="Aptos" w:eastAsia="Calibri" w:hAnsi="Aptos" w:cs="Calibri"/>
+          <w:rFonts w:ascii="Calibri" w:hAnsi="Calibri" w:cs="Calibri"/>
+        </w:rPr>
+      </w:pPr>
+      <w:r>
+        <w:rPr>
+          <w:rFonts w:ascii="Calibri" w:eastAsia="Calibri" w:hAnsi="Calibri" w:cs="Calibri"/>
           <w:sz w:val="20"/>
           <w:szCs w:val="20"/>
         </w:rPr>
@@ -3118,7 +3232,7 @@
       </w:r>
       <w:r>
         <w:rPr>
-          <w:rFonts w:ascii="Aptos" w:eastAsia="Calibri" w:hAnsi="Aptos" w:cs="Calibri"/>
+          <w:rFonts w:ascii="Calibri" w:eastAsia="Calibri" w:hAnsi="Calibri" w:cs="Calibri"/>
           <w:i/>
           <w:iCs/>
           <w:sz w:val="20"/>
@@ -3135,12 +3249,12 @@
         </w:tabs>
         <w:ind w:left="432"/>
         <w:rPr>
-          <w:rFonts w:ascii="Aptos" w:hAnsi="Aptos"/>
-        </w:rPr>
-      </w:pPr>
-      <w:r>
-        <w:rPr>
-          <w:rFonts w:ascii="Aptos" w:eastAsia="Calibri" w:hAnsi="Aptos" w:cs="Calibri"/>
+          <w:rFonts w:ascii="Calibri" w:hAnsi="Calibri" w:cs="Calibri"/>
+        </w:rPr>
+      </w:pPr>
+      <w:r>
+        <w:rPr>
+          <w:rFonts w:ascii="Calibri" w:eastAsia="Calibri" w:hAnsi="Calibri" w:cs="Calibri"/>
           <w:sz w:val="20"/>
           <w:szCs w:val="20"/>
         </w:rPr>
@@ -3148,73 +3262,33 @@
       </w:r>
       <w:r>
         <w:rPr>
-          <w:rFonts w:ascii="Aptos" w:eastAsia="Calibri" w:hAnsi="Aptos" w:cs="Calibri"/>
+          <w:rFonts w:ascii="Calibri" w:eastAsia="Calibri" w:hAnsi="Calibri" w:cs="Calibri"/>
           <w:i/>
           <w:iCs/>
           <w:sz w:val="20"/>
           <w:szCs w:val="20"/>
         </w:rPr>
-        <w:t>September term 2023, 2024, 2026</w:t>
-      </w:r>
-    </w:p>
-    <w:p>
-      <w:pPr>
-        <w:tabs>
-          <w:tab w:val="left" w:pos="360"/>
-          <w:tab w:val="left" w:pos="720"/>
-        </w:tabs>
-        <w:ind w:left="432"/>
-        <w:rPr>
-          <w:rFonts w:ascii="Aptos" w:hAnsi="Aptos"/>
-        </w:rPr>
-      </w:pPr>
-      <w:r>
-        <w:rPr>
-          <w:rFonts w:ascii="Aptos" w:eastAsia="Calibri" w:hAnsi="Aptos" w:cs="Calibri"/>
-          <w:sz w:val="20"/>
-          <w:szCs w:val="20"/>
-        </w:rPr>
-        <w:t xml:space="preserve">Principles of Computing 1: Computational Thinking for Social Scientists (MACS 30111): </w:t>
-      </w:r>
-      <w:r>
-        <w:rPr>
-          <w:rFonts w:ascii="Aptos" w:eastAsia="Calibri" w:hAnsi="Aptos" w:cs="Calibri"/>
+        <w:t xml:space="preserve">September term 2023, 2024, </w:t>
+      </w:r>
+      <w:r>
+        <w:rPr>
+          <w:rFonts w:ascii="Calibri" w:eastAsia="Calibri" w:hAnsi="Calibri" w:cs="Calibri"/>
           <w:i/>
           <w:iCs/>
           <w:sz w:val="20"/>
           <w:szCs w:val="20"/>
         </w:rPr>
-        <w:t>Fall 2023, 2024, 2025; Winter 2025</w:t>
-      </w:r>
-    </w:p>
-    <w:p>
-      <w:pPr>
-        <w:tabs>
-          <w:tab w:val="left" w:pos="360"/>
-          <w:tab w:val="left" w:pos="720"/>
-        </w:tabs>
-        <w:ind w:left="432"/>
-        <w:rPr>
-          <w:rFonts w:ascii="Aptos" w:hAnsi="Aptos"/>
-        </w:rPr>
-      </w:pPr>
-      <w:r>
-        <w:rPr>
-          <w:rFonts w:ascii="Aptos" w:eastAsia="Calibri" w:hAnsi="Aptos" w:cs="Calibri"/>
-          <w:sz w:val="20"/>
-          <w:szCs w:val="20"/>
-        </w:rPr>
-        <w:t xml:space="preserve">Agent-Based Modeling (MACS 40550, grad): </w:t>
-      </w:r>
-      <w:r>
-        <w:rPr>
-          <w:rFonts w:ascii="Aptos" w:eastAsia="Calibri" w:hAnsi="Aptos" w:cs="Calibri"/>
+        <w:t xml:space="preserve">2025, </w:t>
+      </w:r>
+      <w:r>
+        <w:rPr>
+          <w:rFonts w:ascii="Calibri" w:eastAsia="Calibri" w:hAnsi="Calibri" w:cs="Calibri"/>
           <w:i/>
           <w:iCs/>
           <w:sz w:val="20"/>
           <w:szCs w:val="20"/>
         </w:rPr>
-        <w:t>Winter 2023</w:t>
+        <w:t>2026</w:t>
       </w:r>
     </w:p>
     <w:p>
@@ -3225,29 +3299,121 @@
         </w:tabs>
         <w:ind w:left="432"/>
         <w:rPr>
-          <w:rFonts w:ascii="Aptos" w:eastAsia="Calibri" w:hAnsi="Aptos" w:cs="Calibri"/>
+          <w:rFonts w:ascii="Calibri" w:hAnsi="Calibri" w:cs="Calibri"/>
+        </w:rPr>
+      </w:pPr>
+      <w:r>
+        <w:rPr>
+          <w:rFonts w:ascii="Calibri" w:eastAsia="Calibri" w:hAnsi="Calibri" w:cs="Calibri"/>
+          <w:sz w:val="20"/>
+          <w:szCs w:val="20"/>
+        </w:rPr>
+        <w:t xml:space="preserve">Principles of Computing 1: Computational Thinking for Social Scientists (MACS 30111): </w:t>
+      </w:r>
+      <w:r>
+        <w:rPr>
+          <w:rFonts w:ascii="Calibri" w:eastAsia="Calibri" w:hAnsi="Calibri" w:cs="Calibri"/>
           <w:i/>
           <w:iCs/>
           <w:sz w:val="20"/>
           <w:szCs w:val="20"/>
         </w:rPr>
-      </w:pPr>
-      <w:r>
-        <w:rPr>
-          <w:rFonts w:ascii="Aptos" w:eastAsia="Calibri" w:hAnsi="Aptos" w:cs="Calibri"/>
-          <w:sz w:val="20"/>
-          <w:szCs w:val="20"/>
-        </w:rPr>
-        <w:t xml:space="preserve">Perspectives on Research (MACS 30200, grad): </w:t>
-      </w:r>
-      <w:r>
-        <w:rPr>
-          <w:rFonts w:ascii="Aptos" w:eastAsia="Calibri" w:hAnsi="Aptos" w:cs="Calibri"/>
+        <w:t>Fall 2023, 2024, 2025; Winter 2025</w:t>
+      </w:r>
+    </w:p>
+    <w:p>
+      <w:pPr>
+        <w:tabs>
+          <w:tab w:val="left" w:pos="360"/>
+          <w:tab w:val="left" w:pos="720"/>
+        </w:tabs>
+        <w:ind w:left="432"/>
+        <w:rPr>
+          <w:rFonts w:ascii="Calibri" w:hAnsi="Calibri" w:cs="Calibri"/>
+        </w:rPr>
+      </w:pPr>
+      <w:r>
+        <w:rPr>
+          <w:rFonts w:ascii="Calibri" w:eastAsia="Calibri" w:hAnsi="Calibri" w:cs="Calibri"/>
+          <w:sz w:val="20"/>
+          <w:szCs w:val="20"/>
+        </w:rPr>
+        <w:t xml:space="preserve">Agent-Based Modeling (MACS 40550, grad): </w:t>
+      </w:r>
+      <w:r>
+        <w:rPr>
+          <w:rFonts w:ascii="Calibri" w:eastAsia="Calibri" w:hAnsi="Calibri" w:cs="Calibri"/>
           <w:i/>
           <w:iCs/>
           <w:sz w:val="20"/>
           <w:szCs w:val="20"/>
         </w:rPr>
+        <w:t>Winter 2023</w:t>
+      </w:r>
+    </w:p>
+    <w:p>
+      <w:pPr>
+        <w:tabs>
+          <w:tab w:val="left" w:pos="360"/>
+          <w:tab w:val="left" w:pos="720"/>
+        </w:tabs>
+        <w:ind w:left="432"/>
+        <w:rPr>
+          <w:rFonts w:ascii="Calibri" w:eastAsia="Calibri" w:hAnsi="Calibri" w:cs="Calibri"/>
+          <w:i/>
+          <w:iCs/>
+          <w:sz w:val="20"/>
+          <w:szCs w:val="20"/>
+        </w:rPr>
+      </w:pPr>
+      <w:r>
+        <w:rPr>
+          <w:rFonts w:ascii="Calibri" w:eastAsia="Calibri" w:hAnsi="Calibri" w:cs="Calibri"/>
+          <w:sz w:val="20"/>
+          <w:szCs w:val="20"/>
+        </w:rPr>
+        <w:t xml:space="preserve">Perspectives on </w:t>
+      </w:r>
+      <w:r>
+        <w:rPr>
+          <w:rFonts w:ascii="Calibri" w:eastAsia="Calibri" w:hAnsi="Calibri" w:cs="Calibri"/>
+          <w:sz w:val="20"/>
+          <w:szCs w:val="20"/>
+        </w:rPr>
+        <w:t xml:space="preserve">Computational </w:t>
+      </w:r>
+      <w:r>
+        <w:rPr>
+          <w:rFonts w:ascii="Calibri" w:eastAsia="Calibri" w:hAnsi="Calibri" w:cs="Calibri"/>
+          <w:sz w:val="20"/>
+          <w:szCs w:val="20"/>
+        </w:rPr>
+        <w:t>Research</w:t>
+      </w:r>
+      <w:r>
+        <w:rPr>
+          <w:rFonts w:ascii="Calibri" w:eastAsia="Calibri" w:hAnsi="Calibri" w:cs="Calibri"/>
+          <w:sz w:val="20"/>
+          <w:szCs w:val="20"/>
+        </w:rPr>
+        <w:t xml:space="preserve"> (renamed)</w:t>
+      </w:r>
+      <w:r>
+        <w:rPr>
+          <w:rFonts w:ascii="Calibri" w:eastAsia="Calibri" w:hAnsi="Calibri" w:cs="Calibri"/>
+          <w:sz w:val="20"/>
+          <w:szCs w:val="20"/>
+        </w:rPr>
+        <w:t xml:space="preserve"> (MACS 30200, grad): </w:t>
+      </w:r>
+      <w:r>
+        <w:rPr>
+          <w:rFonts w:ascii="Calibri" w:eastAsia="Calibri" w:hAnsi="Calibri" w:cs="Calibri"/>
+          <w:i/>
+          <w:iCs/>
+          <w:sz w:val="20"/>
+          <w:szCs w:val="20"/>
+        </w:rPr>
         <w:t>Spring 2023, Winter 2026</w:t>
       </w:r>
     </w:p>
@@ -3258,7 +3424,7 @@
           <w:tab w:val="left" w:pos="720"/>
         </w:tabs>
         <w:rPr>
-          <w:rFonts w:ascii="Aptos" w:eastAsia="Calibri" w:hAnsi="Aptos" w:cs="Calibri"/>
+          <w:rFonts w:ascii="Calibri" w:eastAsia="Calibri" w:hAnsi="Calibri" w:cs="Calibri"/>
           <w:b/>
           <w:bCs/>
           <w:sz w:val="22"/>
@@ -3273,12 +3439,12 @@
           <w:tab w:val="left" w:pos="720"/>
         </w:tabs>
         <w:rPr>
-          <w:rFonts w:ascii="Aptos" w:hAnsi="Aptos"/>
-        </w:rPr>
-      </w:pPr>
-      <w:r>
-        <w:rPr>
-          <w:rFonts w:ascii="Aptos" w:eastAsia="Calibri" w:hAnsi="Aptos" w:cs="Calibri"/>
+          <w:rFonts w:ascii="Calibri" w:hAnsi="Calibri" w:cs="Calibri"/>
+        </w:rPr>
+      </w:pPr>
+      <w:r>
+        <w:rPr>
+          <w:rFonts w:ascii="Calibri" w:eastAsia="Calibri" w:hAnsi="Calibri" w:cs="Calibri"/>
           <w:b/>
           <w:bCs/>
           <w:sz w:val="22"/>
@@ -3295,12 +3461,12 @@
         </w:tabs>
         <w:ind w:left="432"/>
         <w:rPr>
-          <w:rFonts w:ascii="Aptos" w:hAnsi="Aptos"/>
-        </w:rPr>
-      </w:pPr>
-      <w:r>
-        <w:rPr>
-          <w:rFonts w:ascii="Aptos" w:eastAsia="Calibri" w:hAnsi="Aptos" w:cs="Calibri"/>
+          <w:rFonts w:ascii="Calibri" w:hAnsi="Calibri" w:cs="Calibri"/>
+        </w:rPr>
+      </w:pPr>
+      <w:r>
+        <w:rPr>
+          <w:rFonts w:ascii="Calibri" w:eastAsia="Calibri" w:hAnsi="Calibri" w:cs="Calibri"/>
           <w:sz w:val="20"/>
           <w:szCs w:val="20"/>
         </w:rPr>
@@ -3315,12 +3481,12 @@
         </w:tabs>
         <w:ind w:left="432"/>
         <w:rPr>
-          <w:rFonts w:ascii="Aptos" w:hAnsi="Aptos"/>
-        </w:rPr>
-      </w:pPr>
-      <w:r>
-        <w:rPr>
-          <w:rFonts w:ascii="Aptos" w:eastAsia="Calibri" w:hAnsi="Aptos" w:cs="Calibri"/>
+          <w:rFonts w:ascii="Calibri" w:hAnsi="Calibri" w:cs="Calibri"/>
+        </w:rPr>
+      </w:pPr>
+      <w:r>
+        <w:rPr>
+          <w:rFonts w:ascii="Calibri" w:eastAsia="Calibri" w:hAnsi="Calibri" w:cs="Calibri"/>
           <w:sz w:val="20"/>
           <w:szCs w:val="20"/>
         </w:rPr>
@@ -3335,12 +3501,12 @@
         </w:tabs>
         <w:ind w:left="432"/>
         <w:rPr>
-          <w:rFonts w:ascii="Aptos" w:hAnsi="Aptos"/>
-        </w:rPr>
-      </w:pPr>
-      <w:r>
-        <w:rPr>
-          <w:rFonts w:ascii="Aptos" w:eastAsia="Calibri" w:hAnsi="Aptos" w:cs="Calibri"/>
+          <w:rFonts w:ascii="Calibri" w:hAnsi="Calibri" w:cs="Calibri"/>
+        </w:rPr>
+      </w:pPr>
+      <w:r>
+        <w:rPr>
+          <w:rFonts w:ascii="Calibri" w:eastAsia="Calibri" w:hAnsi="Calibri" w:cs="Calibri"/>
           <w:sz w:val="20"/>
           <w:szCs w:val="20"/>
         </w:rPr>
@@ -3348,7 +3514,7 @@
       </w:r>
       <w:r>
         <w:rPr>
-          <w:rFonts w:ascii="Aptos" w:eastAsia="Calibri" w:hAnsi="Aptos" w:cs="Calibri"/>
+          <w:rFonts w:ascii="Calibri" w:eastAsia="Calibri" w:hAnsi="Calibri" w:cs="Calibri"/>
           <w:i/>
           <w:iCs/>
           <w:sz w:val="20"/>
@@ -3365,12 +3531,12 @@
         </w:tabs>
         <w:ind w:left="432"/>
         <w:rPr>
-          <w:rFonts w:ascii="Aptos" w:hAnsi="Aptos"/>
-        </w:rPr>
-      </w:pPr>
-      <w:r>
-        <w:rPr>
-          <w:rFonts w:ascii="Aptos" w:eastAsia="Calibri" w:hAnsi="Aptos" w:cs="Calibri"/>
+          <w:rFonts w:ascii="Calibri" w:hAnsi="Calibri" w:cs="Calibri"/>
+        </w:rPr>
+      </w:pPr>
+      <w:r>
+        <w:rPr>
+          <w:rFonts w:ascii="Calibri" w:eastAsia="Calibri" w:hAnsi="Calibri" w:cs="Calibri"/>
           <w:sz w:val="20"/>
           <w:szCs w:val="20"/>
         </w:rPr>
@@ -3378,7 +3544,7 @@
       </w:r>
       <w:r>
         <w:rPr>
-          <w:rFonts w:ascii="Aptos" w:eastAsia="Calibri" w:hAnsi="Aptos" w:cs="Calibri"/>
+          <w:rFonts w:ascii="Calibri" w:eastAsia="Calibri" w:hAnsi="Calibri" w:cs="Calibri"/>
           <w:i/>
           <w:iCs/>
           <w:sz w:val="20"/>
@@ -3395,12 +3561,12 @@
         </w:tabs>
         <w:ind w:left="432"/>
         <w:rPr>
-          <w:rFonts w:ascii="Aptos" w:hAnsi="Aptos"/>
-        </w:rPr>
-      </w:pPr>
-      <w:r>
-        <w:rPr>
-          <w:rFonts w:ascii="Aptos" w:eastAsia="Calibri" w:hAnsi="Aptos" w:cs="Calibri"/>
+          <w:rFonts w:ascii="Calibri" w:hAnsi="Calibri" w:cs="Calibri"/>
+        </w:rPr>
+      </w:pPr>
+      <w:r>
+        <w:rPr>
+          <w:rFonts w:ascii="Calibri" w:eastAsia="Calibri" w:hAnsi="Calibri" w:cs="Calibri"/>
           <w:sz w:val="20"/>
           <w:szCs w:val="20"/>
         </w:rPr>
@@ -3408,7 +3574,7 @@
       </w:r>
       <w:r>
         <w:rPr>
-          <w:rFonts w:ascii="Aptos" w:eastAsia="Calibri" w:hAnsi="Aptos" w:cs="Calibri"/>
+          <w:rFonts w:ascii="Calibri" w:eastAsia="Calibri" w:hAnsi="Calibri" w:cs="Calibri"/>
           <w:i/>
           <w:iCs/>
           <w:sz w:val="20"/>
@@ -3425,12 +3591,12 @@
         </w:tabs>
         <w:ind w:left="432"/>
         <w:rPr>
-          <w:rFonts w:ascii="Aptos" w:hAnsi="Aptos"/>
-        </w:rPr>
-      </w:pPr>
-      <w:r>
-        <w:rPr>
-          <w:rFonts w:ascii="Aptos" w:eastAsia="Calibri" w:hAnsi="Aptos" w:cs="Calibri"/>
+          <w:rFonts w:ascii="Calibri" w:hAnsi="Calibri" w:cs="Calibri"/>
+        </w:rPr>
+      </w:pPr>
+      <w:r>
+        <w:rPr>
+          <w:rFonts w:ascii="Calibri" w:eastAsia="Calibri" w:hAnsi="Calibri" w:cs="Calibri"/>
           <w:sz w:val="20"/>
           <w:szCs w:val="20"/>
         </w:rPr>
@@ -3438,7 +3604,7 @@
       </w:r>
       <w:r>
         <w:rPr>
-          <w:rFonts w:ascii="Aptos" w:eastAsia="Calibri" w:hAnsi="Aptos" w:cs="Calibri"/>
+          <w:rFonts w:ascii="Calibri" w:eastAsia="Calibri" w:hAnsi="Calibri" w:cs="Calibri"/>
           <w:i/>
           <w:iCs/>
           <w:sz w:val="20"/>
@@ -3455,12 +3621,12 @@
         </w:tabs>
         <w:ind w:left="432"/>
         <w:rPr>
-          <w:rFonts w:ascii="Aptos" w:hAnsi="Aptos"/>
-        </w:rPr>
-      </w:pPr>
-      <w:r>
-        <w:rPr>
-          <w:rFonts w:ascii="Aptos" w:eastAsia="Calibri" w:hAnsi="Aptos" w:cs="Calibri"/>
+          <w:rFonts w:ascii="Calibri" w:hAnsi="Calibri" w:cs="Calibri"/>
+        </w:rPr>
+      </w:pPr>
+      <w:r>
+        <w:rPr>
+          <w:rFonts w:ascii="Calibri" w:eastAsia="Calibri" w:hAnsi="Calibri" w:cs="Calibri"/>
           <w:sz w:val="20"/>
           <w:szCs w:val="20"/>
         </w:rPr>
@@ -3468,7 +3634,7 @@
       </w:r>
       <w:r>
         <w:rPr>
-          <w:rFonts w:ascii="Aptos" w:eastAsia="Calibri" w:hAnsi="Aptos" w:cs="Calibri"/>
+          <w:rFonts w:ascii="Calibri" w:eastAsia="Calibri" w:hAnsi="Calibri" w:cs="Calibri"/>
           <w:i/>
           <w:iCs/>
           <w:sz w:val="20"/>
@@ -3485,12 +3651,12 @@
         </w:tabs>
         <w:ind w:left="432"/>
         <w:rPr>
-          <w:rFonts w:ascii="Aptos" w:hAnsi="Aptos"/>
-        </w:rPr>
-      </w:pPr>
-      <w:r>
-        <w:rPr>
-          <w:rFonts w:ascii="Aptos" w:eastAsia="Calibri" w:hAnsi="Aptos" w:cs="Calibri"/>
+          <w:rFonts w:ascii="Calibri" w:hAnsi="Calibri" w:cs="Calibri"/>
+        </w:rPr>
+      </w:pPr>
+      <w:r>
+        <w:rPr>
+          <w:rFonts w:ascii="Calibri" w:eastAsia="Calibri" w:hAnsi="Calibri" w:cs="Calibri"/>
           <w:sz w:val="20"/>
           <w:szCs w:val="20"/>
         </w:rPr>
@@ -3498,7 +3664,7 @@
       </w:r>
       <w:r>
         <w:rPr>
-          <w:rFonts w:ascii="Aptos" w:eastAsia="Calibri" w:hAnsi="Aptos" w:cs="Calibri"/>
+          <w:rFonts w:ascii="Calibri" w:eastAsia="Calibri" w:hAnsi="Calibri" w:cs="Calibri"/>
           <w:i/>
           <w:iCs/>
           <w:sz w:val="20"/>
@@ -3515,12 +3681,12 @@
         </w:tabs>
         <w:ind w:left="432"/>
         <w:rPr>
-          <w:rFonts w:ascii="Aptos" w:hAnsi="Aptos"/>
-        </w:rPr>
-      </w:pPr>
-      <w:r>
-        <w:rPr>
-          <w:rFonts w:ascii="Aptos" w:eastAsia="Calibri" w:hAnsi="Aptos" w:cs="Calibri"/>
+          <w:rFonts w:ascii="Calibri" w:hAnsi="Calibri" w:cs="Calibri"/>
+        </w:rPr>
+      </w:pPr>
+      <w:r>
+        <w:rPr>
+          <w:rFonts w:ascii="Calibri" w:eastAsia="Calibri" w:hAnsi="Calibri" w:cs="Calibri"/>
           <w:sz w:val="20"/>
           <w:szCs w:val="20"/>
         </w:rPr>
@@ -3528,7 +3694,7 @@
       </w:r>
       <w:r>
         <w:rPr>
-          <w:rFonts w:ascii="Aptos" w:eastAsia="Calibri" w:hAnsi="Aptos" w:cs="Calibri"/>
+          <w:rFonts w:ascii="Calibri" w:eastAsia="Calibri" w:hAnsi="Calibri" w:cs="Calibri"/>
           <w:i/>
           <w:iCs/>
           <w:sz w:val="20"/>
@@ -3545,12 +3711,12 @@
         </w:tabs>
         <w:ind w:left="432"/>
         <w:rPr>
-          <w:rFonts w:ascii="Aptos" w:hAnsi="Aptos"/>
-        </w:rPr>
-      </w:pPr>
-      <w:r>
-        <w:rPr>
-          <w:rFonts w:ascii="Aptos" w:eastAsia="Calibri" w:hAnsi="Aptos" w:cs="Calibri"/>
+          <w:rFonts w:ascii="Calibri" w:hAnsi="Calibri" w:cs="Calibri"/>
+        </w:rPr>
+      </w:pPr>
+      <w:r>
+        <w:rPr>
+          <w:rFonts w:ascii="Calibri" w:eastAsia="Calibri" w:hAnsi="Calibri" w:cs="Calibri"/>
           <w:sz w:val="20"/>
           <w:szCs w:val="20"/>
         </w:rPr>
@@ -3558,7 +3724,7 @@
       </w:r>
       <w:r>
         <w:rPr>
-          <w:rFonts w:ascii="Aptos" w:eastAsia="Calibri" w:hAnsi="Aptos" w:cs="Calibri"/>
+          <w:rFonts w:ascii="Calibri" w:eastAsia="Calibri" w:hAnsi="Calibri" w:cs="Calibri"/>
           <w:i/>
           <w:iCs/>
           <w:sz w:val="20"/>
@@ -3575,12 +3741,12 @@
         </w:tabs>
         <w:ind w:left="432" w:hanging="90"/>
         <w:rPr>
-          <w:rFonts w:ascii="Aptos" w:hAnsi="Aptos"/>
-        </w:rPr>
-      </w:pPr>
-      <w:r>
-        <w:rPr>
-          <w:rFonts w:ascii="Aptos" w:eastAsia="Calibri" w:hAnsi="Aptos" w:cs="Calibri"/>
+          <w:rFonts w:ascii="Calibri" w:hAnsi="Calibri" w:cs="Calibri"/>
+        </w:rPr>
+      </w:pPr>
+      <w:r>
+        <w:rPr>
+          <w:rFonts w:ascii="Calibri" w:eastAsia="Calibri" w:hAnsi="Calibri" w:cs="Calibri"/>
           <w:sz w:val="20"/>
           <w:szCs w:val="20"/>
         </w:rPr>
@@ -3588,7 +3754,7 @@
       </w:r>
       <w:r>
         <w:rPr>
-          <w:rFonts w:ascii="Aptos" w:eastAsia="Calibri" w:hAnsi="Aptos" w:cs="Calibri"/>
+          <w:rFonts w:ascii="Calibri" w:eastAsia="Calibri" w:hAnsi="Calibri" w:cs="Calibri"/>
           <w:i/>
           <w:iCs/>
           <w:sz w:val="20"/>
@@ -3605,12 +3771,12 @@
         </w:tabs>
         <w:ind w:left="432" w:hanging="90"/>
         <w:rPr>
-          <w:rFonts w:ascii="Aptos" w:hAnsi="Aptos"/>
-        </w:rPr>
-      </w:pPr>
-      <w:r>
-        <w:rPr>
-          <w:rFonts w:ascii="Aptos" w:eastAsia="Calibri" w:hAnsi="Aptos" w:cs="Calibri"/>
+          <w:rFonts w:ascii="Calibri" w:hAnsi="Calibri" w:cs="Calibri"/>
+        </w:rPr>
+      </w:pPr>
+      <w:r>
+        <w:rPr>
+          <w:rFonts w:ascii="Calibri" w:eastAsia="Calibri" w:hAnsi="Calibri" w:cs="Calibri"/>
           <w:sz w:val="20"/>
           <w:szCs w:val="20"/>
         </w:rPr>
@@ -3618,7 +3784,7 @@
       </w:r>
       <w:r>
         <w:rPr>
-          <w:rFonts w:ascii="Aptos" w:eastAsia="Calibri" w:hAnsi="Aptos" w:cs="Calibri"/>
+          <w:rFonts w:ascii="Calibri" w:eastAsia="Calibri" w:hAnsi="Calibri" w:cs="Calibri"/>
           <w:i/>
           <w:iCs/>
           <w:sz w:val="20"/>
@@ -3635,12 +3801,12 @@
           <w:tab w:val="right" w:pos="9627"/>
         </w:tabs>
         <w:rPr>
-          <w:rFonts w:ascii="Aptos" w:hAnsi="Aptos"/>
-        </w:rPr>
-      </w:pPr>
-      <w:r>
-        <w:rPr>
-          <w:rFonts w:ascii="Aptos" w:eastAsia="Calibri" w:hAnsi="Aptos" w:cs="Calibri"/>
+          <w:rFonts w:ascii="Calibri" w:hAnsi="Calibri" w:cs="Calibri"/>
+        </w:rPr>
+      </w:pPr>
+      <w:r>
+        <w:rPr>
+          <w:rFonts w:ascii="Calibri" w:eastAsia="Calibri" w:hAnsi="Calibri" w:cs="Calibri"/>
           <w:b/>
           <w:bCs/>
           <w:sz w:val="20"/>
@@ -3657,12 +3823,12 @@
           <w:tab w:val="right" w:pos="9627"/>
         </w:tabs>
         <w:rPr>
-          <w:rFonts w:ascii="Aptos" w:hAnsi="Aptos"/>
-        </w:rPr>
-      </w:pPr>
-      <w:r>
-        <w:rPr>
-          <w:rFonts w:ascii="Aptos" w:eastAsia="Calibri" w:hAnsi="Aptos" w:cs="Calibri"/>
+          <w:rFonts w:ascii="Calibri" w:hAnsi="Calibri" w:cs="Calibri"/>
+        </w:rPr>
+      </w:pPr>
+      <w:r>
+        <w:rPr>
+          <w:rFonts w:ascii="Calibri" w:eastAsia="Calibri" w:hAnsi="Calibri" w:cs="Calibri"/>
           <w:b/>
           <w:bCs/>
           <w:sz w:val="20"/>
@@ -3680,12 +3846,12 @@
         </w:tabs>
         <w:ind w:left="432"/>
         <w:rPr>
-          <w:rFonts w:ascii="Aptos" w:hAnsi="Aptos"/>
-        </w:rPr>
-      </w:pPr>
-      <w:r>
-        <w:rPr>
-          <w:rFonts w:ascii="Aptos" w:eastAsia="Calibri" w:hAnsi="Aptos" w:cs="Calibri"/>
+          <w:rFonts w:ascii="Calibri" w:hAnsi="Calibri" w:cs="Calibri"/>
+        </w:rPr>
+      </w:pPr>
+      <w:r>
+        <w:rPr>
+          <w:rFonts w:ascii="Calibri" w:eastAsia="Calibri" w:hAnsi="Calibri" w:cs="Calibri"/>
           <w:sz w:val="20"/>
           <w:szCs w:val="20"/>
         </w:rPr>
@@ -3701,12 +3867,12 @@
         </w:tabs>
         <w:ind w:left="432"/>
         <w:rPr>
-          <w:rFonts w:ascii="Aptos" w:hAnsi="Aptos"/>
-        </w:rPr>
-      </w:pPr>
-      <w:r>
-        <w:rPr>
-          <w:rFonts w:ascii="Aptos" w:eastAsia="Calibri" w:hAnsi="Aptos" w:cs="Calibri"/>
+          <w:rFonts w:ascii="Calibri" w:hAnsi="Calibri" w:cs="Calibri"/>
+        </w:rPr>
+      </w:pPr>
+      <w:r>
+        <w:rPr>
+          <w:rFonts w:ascii="Calibri" w:eastAsia="Calibri" w:hAnsi="Calibri" w:cs="Calibri"/>
           <w:sz w:val="20"/>
           <w:szCs w:val="20"/>
         </w:rPr>
@@ -3722,12 +3888,12 @@
         </w:tabs>
         <w:ind w:left="432"/>
         <w:rPr>
-          <w:rFonts w:ascii="Aptos" w:hAnsi="Aptos"/>
-        </w:rPr>
-      </w:pPr>
-      <w:r>
-        <w:rPr>
-          <w:rFonts w:ascii="Aptos" w:eastAsia="Calibri" w:hAnsi="Aptos" w:cs="Calibri"/>
+          <w:rFonts w:ascii="Calibri" w:hAnsi="Calibri" w:cs="Calibri"/>
+        </w:rPr>
+      </w:pPr>
+      <w:r>
+        <w:rPr>
+          <w:rFonts w:ascii="Calibri" w:eastAsia="Calibri" w:hAnsi="Calibri" w:cs="Calibri"/>
           <w:sz w:val="20"/>
           <w:szCs w:val="20"/>
         </w:rPr>
@@ -3743,12 +3909,12 @@
         </w:tabs>
         <w:ind w:left="432"/>
         <w:rPr>
-          <w:rFonts w:ascii="Aptos" w:hAnsi="Aptos"/>
-        </w:rPr>
-      </w:pPr>
-      <w:r>
-        <w:rPr>
-          <w:rFonts w:ascii="Aptos" w:eastAsia="Calibri" w:hAnsi="Aptos" w:cs="Calibri"/>
+          <w:rFonts w:ascii="Calibri" w:hAnsi="Calibri" w:cs="Calibri"/>
+        </w:rPr>
+      </w:pPr>
+      <w:r>
+        <w:rPr>
+          <w:rFonts w:ascii="Calibri" w:eastAsia="Calibri" w:hAnsi="Calibri" w:cs="Calibri"/>
           <w:sz w:val="20"/>
           <w:szCs w:val="20"/>
         </w:rPr>
@@ -3764,12 +3930,12 @@
         </w:tabs>
         <w:ind w:left="432"/>
         <w:rPr>
-          <w:rFonts w:ascii="Aptos" w:hAnsi="Aptos"/>
-        </w:rPr>
-      </w:pPr>
-      <w:r>
-        <w:rPr>
-          <w:rFonts w:ascii="Aptos" w:eastAsia="Calibri" w:hAnsi="Aptos" w:cs="Calibri"/>
+          <w:rFonts w:ascii="Calibri" w:hAnsi="Calibri" w:cs="Calibri"/>
+        </w:rPr>
+      </w:pPr>
+      <w:r>
+        <w:rPr>
+          <w:rFonts w:ascii="Calibri" w:eastAsia="Calibri" w:hAnsi="Calibri" w:cs="Calibri"/>
           <w:sz w:val="20"/>
           <w:szCs w:val="20"/>
         </w:rPr>
@@ -3785,12 +3951,12 @@
         </w:tabs>
         <w:ind w:left="432"/>
         <w:rPr>
-          <w:rFonts w:ascii="Aptos" w:hAnsi="Aptos"/>
-        </w:rPr>
-      </w:pPr>
-      <w:r>
-        <w:rPr>
-          <w:rFonts w:ascii="Aptos" w:eastAsia="Calibri" w:hAnsi="Aptos" w:cs="Calibri"/>
+          <w:rFonts w:ascii="Calibri" w:hAnsi="Calibri" w:cs="Calibri"/>
+        </w:rPr>
+      </w:pPr>
+      <w:r>
+        <w:rPr>
+          <w:rFonts w:ascii="Calibri" w:eastAsia="Calibri" w:hAnsi="Calibri" w:cs="Calibri"/>
           <w:sz w:val="20"/>
           <w:szCs w:val="20"/>
         </w:rPr>
@@ -3806,12 +3972,12 @@
         </w:tabs>
         <w:ind w:left="432"/>
         <w:rPr>
-          <w:rFonts w:ascii="Aptos" w:hAnsi="Aptos"/>
-        </w:rPr>
-      </w:pPr>
-      <w:r>
-        <w:rPr>
-          <w:rFonts w:ascii="Aptos" w:eastAsia="Calibri" w:hAnsi="Aptos" w:cs="Calibri"/>
+          <w:rFonts w:ascii="Calibri" w:hAnsi="Calibri" w:cs="Calibri"/>
+        </w:rPr>
+      </w:pPr>
+      <w:r>
+        <w:rPr>
+          <w:rFonts w:ascii="Calibri" w:eastAsia="Calibri" w:hAnsi="Calibri" w:cs="Calibri"/>
           <w:sz w:val="20"/>
           <w:szCs w:val="20"/>
         </w:rPr>
@@ -3827,12 +3993,12 @@
         </w:tabs>
         <w:ind w:left="432"/>
         <w:rPr>
-          <w:rFonts w:ascii="Aptos" w:hAnsi="Aptos"/>
-        </w:rPr>
-      </w:pPr>
-      <w:r>
-        <w:rPr>
-          <w:rFonts w:ascii="Aptos" w:eastAsia="Calibri" w:hAnsi="Aptos" w:cs="Calibri"/>
+          <w:rFonts w:ascii="Calibri" w:hAnsi="Calibri" w:cs="Calibri"/>
+        </w:rPr>
+      </w:pPr>
+      <w:r>
+        <w:rPr>
+          <w:rFonts w:ascii="Calibri" w:eastAsia="Calibri" w:hAnsi="Calibri" w:cs="Calibri"/>
           <w:sz w:val="20"/>
           <w:szCs w:val="20"/>
         </w:rPr>
@@ -3847,12 +4013,12 @@
           <w:tab w:val="right" w:pos="9627"/>
         </w:tabs>
         <w:rPr>
-          <w:rFonts w:ascii="Aptos" w:hAnsi="Aptos"/>
-        </w:rPr>
-      </w:pPr>
-      <w:r>
-        <w:rPr>
-          <w:rFonts w:ascii="Aptos" w:eastAsia="Calibri" w:hAnsi="Aptos" w:cs="Calibri"/>
+          <w:rFonts w:ascii="Calibri" w:hAnsi="Calibri" w:cs="Calibri"/>
+        </w:rPr>
+      </w:pPr>
+      <w:r>
+        <w:rPr>
+          <w:rFonts w:ascii="Calibri" w:eastAsia="Calibri" w:hAnsi="Calibri" w:cs="Calibri"/>
           <w:sz w:val="20"/>
           <w:szCs w:val="20"/>
         </w:rPr>
@@ -3867,12 +4033,12 @@
           <w:tab w:val="right" w:pos="9627"/>
         </w:tabs>
         <w:rPr>
-          <w:rFonts w:ascii="Aptos" w:hAnsi="Aptos"/>
-        </w:rPr>
-      </w:pPr>
-      <w:r>
-        <w:rPr>
-          <w:rFonts w:ascii="Aptos" w:eastAsia="Calibri" w:hAnsi="Aptos" w:cs="Calibri"/>
+          <w:rFonts w:ascii="Calibri" w:hAnsi="Calibri" w:cs="Calibri"/>
+        </w:rPr>
+      </w:pPr>
+      <w:r>
+        <w:rPr>
+          <w:rFonts w:ascii="Calibri" w:eastAsia="Calibri" w:hAnsi="Calibri" w:cs="Calibri"/>
           <w:b/>
           <w:bCs/>
           <w:sz w:val="20"/>
@@ -3885,74 +4051,74 @@
       <w:pPr>
         <w:ind w:firstLine="360"/>
         <w:rPr>
-          <w:rFonts w:ascii="Aptos" w:hAnsi="Aptos"/>
-        </w:rPr>
-      </w:pPr>
-      <w:r>
-        <w:rPr>
-          <w:rFonts w:ascii="Aptos" w:eastAsia="Calibri" w:hAnsi="Aptos" w:cs="Calibri"/>
+          <w:rFonts w:ascii="Calibri" w:hAnsi="Calibri" w:cs="Calibri"/>
+        </w:rPr>
+      </w:pPr>
+      <w:r>
+        <w:rPr>
+          <w:rFonts w:ascii="Calibri" w:eastAsia="Calibri" w:hAnsi="Calibri" w:cs="Calibri"/>
+          <w:sz w:val="20"/>
+          <w:szCs w:val="20"/>
+        </w:rPr>
+        <w:t>Using technology in the classroom. Guest lecturer, summer 2021</w:t>
+      </w:r>
+    </w:p>
+    <w:p>
+      <w:pPr>
+        <w:ind w:firstLine="360"/>
+        <w:rPr>
+          <w:rFonts w:ascii="Calibri" w:hAnsi="Calibri" w:cs="Calibri"/>
+        </w:rPr>
+      </w:pPr>
+      <w:r>
+        <w:rPr>
+          <w:rFonts w:ascii="Calibri" w:eastAsia="Calibri" w:hAnsi="Calibri" w:cs="Calibri"/>
+          <w:sz w:val="20"/>
+          <w:szCs w:val="20"/>
+        </w:rPr>
+        <w:t>Writing a Teaching Philosophy, Sociology Spring 2021</w:t>
+      </w:r>
+    </w:p>
+    <w:p>
+      <w:pPr>
+        <w:ind w:firstLine="360"/>
+        <w:rPr>
+          <w:rFonts w:ascii="Calibri" w:hAnsi="Calibri" w:cs="Calibri"/>
+        </w:rPr>
+      </w:pPr>
+      <w:r>
+        <w:rPr>
+          <w:rFonts w:ascii="Calibri" w:eastAsia="Calibri" w:hAnsi="Calibri" w:cs="Calibri"/>
+          <w:sz w:val="20"/>
+          <w:szCs w:val="20"/>
+        </w:rPr>
+        <w:t>Transitioning to a faculty position: Teaching. Northwestern Graduate Teaching Committee, Spring 2021</w:t>
+      </w:r>
+    </w:p>
+    <w:p>
+      <w:pPr>
+        <w:tabs>
+          <w:tab w:val="left" w:pos="360"/>
+          <w:tab w:val="left" w:pos="720"/>
+          <w:tab w:val="right" w:pos="9627"/>
+        </w:tabs>
+        <w:ind w:firstLine="360"/>
+        <w:rPr>
+          <w:rFonts w:ascii="Calibri" w:hAnsi="Calibri" w:cs="Calibri"/>
+        </w:rPr>
+      </w:pPr>
+      <w:r>
+        <w:rPr>
+          <w:rFonts w:ascii="Calibri" w:eastAsia="Calibri" w:hAnsi="Calibri" w:cs="Calibri"/>
           <w:sz w:val="20"/>
           <w:szCs w:val="20"/>
         </w:rPr>
         <w:lastRenderedPageBreak/>
-        <w:t>Using technology in the classroom. Guest lecturer, summer 2021</w:t>
-      </w:r>
-    </w:p>
-    <w:p>
-      <w:pPr>
-        <w:ind w:firstLine="360"/>
-        <w:rPr>
-          <w:rFonts w:ascii="Aptos" w:hAnsi="Aptos"/>
-        </w:rPr>
-      </w:pPr>
-      <w:r>
-        <w:rPr>
-          <w:rFonts w:ascii="Aptos" w:eastAsia="Calibri" w:hAnsi="Aptos" w:cs="Calibri"/>
-          <w:sz w:val="20"/>
-          <w:szCs w:val="20"/>
-        </w:rPr>
-        <w:t>Writing a Teaching Philosophy, Sociology Spring 2021</w:t>
-      </w:r>
-    </w:p>
-    <w:p>
-      <w:pPr>
-        <w:ind w:firstLine="360"/>
-        <w:rPr>
-          <w:rFonts w:ascii="Aptos" w:hAnsi="Aptos"/>
-        </w:rPr>
-      </w:pPr>
-      <w:r>
-        <w:rPr>
-          <w:rFonts w:ascii="Aptos" w:eastAsia="Calibri" w:hAnsi="Aptos" w:cs="Calibri"/>
-          <w:sz w:val="20"/>
-          <w:szCs w:val="20"/>
-        </w:rPr>
-        <w:t>Transitioning to a faculty position: Teaching. Northwestern Graduate Teaching Committee, Spring 2021</w:t>
-      </w:r>
-    </w:p>
-    <w:p>
-      <w:pPr>
-        <w:tabs>
-          <w:tab w:val="left" w:pos="360"/>
-          <w:tab w:val="left" w:pos="720"/>
-          <w:tab w:val="right" w:pos="9627"/>
-        </w:tabs>
-        <w:ind w:firstLine="360"/>
-        <w:rPr>
-          <w:rFonts w:ascii="Aptos" w:hAnsi="Aptos"/>
-        </w:rPr>
-      </w:pPr>
-      <w:r>
-        <w:rPr>
-          <w:rFonts w:ascii="Aptos" w:eastAsia="Calibri" w:hAnsi="Aptos" w:cs="Calibri"/>
-          <w:sz w:val="20"/>
-          <w:szCs w:val="20"/>
-        </w:rPr>
         <w:t xml:space="preserve">Preparing Applications for the NSF GRFP: </w:t>
       </w:r>
       <w:r>
         <w:rPr>
-          <w:rFonts w:ascii="Aptos" w:eastAsia="Calibri" w:hAnsi="Aptos" w:cs="Calibri"/>
+          <w:rFonts w:ascii="Calibri" w:eastAsia="Calibri" w:hAnsi="Calibri" w:cs="Calibri"/>
           <w:i/>
           <w:iCs/>
           <w:sz w:val="20"/>
@@ -3962,7 +4128,7 @@
       </w:r>
       <w:r>
         <w:rPr>
-          <w:rFonts w:ascii="Aptos" w:eastAsia="Calibri" w:hAnsi="Aptos" w:cs="Calibri"/>
+          <w:rFonts w:ascii="Calibri" w:eastAsia="Calibri" w:hAnsi="Calibri" w:cs="Calibri"/>
           <w:sz w:val="20"/>
           <w:szCs w:val="20"/>
         </w:rPr>
@@ -3978,12 +4144,12 @@
         </w:tabs>
         <w:ind w:firstLine="360"/>
         <w:rPr>
-          <w:rFonts w:ascii="Aptos" w:hAnsi="Aptos"/>
-        </w:rPr>
-      </w:pPr>
-      <w:r>
-        <w:rPr>
-          <w:rFonts w:ascii="Aptos" w:eastAsia="Calibri" w:hAnsi="Aptos" w:cs="Calibri"/>
+          <w:rFonts w:ascii="Calibri" w:hAnsi="Calibri" w:cs="Calibri"/>
+        </w:rPr>
+      </w:pPr>
+      <w:r>
+        <w:rPr>
+          <w:rFonts w:ascii="Calibri" w:eastAsia="Calibri" w:hAnsi="Calibri" w:cs="Calibri"/>
           <w:sz w:val="20"/>
           <w:szCs w:val="20"/>
         </w:rPr>
@@ -3991,7 +4157,7 @@
       </w:r>
       <w:r>
         <w:rPr>
-          <w:rFonts w:ascii="Aptos" w:eastAsia="Calibri" w:hAnsi="Aptos" w:cs="Calibri"/>
+          <w:rFonts w:ascii="Calibri" w:eastAsia="Calibri" w:hAnsi="Calibri" w:cs="Calibri"/>
           <w:i/>
           <w:iCs/>
           <w:sz w:val="20"/>
@@ -4001,7 +4167,7 @@
       </w:r>
       <w:r>
         <w:rPr>
-          <w:rFonts w:ascii="Aptos" w:eastAsia="Calibri" w:hAnsi="Aptos" w:cs="Calibri"/>
+          <w:rFonts w:ascii="Calibri" w:eastAsia="Calibri" w:hAnsi="Calibri" w:cs="Calibri"/>
           <w:sz w:val="20"/>
           <w:szCs w:val="20"/>
         </w:rPr>
@@ -4017,12 +4183,12 @@
         </w:tabs>
         <w:ind w:firstLine="360"/>
         <w:rPr>
-          <w:rFonts w:ascii="Aptos" w:hAnsi="Aptos"/>
-        </w:rPr>
-      </w:pPr>
-      <w:r>
-        <w:rPr>
-          <w:rFonts w:ascii="Aptos" w:eastAsia="Calibri" w:hAnsi="Aptos" w:cs="Calibri"/>
+          <w:rFonts w:ascii="Calibri" w:hAnsi="Calibri" w:cs="Calibri"/>
+        </w:rPr>
+      </w:pPr>
+      <w:r>
+        <w:rPr>
+          <w:rFonts w:ascii="Calibri" w:eastAsia="Calibri" w:hAnsi="Calibri" w:cs="Calibri"/>
           <w:sz w:val="20"/>
           <w:szCs w:val="20"/>
         </w:rPr>
@@ -4030,7 +4196,7 @@
       </w:r>
       <w:r>
         <w:rPr>
-          <w:rFonts w:ascii="Aptos" w:eastAsia="Calibri" w:hAnsi="Aptos" w:cs="Calibri"/>
+          <w:rFonts w:ascii="Calibri" w:eastAsia="Calibri" w:hAnsi="Calibri" w:cs="Calibri"/>
           <w:i/>
           <w:iCs/>
           <w:sz w:val="20"/>
@@ -4040,7 +4206,7 @@
       </w:r>
       <w:r>
         <w:rPr>
-          <w:rFonts w:ascii="Aptos" w:eastAsia="Calibri" w:hAnsi="Aptos" w:cs="Calibri"/>
+          <w:rFonts w:ascii="Calibri" w:eastAsia="Calibri" w:hAnsi="Calibri" w:cs="Calibri"/>
           <w:sz w:val="20"/>
           <w:szCs w:val="20"/>
         </w:rPr>
@@ -4055,12 +4221,12 @@
           <w:tab w:val="right" w:pos="9627"/>
         </w:tabs>
         <w:rPr>
-          <w:rFonts w:ascii="Aptos" w:hAnsi="Aptos"/>
-        </w:rPr>
-      </w:pPr>
-      <w:r>
-        <w:rPr>
-          <w:rFonts w:ascii="Aptos" w:eastAsia="Calibri" w:hAnsi="Aptos" w:cs="Calibri"/>
+          <w:rFonts w:ascii="Calibri" w:hAnsi="Calibri" w:cs="Calibri"/>
+        </w:rPr>
+      </w:pPr>
+      <w:r>
+        <w:rPr>
+          <w:rFonts w:ascii="Calibri" w:eastAsia="Calibri" w:hAnsi="Calibri" w:cs="Calibri"/>
           <w:sz w:val="20"/>
           <w:szCs w:val="20"/>
         </w:rPr>
@@ -4074,12 +4240,12 @@
           <w:tab w:val="left" w:pos="720"/>
         </w:tabs>
         <w:rPr>
-          <w:rFonts w:ascii="Aptos" w:hAnsi="Aptos"/>
-        </w:rPr>
-      </w:pPr>
-      <w:r>
-        <w:rPr>
-          <w:rFonts w:ascii="Aptos" w:eastAsia="Calibri" w:hAnsi="Aptos" w:cs="Calibri"/>
+          <w:rFonts w:ascii="Calibri" w:hAnsi="Calibri" w:cs="Calibri"/>
+        </w:rPr>
+      </w:pPr>
+      <w:r>
+        <w:rPr>
+          <w:rFonts w:ascii="Calibri" w:eastAsia="Calibri" w:hAnsi="Calibri" w:cs="Calibri"/>
           <w:b/>
           <w:bCs/>
           <w:sz w:val="22"/>
@@ -4096,14 +4262,14 @@
           <w:tab w:val="right" w:pos="9627"/>
         </w:tabs>
         <w:rPr>
-          <w:rFonts w:ascii="Aptos" w:eastAsia="Calibri" w:hAnsi="Aptos" w:cs="Calibri"/>
-          <w:sz w:val="20"/>
-          <w:szCs w:val="20"/>
-        </w:rPr>
-      </w:pPr>
-      <w:r>
-        <w:rPr>
-          <w:rFonts w:ascii="Aptos" w:eastAsia="Calibri" w:hAnsi="Aptos" w:cs="Calibri"/>
+          <w:rFonts w:ascii="Calibri" w:eastAsia="Calibri" w:hAnsi="Calibri" w:cs="Calibri"/>
+          <w:sz w:val="20"/>
+          <w:szCs w:val="20"/>
+        </w:rPr>
+      </w:pPr>
+      <w:r>
+        <w:rPr>
+          <w:rFonts w:ascii="Calibri" w:eastAsia="Calibri" w:hAnsi="Calibri" w:cs="Calibri"/>
           <w:sz w:val="20"/>
           <w:szCs w:val="20"/>
         </w:rPr>
@@ -4111,13 +4277,13 @@
       </w:r>
       <w:r>
         <w:rPr>
-          <w:rFonts w:ascii="Aptos" w:hAnsi="Aptos"/>
+          <w:rFonts w:ascii="Calibri" w:hAnsi="Calibri" w:cs="Calibri"/>
         </w:rPr>
         <w:tab/>
       </w:r>
       <w:r>
         <w:rPr>
-          <w:rFonts w:ascii="Aptos" w:eastAsia="Calibri" w:hAnsi="Aptos" w:cs="Calibri"/>
+          <w:rFonts w:ascii="Calibri" w:eastAsia="Calibri" w:hAnsi="Calibri" w:cs="Calibri"/>
           <w:sz w:val="20"/>
           <w:szCs w:val="20"/>
         </w:rPr>
@@ -4132,12 +4298,12 @@
           <w:tab w:val="right" w:pos="9627"/>
         </w:tabs>
         <w:rPr>
-          <w:rFonts w:ascii="Aptos" w:hAnsi="Aptos"/>
-        </w:rPr>
-      </w:pPr>
-      <w:r>
-        <w:rPr>
-          <w:rFonts w:ascii="Aptos" w:eastAsia="Calibri" w:hAnsi="Aptos" w:cs="Calibri"/>
+          <w:rFonts w:ascii="Calibri" w:hAnsi="Calibri" w:cs="Calibri"/>
+        </w:rPr>
+      </w:pPr>
+      <w:r>
+        <w:rPr>
+          <w:rFonts w:ascii="Calibri" w:eastAsia="Calibri" w:hAnsi="Calibri" w:cs="Calibri"/>
           <w:sz w:val="20"/>
           <w:szCs w:val="20"/>
         </w:rPr>
@@ -4145,13 +4311,13 @@
       </w:r>
       <w:r>
         <w:rPr>
-          <w:rFonts w:ascii="Aptos" w:hAnsi="Aptos"/>
+          <w:rFonts w:ascii="Calibri" w:hAnsi="Calibri" w:cs="Calibri"/>
         </w:rPr>
         <w:tab/>
       </w:r>
       <w:r>
         <w:rPr>
-          <w:rFonts w:ascii="Aptos" w:eastAsia="Calibri" w:hAnsi="Aptos" w:cs="Calibri"/>
+          <w:rFonts w:ascii="Calibri" w:eastAsia="Calibri" w:hAnsi="Calibri" w:cs="Calibri"/>
           <w:sz w:val="20"/>
           <w:szCs w:val="20"/>
         </w:rPr>
@@ -4166,12 +4332,12 @@
           <w:tab w:val="right" w:pos="9627"/>
         </w:tabs>
         <w:rPr>
-          <w:rFonts w:ascii="Aptos" w:hAnsi="Aptos"/>
-        </w:rPr>
-      </w:pPr>
-      <w:r>
-        <w:rPr>
-          <w:rFonts w:ascii="Aptos" w:eastAsia="Calibri" w:hAnsi="Aptos" w:cs="Calibri"/>
+          <w:rFonts w:ascii="Calibri" w:hAnsi="Calibri" w:cs="Calibri"/>
+        </w:rPr>
+      </w:pPr>
+      <w:r>
+        <w:rPr>
+          <w:rFonts w:ascii="Calibri" w:eastAsia="Calibri" w:hAnsi="Calibri" w:cs="Calibri"/>
           <w:sz w:val="20"/>
           <w:szCs w:val="20"/>
         </w:rPr>
@@ -4179,13 +4345,13 @@
       </w:r>
       <w:r>
         <w:rPr>
-          <w:rFonts w:ascii="Aptos" w:hAnsi="Aptos"/>
+          <w:rFonts w:ascii="Calibri" w:hAnsi="Calibri" w:cs="Calibri"/>
         </w:rPr>
         <w:tab/>
       </w:r>
       <w:r>
         <w:rPr>
-          <w:rFonts w:ascii="Aptos" w:eastAsia="Calibri" w:hAnsi="Aptos" w:cs="Calibri"/>
+          <w:rFonts w:ascii="Calibri" w:eastAsia="Calibri" w:hAnsi="Calibri" w:cs="Calibri"/>
           <w:sz w:val="20"/>
           <w:szCs w:val="20"/>
         </w:rPr>
@@ -4200,12 +4366,12 @@
           <w:tab w:val="right" w:pos="9627"/>
         </w:tabs>
         <w:rPr>
-          <w:rFonts w:ascii="Aptos" w:hAnsi="Aptos"/>
-        </w:rPr>
-      </w:pPr>
-      <w:r>
-        <w:rPr>
-          <w:rFonts w:ascii="Aptos" w:eastAsia="Calibri" w:hAnsi="Aptos" w:cs="Calibri"/>
+          <w:rFonts w:ascii="Calibri" w:hAnsi="Calibri" w:cs="Calibri"/>
+        </w:rPr>
+      </w:pPr>
+      <w:r>
+        <w:rPr>
+          <w:rFonts w:ascii="Calibri" w:eastAsia="Calibri" w:hAnsi="Calibri" w:cs="Calibri"/>
           <w:sz w:val="20"/>
           <w:szCs w:val="20"/>
         </w:rPr>
@@ -4213,33 +4379,33 @@
       </w:r>
       <w:r>
         <w:rPr>
-          <w:rFonts w:ascii="Aptos" w:hAnsi="Aptos"/>
+          <w:rFonts w:ascii="Calibri" w:hAnsi="Calibri" w:cs="Calibri"/>
         </w:rPr>
         <w:tab/>
       </w:r>
       <w:r>
         <w:rPr>
-          <w:rFonts w:ascii="Aptos" w:eastAsia="Calibri" w:hAnsi="Aptos" w:cs="Calibri"/>
-          <w:sz w:val="20"/>
-          <w:szCs w:val="20"/>
-        </w:rPr>
-        <w:t xml:space="preserve">Second reader: Ruoyi Wu, </w:t>
-      </w:r>
-    </w:p>
-    <w:p>
-      <w:pPr>
-        <w:tabs>
-          <w:tab w:val="left" w:pos="360"/>
-          <w:tab w:val="left" w:pos="720"/>
-          <w:tab w:val="right" w:pos="9627"/>
-        </w:tabs>
-        <w:rPr>
-          <w:rFonts w:ascii="Aptos" w:hAnsi="Aptos"/>
-        </w:rPr>
-      </w:pPr>
-      <w:r>
-        <w:rPr>
-          <w:rFonts w:ascii="Aptos" w:eastAsia="Calibri" w:hAnsi="Aptos" w:cs="Calibri"/>
+          <w:rFonts w:ascii="Calibri" w:eastAsia="Calibri" w:hAnsi="Calibri" w:cs="Calibri"/>
+          <w:sz w:val="20"/>
+          <w:szCs w:val="20"/>
+        </w:rPr>
+        <w:t xml:space="preserve">Second reader: Ruoyi Wu </w:t>
+      </w:r>
+    </w:p>
+    <w:p>
+      <w:pPr>
+        <w:tabs>
+          <w:tab w:val="left" w:pos="360"/>
+          <w:tab w:val="left" w:pos="720"/>
+          <w:tab w:val="right" w:pos="9627"/>
+        </w:tabs>
+        <w:rPr>
+          <w:rFonts w:ascii="Calibri" w:hAnsi="Calibri" w:cs="Calibri"/>
+        </w:rPr>
+      </w:pPr>
+      <w:r>
+        <w:rPr>
+          <w:rFonts w:ascii="Calibri" w:eastAsia="Calibri" w:hAnsi="Calibri" w:cs="Calibri"/>
           <w:sz w:val="20"/>
           <w:szCs w:val="20"/>
         </w:rPr>
@@ -4247,13 +4413,13 @@
       </w:r>
       <w:r>
         <w:rPr>
-          <w:rFonts w:ascii="Aptos" w:hAnsi="Aptos"/>
+          <w:rFonts w:ascii="Calibri" w:hAnsi="Calibri" w:cs="Calibri"/>
         </w:rPr>
         <w:tab/>
       </w:r>
       <w:r>
         <w:rPr>
-          <w:rFonts w:ascii="Aptos" w:eastAsia="Calibri" w:hAnsi="Aptos" w:cs="Calibri"/>
+          <w:rFonts w:ascii="Calibri" w:eastAsia="Calibri" w:hAnsi="Calibri" w:cs="Calibri"/>
           <w:sz w:val="20"/>
           <w:szCs w:val="20"/>
         </w:rPr>
@@ -4268,12 +4434,12 @@
           <w:tab w:val="right" w:pos="9627"/>
         </w:tabs>
         <w:rPr>
-          <w:rFonts w:ascii="Aptos" w:hAnsi="Aptos"/>
-        </w:rPr>
-      </w:pPr>
-      <w:r>
-        <w:rPr>
-          <w:rFonts w:ascii="Aptos" w:eastAsia="Calibri" w:hAnsi="Aptos" w:cs="Calibri"/>
+          <w:rFonts w:ascii="Calibri" w:hAnsi="Calibri" w:cs="Calibri"/>
+        </w:rPr>
+      </w:pPr>
+      <w:r>
+        <w:rPr>
+          <w:rFonts w:ascii="Calibri" w:eastAsia="Calibri" w:hAnsi="Calibri" w:cs="Calibri"/>
           <w:sz w:val="20"/>
           <w:szCs w:val="20"/>
         </w:rPr>
@@ -4281,13 +4447,13 @@
       </w:r>
       <w:r>
         <w:rPr>
-          <w:rFonts w:ascii="Aptos" w:hAnsi="Aptos"/>
+          <w:rFonts w:ascii="Calibri" w:hAnsi="Calibri" w:cs="Calibri"/>
         </w:rPr>
         <w:tab/>
       </w:r>
       <w:r>
         <w:rPr>
-          <w:rFonts w:ascii="Aptos" w:eastAsia="Calibri" w:hAnsi="Aptos" w:cs="Calibri"/>
+          <w:rFonts w:ascii="Calibri" w:eastAsia="Calibri" w:hAnsi="Calibri" w:cs="Calibri"/>
           <w:sz w:val="20"/>
           <w:szCs w:val="20"/>
         </w:rPr>
@@ -4301,12 +4467,12 @@
           <w:tab w:val="left" w:pos="720"/>
         </w:tabs>
         <w:rPr>
-          <w:rFonts w:ascii="Aptos" w:hAnsi="Aptos"/>
-        </w:rPr>
-      </w:pPr>
-      <w:r>
-        <w:rPr>
-          <w:rFonts w:ascii="Aptos" w:eastAsia="Calibri" w:hAnsi="Aptos" w:cs="Calibri"/>
+          <w:rFonts w:ascii="Calibri" w:hAnsi="Calibri" w:cs="Calibri"/>
+        </w:rPr>
+      </w:pPr>
+      <w:r>
+        <w:rPr>
+          <w:rFonts w:ascii="Calibri" w:eastAsia="Calibri" w:hAnsi="Calibri" w:cs="Calibri"/>
           <w:b/>
           <w:bCs/>
           <w:sz w:val="22"/>
@@ -4322,12 +4488,12 @@
           <w:tab w:val="left" w:pos="720"/>
         </w:tabs>
         <w:rPr>
-          <w:rFonts w:ascii="Aptos" w:hAnsi="Aptos"/>
-        </w:rPr>
-      </w:pPr>
-      <w:r>
-        <w:rPr>
-          <w:rFonts w:ascii="Aptos" w:eastAsia="Calibri" w:hAnsi="Aptos" w:cs="Calibri"/>
+          <w:rFonts w:ascii="Calibri" w:hAnsi="Calibri" w:cs="Calibri"/>
+        </w:rPr>
+      </w:pPr>
+      <w:r>
+        <w:rPr>
+          <w:rFonts w:ascii="Calibri" w:eastAsia="Calibri" w:hAnsi="Calibri" w:cs="Calibri"/>
           <w:b/>
           <w:bCs/>
           <w:sz w:val="22"/>
@@ -4344,12 +4510,12 @@
           <w:tab w:val="right" w:pos="9627"/>
         </w:tabs>
         <w:rPr>
-          <w:rFonts w:ascii="Aptos" w:hAnsi="Aptos"/>
-        </w:rPr>
-      </w:pPr>
-      <w:r>
-        <w:rPr>
-          <w:rFonts w:ascii="Aptos" w:eastAsia="Calibri" w:hAnsi="Aptos" w:cs="Calibri"/>
+          <w:rFonts w:ascii="Calibri" w:hAnsi="Calibri" w:cs="Calibri"/>
+        </w:rPr>
+      </w:pPr>
+      <w:r>
+        <w:rPr>
+          <w:rFonts w:ascii="Calibri" w:eastAsia="Calibri" w:hAnsi="Calibri" w:cs="Calibri"/>
           <w:sz w:val="20"/>
           <w:szCs w:val="20"/>
         </w:rPr>
@@ -4357,13 +4523,13 @@
       </w:r>
       <w:r>
         <w:rPr>
-          <w:rFonts w:ascii="Aptos" w:hAnsi="Aptos"/>
+          <w:rFonts w:ascii="Calibri" w:hAnsi="Calibri" w:cs="Calibri"/>
         </w:rPr>
         <w:tab/>
       </w:r>
       <w:r>
         <w:rPr>
-          <w:rFonts w:ascii="Aptos" w:eastAsia="Calibri" w:hAnsi="Aptos" w:cs="Calibri"/>
+          <w:rFonts w:ascii="Calibri" w:eastAsia="Calibri" w:hAnsi="Calibri" w:cs="Calibri"/>
           <w:sz w:val="20"/>
           <w:szCs w:val="20"/>
         </w:rPr>
@@ -4378,12 +4544,12 @@
           <w:tab w:val="right" w:pos="9627"/>
         </w:tabs>
         <w:rPr>
-          <w:rFonts w:ascii="Aptos" w:hAnsi="Aptos"/>
-        </w:rPr>
-      </w:pPr>
-      <w:r>
-        <w:rPr>
-          <w:rFonts w:ascii="Aptos" w:eastAsia="Calibri" w:hAnsi="Aptos" w:cs="Calibri"/>
+          <w:rFonts w:ascii="Calibri" w:hAnsi="Calibri" w:cs="Calibri"/>
+        </w:rPr>
+      </w:pPr>
+      <w:r>
+        <w:rPr>
+          <w:rFonts w:ascii="Calibri" w:eastAsia="Calibri" w:hAnsi="Calibri" w:cs="Calibri"/>
           <w:sz w:val="20"/>
           <w:szCs w:val="20"/>
         </w:rPr>
@@ -4391,13 +4557,13 @@
       </w:r>
       <w:r>
         <w:rPr>
-          <w:rFonts w:ascii="Aptos" w:hAnsi="Aptos"/>
+          <w:rFonts w:ascii="Calibri" w:hAnsi="Calibri" w:cs="Calibri"/>
         </w:rPr>
         <w:tab/>
       </w:r>
       <w:r>
         <w:rPr>
-          <w:rFonts w:ascii="Aptos" w:eastAsia="Calibri" w:hAnsi="Aptos" w:cs="Calibri"/>
+          <w:rFonts w:ascii="Calibri" w:eastAsia="Calibri" w:hAnsi="Calibri" w:cs="Calibri"/>
           <w:sz w:val="20"/>
           <w:szCs w:val="20"/>
         </w:rPr>
@@ -4412,12 +4578,12 @@
           <w:tab w:val="right" w:pos="9627"/>
         </w:tabs>
         <w:rPr>
-          <w:rFonts w:ascii="Aptos" w:hAnsi="Aptos"/>
-        </w:rPr>
-      </w:pPr>
-      <w:r>
-        <w:rPr>
-          <w:rFonts w:ascii="Aptos" w:eastAsia="Calibri" w:hAnsi="Aptos" w:cs="Calibri"/>
+          <w:rFonts w:ascii="Calibri" w:hAnsi="Calibri" w:cs="Calibri"/>
+        </w:rPr>
+      </w:pPr>
+      <w:r>
+        <w:rPr>
+          <w:rFonts w:ascii="Calibri" w:eastAsia="Calibri" w:hAnsi="Calibri" w:cs="Calibri"/>
           <w:sz w:val="20"/>
           <w:szCs w:val="20"/>
         </w:rPr>
@@ -4425,13 +4591,13 @@
       </w:r>
       <w:r>
         <w:rPr>
-          <w:rFonts w:ascii="Aptos" w:hAnsi="Aptos"/>
+          <w:rFonts w:ascii="Calibri" w:hAnsi="Calibri" w:cs="Calibri"/>
         </w:rPr>
         <w:tab/>
       </w:r>
       <w:r>
         <w:rPr>
-          <w:rFonts w:ascii="Aptos" w:eastAsia="Calibri" w:hAnsi="Aptos" w:cs="Calibri"/>
+          <w:rFonts w:ascii="Calibri" w:eastAsia="Calibri" w:hAnsi="Calibri" w:cs="Calibri"/>
           <w:sz w:val="20"/>
           <w:szCs w:val="20"/>
         </w:rPr>
@@ -4446,12 +4612,12 @@
           <w:tab w:val="right" w:pos="9627"/>
         </w:tabs>
         <w:rPr>
-          <w:rFonts w:ascii="Aptos" w:hAnsi="Aptos"/>
-        </w:rPr>
-      </w:pPr>
-      <w:r>
-        <w:rPr>
-          <w:rFonts w:ascii="Aptos" w:eastAsia="Calibri" w:hAnsi="Aptos" w:cs="Calibri"/>
+          <w:rFonts w:ascii="Calibri" w:hAnsi="Calibri" w:cs="Calibri"/>
+        </w:rPr>
+      </w:pPr>
+      <w:r>
+        <w:rPr>
+          <w:rFonts w:ascii="Calibri" w:eastAsia="Calibri" w:hAnsi="Calibri" w:cs="Calibri"/>
           <w:sz w:val="20"/>
           <w:szCs w:val="20"/>
         </w:rPr>
@@ -4459,13 +4625,13 @@
       </w:r>
       <w:r>
         <w:rPr>
-          <w:rFonts w:ascii="Aptos" w:hAnsi="Aptos"/>
+          <w:rFonts w:ascii="Calibri" w:hAnsi="Calibri" w:cs="Calibri"/>
         </w:rPr>
         <w:tab/>
       </w:r>
       <w:r>
         <w:rPr>
-          <w:rFonts w:ascii="Aptos" w:eastAsia="Calibri" w:hAnsi="Aptos" w:cs="Calibri"/>
+          <w:rFonts w:ascii="Calibri" w:eastAsia="Calibri" w:hAnsi="Calibri" w:cs="Calibri"/>
           <w:sz w:val="20"/>
           <w:szCs w:val="20"/>
         </w:rPr>
@@ -4480,12 +4646,12 @@
           <w:tab w:val="right" w:pos="9627"/>
         </w:tabs>
         <w:rPr>
-          <w:rFonts w:ascii="Aptos" w:hAnsi="Aptos"/>
-        </w:rPr>
-      </w:pPr>
-      <w:r>
-        <w:rPr>
-          <w:rFonts w:ascii="Aptos" w:eastAsia="Calibri" w:hAnsi="Aptos" w:cs="Calibri"/>
+          <w:rFonts w:ascii="Calibri" w:hAnsi="Calibri" w:cs="Calibri"/>
+        </w:rPr>
+      </w:pPr>
+      <w:r>
+        <w:rPr>
+          <w:rFonts w:ascii="Calibri" w:eastAsia="Calibri" w:hAnsi="Calibri" w:cs="Calibri"/>
           <w:sz w:val="20"/>
           <w:szCs w:val="20"/>
         </w:rPr>
@@ -4493,13 +4659,13 @@
       </w:r>
       <w:r>
         <w:rPr>
-          <w:rFonts w:ascii="Aptos" w:hAnsi="Aptos"/>
+          <w:rFonts w:ascii="Calibri" w:hAnsi="Calibri" w:cs="Calibri"/>
         </w:rPr>
         <w:tab/>
       </w:r>
       <w:r>
         <w:rPr>
-          <w:rFonts w:ascii="Aptos" w:eastAsia="Calibri" w:hAnsi="Aptos" w:cs="Calibri"/>
+          <w:rFonts w:ascii="Calibri" w:eastAsia="Calibri" w:hAnsi="Calibri" w:cs="Calibri"/>
           <w:sz w:val="20"/>
           <w:szCs w:val="20"/>
         </w:rPr>
@@ -4514,12 +4680,12 @@
           <w:tab w:val="right" w:pos="9627"/>
         </w:tabs>
         <w:rPr>
-          <w:rFonts w:ascii="Aptos" w:hAnsi="Aptos"/>
-        </w:rPr>
-      </w:pPr>
-      <w:r>
-        <w:rPr>
-          <w:rFonts w:ascii="Aptos" w:eastAsia="Calibri" w:hAnsi="Aptos" w:cs="Calibri"/>
+          <w:rFonts w:ascii="Calibri" w:hAnsi="Calibri" w:cs="Calibri"/>
+        </w:rPr>
+      </w:pPr>
+      <w:r>
+        <w:rPr>
+          <w:rFonts w:ascii="Calibri" w:eastAsia="Calibri" w:hAnsi="Calibri" w:cs="Calibri"/>
           <w:sz w:val="20"/>
           <w:szCs w:val="20"/>
         </w:rPr>
@@ -4527,13 +4693,13 @@
       </w:r>
       <w:r>
         <w:rPr>
-          <w:rFonts w:ascii="Aptos" w:hAnsi="Aptos"/>
+          <w:rFonts w:ascii="Calibri" w:hAnsi="Calibri" w:cs="Calibri"/>
         </w:rPr>
         <w:tab/>
       </w:r>
       <w:r>
         <w:rPr>
-          <w:rFonts w:ascii="Aptos" w:eastAsia="Calibri" w:hAnsi="Aptos" w:cs="Calibri"/>
+          <w:rFonts w:ascii="Calibri" w:eastAsia="Calibri" w:hAnsi="Calibri" w:cs="Calibri"/>
           <w:sz w:val="20"/>
           <w:szCs w:val="20"/>
         </w:rPr>
@@ -4548,12 +4714,12 @@
           <w:tab w:val="right" w:pos="9627"/>
         </w:tabs>
         <w:rPr>
-          <w:rFonts w:ascii="Aptos" w:hAnsi="Aptos"/>
-        </w:rPr>
-      </w:pPr>
-      <w:r>
-        <w:rPr>
-          <w:rFonts w:ascii="Aptos" w:eastAsia="Calibri" w:hAnsi="Aptos" w:cs="Calibri"/>
+          <w:rFonts w:ascii="Calibri" w:hAnsi="Calibri" w:cs="Calibri"/>
+        </w:rPr>
+      </w:pPr>
+      <w:r>
+        <w:rPr>
+          <w:rFonts w:ascii="Calibri" w:eastAsia="Calibri" w:hAnsi="Calibri" w:cs="Calibri"/>
           <w:sz w:val="20"/>
           <w:szCs w:val="20"/>
         </w:rPr>
@@ -4561,13 +4727,13 @@
       </w:r>
       <w:r>
         <w:rPr>
-          <w:rFonts w:ascii="Aptos" w:hAnsi="Aptos"/>
+          <w:rFonts w:ascii="Calibri" w:hAnsi="Calibri" w:cs="Calibri"/>
         </w:rPr>
         <w:tab/>
       </w:r>
       <w:r>
         <w:rPr>
-          <w:rFonts w:ascii="Aptos" w:eastAsia="Calibri" w:hAnsi="Aptos" w:cs="Calibri"/>
+          <w:rFonts w:ascii="Calibri" w:eastAsia="Calibri" w:hAnsi="Calibri" w:cs="Calibri"/>
           <w:sz w:val="20"/>
           <w:szCs w:val="20"/>
         </w:rPr>
@@ -4582,12 +4748,12 @@
           <w:tab w:val="right" w:pos="9627"/>
         </w:tabs>
         <w:rPr>
-          <w:rFonts w:ascii="Aptos" w:hAnsi="Aptos"/>
-        </w:rPr>
-      </w:pPr>
-      <w:r>
-        <w:rPr>
-          <w:rFonts w:ascii="Aptos" w:eastAsia="Calibri" w:hAnsi="Aptos" w:cs="Calibri"/>
+          <w:rFonts w:ascii="Calibri" w:hAnsi="Calibri" w:cs="Calibri"/>
+        </w:rPr>
+      </w:pPr>
+      <w:r>
+        <w:rPr>
+          <w:rFonts w:ascii="Calibri" w:eastAsia="Calibri" w:hAnsi="Calibri" w:cs="Calibri"/>
           <w:sz w:val="20"/>
           <w:szCs w:val="20"/>
         </w:rPr>
@@ -4595,13 +4761,13 @@
       </w:r>
       <w:r>
         <w:rPr>
-          <w:rFonts w:ascii="Aptos" w:hAnsi="Aptos"/>
+          <w:rFonts w:ascii="Calibri" w:hAnsi="Calibri" w:cs="Calibri"/>
         </w:rPr>
         <w:tab/>
       </w:r>
       <w:r>
         <w:rPr>
-          <w:rFonts w:ascii="Aptos" w:eastAsia="Calibri" w:hAnsi="Aptos" w:cs="Calibri"/>
+          <w:rFonts w:ascii="Calibri" w:eastAsia="Calibri" w:hAnsi="Calibri" w:cs="Calibri"/>
           <w:sz w:val="20"/>
           <w:szCs w:val="20"/>
         </w:rPr>
@@ -4616,12 +4782,12 @@
           <w:tab w:val="right" w:pos="9627"/>
         </w:tabs>
         <w:rPr>
-          <w:rFonts w:ascii="Aptos" w:hAnsi="Aptos"/>
-        </w:rPr>
-      </w:pPr>
-      <w:r>
-        <w:rPr>
-          <w:rFonts w:ascii="Aptos" w:eastAsia="Calibri" w:hAnsi="Aptos" w:cs="Calibri"/>
+          <w:rFonts w:ascii="Calibri" w:hAnsi="Calibri" w:cs="Calibri"/>
+        </w:rPr>
+      </w:pPr>
+      <w:r>
+        <w:rPr>
+          <w:rFonts w:ascii="Calibri" w:eastAsia="Calibri" w:hAnsi="Calibri" w:cs="Calibri"/>
           <w:sz w:val="20"/>
           <w:szCs w:val="20"/>
         </w:rPr>
@@ -4629,13 +4795,13 @@
       </w:r>
       <w:r>
         <w:rPr>
-          <w:rFonts w:ascii="Aptos" w:hAnsi="Aptos"/>
+          <w:rFonts w:ascii="Calibri" w:hAnsi="Calibri" w:cs="Calibri"/>
         </w:rPr>
         <w:tab/>
       </w:r>
       <w:r>
         <w:rPr>
-          <w:rFonts w:ascii="Aptos" w:eastAsia="Calibri" w:hAnsi="Aptos" w:cs="Calibri"/>
+          <w:rFonts w:ascii="Calibri" w:eastAsia="Calibri" w:hAnsi="Calibri" w:cs="Calibri"/>
           <w:sz w:val="20"/>
           <w:szCs w:val="20"/>
         </w:rPr>
@@ -4650,12 +4816,12 @@
           <w:tab w:val="right" w:pos="9627"/>
         </w:tabs>
         <w:rPr>
-          <w:rFonts w:ascii="Aptos" w:hAnsi="Aptos"/>
-        </w:rPr>
-      </w:pPr>
-      <w:r>
-        <w:rPr>
-          <w:rFonts w:ascii="Aptos" w:eastAsia="Calibri" w:hAnsi="Aptos" w:cs="Calibri"/>
+          <w:rFonts w:ascii="Calibri" w:hAnsi="Calibri" w:cs="Calibri"/>
+        </w:rPr>
+      </w:pPr>
+      <w:r>
+        <w:rPr>
+          <w:rFonts w:ascii="Calibri" w:eastAsia="Calibri" w:hAnsi="Calibri" w:cs="Calibri"/>
           <w:sz w:val="20"/>
           <w:szCs w:val="20"/>
         </w:rPr>
@@ -4663,13 +4829,13 @@
       </w:r>
       <w:r>
         <w:rPr>
-          <w:rFonts w:ascii="Aptos" w:hAnsi="Aptos"/>
+          <w:rFonts w:ascii="Calibri" w:hAnsi="Calibri" w:cs="Calibri"/>
         </w:rPr>
         <w:tab/>
       </w:r>
       <w:r>
         <w:rPr>
-          <w:rFonts w:ascii="Aptos" w:eastAsia="Calibri" w:hAnsi="Aptos" w:cs="Calibri"/>
+          <w:rFonts w:ascii="Calibri" w:eastAsia="Calibri" w:hAnsi="Calibri" w:cs="Calibri"/>
           <w:sz w:val="20"/>
           <w:szCs w:val="20"/>
         </w:rPr>
@@ -4684,12 +4850,12 @@
           <w:tab w:val="right" w:pos="9627"/>
         </w:tabs>
         <w:rPr>
-          <w:rFonts w:ascii="Aptos" w:hAnsi="Aptos"/>
-        </w:rPr>
-      </w:pPr>
-      <w:r>
-        <w:rPr>
-          <w:rFonts w:ascii="Aptos" w:eastAsia="Calibri" w:hAnsi="Aptos" w:cs="Calibri"/>
+          <w:rFonts w:ascii="Calibri" w:hAnsi="Calibri" w:cs="Calibri"/>
+        </w:rPr>
+      </w:pPr>
+      <w:r>
+        <w:rPr>
+          <w:rFonts w:ascii="Calibri" w:eastAsia="Calibri" w:hAnsi="Calibri" w:cs="Calibri"/>
           <w:sz w:val="20"/>
           <w:szCs w:val="20"/>
         </w:rPr>
@@ -4697,13 +4863,13 @@
       </w:r>
       <w:r>
         <w:rPr>
-          <w:rFonts w:ascii="Aptos" w:hAnsi="Aptos"/>
+          <w:rFonts w:ascii="Calibri" w:hAnsi="Calibri" w:cs="Calibri"/>
         </w:rPr>
         <w:tab/>
       </w:r>
       <w:r>
         <w:rPr>
-          <w:rFonts w:ascii="Aptos" w:eastAsia="Calibri" w:hAnsi="Aptos" w:cs="Calibri"/>
+          <w:rFonts w:ascii="Calibri" w:eastAsia="Calibri" w:hAnsi="Calibri" w:cs="Calibri"/>
           <w:sz w:val="20"/>
           <w:szCs w:val="20"/>
         </w:rPr>
@@ -4718,12 +4884,12 @@
           <w:tab w:val="right" w:pos="9627"/>
         </w:tabs>
         <w:rPr>
-          <w:rFonts w:ascii="Aptos" w:hAnsi="Aptos"/>
-        </w:rPr>
-      </w:pPr>
-      <w:r>
-        <w:rPr>
-          <w:rFonts w:ascii="Aptos" w:eastAsia="Calibri" w:hAnsi="Aptos" w:cs="Calibri"/>
+          <w:rFonts w:ascii="Calibri" w:hAnsi="Calibri" w:cs="Calibri"/>
+        </w:rPr>
+      </w:pPr>
+      <w:r>
+        <w:rPr>
+          <w:rFonts w:ascii="Calibri" w:eastAsia="Calibri" w:hAnsi="Calibri" w:cs="Calibri"/>
           <w:sz w:val="20"/>
           <w:szCs w:val="20"/>
         </w:rPr>
@@ -4731,13 +4897,13 @@
       </w:r>
       <w:r>
         <w:rPr>
-          <w:rFonts w:ascii="Aptos" w:hAnsi="Aptos"/>
+          <w:rFonts w:ascii="Calibri" w:hAnsi="Calibri" w:cs="Calibri"/>
         </w:rPr>
         <w:tab/>
       </w:r>
       <w:r>
         <w:rPr>
-          <w:rFonts w:ascii="Aptos" w:eastAsia="Calibri" w:hAnsi="Aptos" w:cs="Calibri"/>
+          <w:rFonts w:ascii="Calibri" w:eastAsia="Calibri" w:hAnsi="Calibri" w:cs="Calibri"/>
           <w:sz w:val="20"/>
           <w:szCs w:val="20"/>
         </w:rPr>
@@ -4752,12 +4918,12 @@
           <w:tab w:val="right" w:pos="9627"/>
         </w:tabs>
         <w:rPr>
-          <w:rFonts w:ascii="Aptos" w:hAnsi="Aptos"/>
-        </w:rPr>
-      </w:pPr>
-      <w:r>
-        <w:rPr>
-          <w:rFonts w:ascii="Aptos" w:eastAsia="Calibri" w:hAnsi="Aptos" w:cs="Calibri"/>
+          <w:rFonts w:ascii="Calibri" w:hAnsi="Calibri" w:cs="Calibri"/>
+        </w:rPr>
+      </w:pPr>
+      <w:r>
+        <w:rPr>
+          <w:rFonts w:ascii="Calibri" w:eastAsia="Calibri" w:hAnsi="Calibri" w:cs="Calibri"/>
           <w:sz w:val="20"/>
           <w:szCs w:val="20"/>
         </w:rPr>
@@ -4765,13 +4931,13 @@
       </w:r>
       <w:r>
         <w:rPr>
-          <w:rFonts w:ascii="Aptos" w:hAnsi="Aptos"/>
+          <w:rFonts w:ascii="Calibri" w:hAnsi="Calibri" w:cs="Calibri"/>
         </w:rPr>
         <w:tab/>
       </w:r>
       <w:r>
         <w:rPr>
-          <w:rFonts w:ascii="Aptos" w:eastAsia="Calibri" w:hAnsi="Aptos" w:cs="Calibri"/>
+          <w:rFonts w:ascii="Calibri" w:eastAsia="Calibri" w:hAnsi="Calibri" w:cs="Calibri"/>
           <w:sz w:val="20"/>
           <w:szCs w:val="20"/>
         </w:rPr>
@@ -4786,12 +4952,12 @@
           <w:tab w:val="right" w:pos="9627"/>
         </w:tabs>
         <w:rPr>
-          <w:rFonts w:ascii="Aptos" w:hAnsi="Aptos"/>
-        </w:rPr>
-      </w:pPr>
-      <w:r>
-        <w:rPr>
-          <w:rFonts w:ascii="Aptos" w:eastAsia="Calibri" w:hAnsi="Aptos" w:cs="Calibri"/>
+          <w:rFonts w:ascii="Calibri" w:hAnsi="Calibri" w:cs="Calibri"/>
+        </w:rPr>
+      </w:pPr>
+      <w:r>
+        <w:rPr>
+          <w:rFonts w:ascii="Calibri" w:eastAsia="Calibri" w:hAnsi="Calibri" w:cs="Calibri"/>
           <w:sz w:val="20"/>
           <w:szCs w:val="20"/>
         </w:rPr>
@@ -4799,13 +4965,13 @@
       </w:r>
       <w:r>
         <w:rPr>
-          <w:rFonts w:ascii="Aptos" w:hAnsi="Aptos"/>
+          <w:rFonts w:ascii="Calibri" w:hAnsi="Calibri" w:cs="Calibri"/>
         </w:rPr>
         <w:tab/>
       </w:r>
       <w:r>
         <w:rPr>
-          <w:rFonts w:ascii="Aptos" w:eastAsia="Calibri" w:hAnsi="Aptos" w:cs="Calibri"/>
+          <w:rFonts w:ascii="Calibri" w:eastAsia="Calibri" w:hAnsi="Calibri" w:cs="Calibri"/>
           <w:sz w:val="20"/>
           <w:szCs w:val="20"/>
         </w:rPr>
@@ -4820,12 +4986,12 @@
           <w:tab w:val="right" w:pos="9627"/>
         </w:tabs>
         <w:rPr>
-          <w:rFonts w:ascii="Aptos" w:hAnsi="Aptos"/>
-        </w:rPr>
-      </w:pPr>
-      <w:r>
-        <w:rPr>
-          <w:rFonts w:ascii="Aptos" w:eastAsia="Calibri" w:hAnsi="Aptos" w:cs="Calibri"/>
+          <w:rFonts w:ascii="Calibri" w:hAnsi="Calibri" w:cs="Calibri"/>
+        </w:rPr>
+      </w:pPr>
+      <w:r>
+        <w:rPr>
+          <w:rFonts w:ascii="Calibri" w:eastAsia="Calibri" w:hAnsi="Calibri" w:cs="Calibri"/>
           <w:sz w:val="20"/>
           <w:szCs w:val="20"/>
         </w:rPr>
@@ -4833,13 +4999,13 @@
       </w:r>
       <w:r>
         <w:rPr>
-          <w:rFonts w:ascii="Aptos" w:hAnsi="Aptos"/>
+          <w:rFonts w:ascii="Calibri" w:hAnsi="Calibri" w:cs="Calibri"/>
         </w:rPr>
         <w:tab/>
       </w:r>
       <w:r>
         <w:rPr>
-          <w:rFonts w:ascii="Aptos" w:eastAsia="Calibri" w:hAnsi="Aptos" w:cs="Calibri"/>
+          <w:rFonts w:ascii="Calibri" w:eastAsia="Calibri" w:hAnsi="Calibri" w:cs="Calibri"/>
           <w:sz w:val="20"/>
           <w:szCs w:val="20"/>
         </w:rPr>
@@ -4854,12 +5020,12 @@
           <w:tab w:val="right" w:pos="9627"/>
         </w:tabs>
         <w:rPr>
-          <w:rFonts w:ascii="Aptos" w:hAnsi="Aptos"/>
-        </w:rPr>
-      </w:pPr>
-      <w:r>
-        <w:rPr>
-          <w:rFonts w:ascii="Aptos" w:eastAsia="Calibri" w:hAnsi="Aptos" w:cs="Calibri"/>
+          <w:rFonts w:ascii="Calibri" w:hAnsi="Calibri" w:cs="Calibri"/>
+        </w:rPr>
+      </w:pPr>
+      <w:r>
+        <w:rPr>
+          <w:rFonts w:ascii="Calibri" w:eastAsia="Calibri" w:hAnsi="Calibri" w:cs="Calibri"/>
           <w:sz w:val="20"/>
           <w:szCs w:val="20"/>
         </w:rPr>
@@ -4867,13 +5033,13 @@
       </w:r>
       <w:r>
         <w:rPr>
-          <w:rFonts w:ascii="Aptos" w:hAnsi="Aptos"/>
+          <w:rFonts w:ascii="Calibri" w:hAnsi="Calibri" w:cs="Calibri"/>
         </w:rPr>
         <w:tab/>
       </w:r>
       <w:r>
         <w:rPr>
-          <w:rFonts w:ascii="Aptos" w:eastAsia="Calibri" w:hAnsi="Aptos" w:cs="Calibri"/>
+          <w:rFonts w:ascii="Calibri" w:eastAsia="Calibri" w:hAnsi="Calibri" w:cs="Calibri"/>
           <w:sz w:val="20"/>
           <w:szCs w:val="20"/>
         </w:rPr>
@@ -4888,12 +5054,12 @@
           <w:tab w:val="right" w:pos="9627"/>
         </w:tabs>
         <w:rPr>
-          <w:rFonts w:ascii="Aptos" w:hAnsi="Aptos"/>
-        </w:rPr>
-      </w:pPr>
-      <w:r>
-        <w:rPr>
-          <w:rFonts w:ascii="Aptos" w:eastAsia="Calibri" w:hAnsi="Aptos" w:cs="Calibri"/>
+          <w:rFonts w:ascii="Calibri" w:hAnsi="Calibri" w:cs="Calibri"/>
+        </w:rPr>
+      </w:pPr>
+      <w:r>
+        <w:rPr>
+          <w:rFonts w:ascii="Calibri" w:eastAsia="Calibri" w:hAnsi="Calibri" w:cs="Calibri"/>
           <w:sz w:val="20"/>
           <w:szCs w:val="20"/>
         </w:rPr>
@@ -4901,13 +5067,13 @@
       </w:r>
       <w:r>
         <w:rPr>
-          <w:rFonts w:ascii="Aptos" w:hAnsi="Aptos"/>
+          <w:rFonts w:ascii="Calibri" w:hAnsi="Calibri" w:cs="Calibri"/>
         </w:rPr>
         <w:tab/>
       </w:r>
       <w:r>
         <w:rPr>
-          <w:rFonts w:ascii="Aptos" w:eastAsia="Calibri" w:hAnsi="Aptos" w:cs="Calibri"/>
+          <w:rFonts w:ascii="Calibri" w:eastAsia="Calibri" w:hAnsi="Calibri" w:cs="Calibri"/>
           <w:sz w:val="20"/>
           <w:szCs w:val="20"/>
         </w:rPr>
@@ -4922,12 +5088,12 @@
           <w:tab w:val="right" w:pos="9627"/>
         </w:tabs>
         <w:rPr>
-          <w:rFonts w:ascii="Aptos" w:hAnsi="Aptos"/>
-        </w:rPr>
-      </w:pPr>
-      <w:r>
-        <w:rPr>
-          <w:rFonts w:ascii="Aptos" w:eastAsia="Calibri" w:hAnsi="Aptos" w:cs="Calibri"/>
+          <w:rFonts w:ascii="Calibri" w:hAnsi="Calibri" w:cs="Calibri"/>
+        </w:rPr>
+      </w:pPr>
+      <w:r>
+        <w:rPr>
+          <w:rFonts w:ascii="Calibri" w:eastAsia="Calibri" w:hAnsi="Calibri" w:cs="Calibri"/>
           <w:sz w:val="20"/>
           <w:szCs w:val="20"/>
         </w:rPr>
@@ -4935,13 +5101,13 @@
       </w:r>
       <w:r>
         <w:rPr>
-          <w:rFonts w:ascii="Aptos" w:hAnsi="Aptos"/>
+          <w:rFonts w:ascii="Calibri" w:hAnsi="Calibri" w:cs="Calibri"/>
         </w:rPr>
         <w:tab/>
       </w:r>
       <w:r>
         <w:rPr>
-          <w:rFonts w:ascii="Aptos" w:eastAsia="Calibri" w:hAnsi="Aptos" w:cs="Calibri"/>
+          <w:rFonts w:ascii="Calibri" w:eastAsia="Calibri" w:hAnsi="Calibri" w:cs="Calibri"/>
           <w:sz w:val="20"/>
           <w:szCs w:val="20"/>
         </w:rPr>
@@ -4956,12 +5122,12 @@
           <w:tab w:val="right" w:pos="9627"/>
         </w:tabs>
         <w:rPr>
-          <w:rFonts w:ascii="Aptos" w:hAnsi="Aptos"/>
-        </w:rPr>
-      </w:pPr>
-      <w:r>
-        <w:rPr>
-          <w:rFonts w:ascii="Aptos" w:eastAsia="Calibri" w:hAnsi="Aptos" w:cs="Calibri"/>
+          <w:rFonts w:ascii="Calibri" w:hAnsi="Calibri" w:cs="Calibri"/>
+        </w:rPr>
+      </w:pPr>
+      <w:r>
+        <w:rPr>
+          <w:rFonts w:ascii="Calibri" w:eastAsia="Calibri" w:hAnsi="Calibri" w:cs="Calibri"/>
           <w:sz w:val="20"/>
           <w:szCs w:val="20"/>
         </w:rPr>
@@ -4969,13 +5135,13 @@
       </w:r>
       <w:r>
         <w:rPr>
-          <w:rFonts w:ascii="Aptos" w:hAnsi="Aptos"/>
+          <w:rFonts w:ascii="Calibri" w:hAnsi="Calibri" w:cs="Calibri"/>
         </w:rPr>
         <w:tab/>
       </w:r>
       <w:r>
         <w:rPr>
-          <w:rFonts w:ascii="Aptos" w:eastAsia="Calibri" w:hAnsi="Aptos" w:cs="Calibri"/>
+          <w:rFonts w:ascii="Calibri" w:eastAsia="Calibri" w:hAnsi="Calibri" w:cs="Calibri"/>
           <w:sz w:val="20"/>
           <w:szCs w:val="20"/>
         </w:rPr>
@@ -4990,12 +5156,12 @@
           <w:tab w:val="right" w:pos="9627"/>
         </w:tabs>
         <w:rPr>
-          <w:rFonts w:ascii="Aptos" w:hAnsi="Aptos"/>
-        </w:rPr>
-      </w:pPr>
-      <w:r>
-        <w:rPr>
-          <w:rFonts w:ascii="Aptos" w:eastAsia="Calibri" w:hAnsi="Aptos" w:cs="Calibri"/>
+          <w:rFonts w:ascii="Calibri" w:hAnsi="Calibri" w:cs="Calibri"/>
+        </w:rPr>
+      </w:pPr>
+      <w:r>
+        <w:rPr>
+          <w:rFonts w:ascii="Calibri" w:eastAsia="Calibri" w:hAnsi="Calibri" w:cs="Calibri"/>
           <w:sz w:val="20"/>
           <w:szCs w:val="20"/>
         </w:rPr>
@@ -5010,7 +5176,7 @@
           <w:tab w:val="right" w:pos="9627"/>
         </w:tabs>
         <w:rPr>
-          <w:rFonts w:ascii="Aptos" w:eastAsia="Calibri" w:hAnsi="Aptos" w:cs="Calibri"/>
+          <w:rFonts w:ascii="Calibri" w:eastAsia="Calibri" w:hAnsi="Calibri" w:cs="Calibri"/>
           <w:b/>
           <w:bCs/>
           <w:sz w:val="22"/>
@@ -5019,7 +5185,7 @@
       </w:pPr>
       <w:r>
         <w:rPr>
-          <w:rFonts w:ascii="Aptos" w:eastAsia="Calibri" w:hAnsi="Aptos" w:cs="Calibri"/>
+          <w:rFonts w:ascii="Calibri" w:eastAsia="Calibri" w:hAnsi="Calibri" w:cs="Calibri"/>
           <w:b/>
           <w:bCs/>
           <w:sz w:val="22"/>
@@ -5037,14 +5203,14 @@
         </w:tabs>
         <w:ind w:left="432"/>
         <w:rPr>
-          <w:rFonts w:ascii="Aptos" w:eastAsia="Calibri" w:hAnsi="Aptos" w:cs="Calibri"/>
-          <w:sz w:val="20"/>
-          <w:szCs w:val="20"/>
-        </w:rPr>
-      </w:pPr>
-      <w:r>
-        <w:rPr>
-          <w:rFonts w:ascii="Aptos" w:eastAsia="Calibri" w:hAnsi="Aptos" w:cs="Calibri"/>
+          <w:rFonts w:ascii="Calibri" w:eastAsia="Calibri" w:hAnsi="Calibri" w:cs="Calibri"/>
+          <w:sz w:val="20"/>
+          <w:szCs w:val="20"/>
+        </w:rPr>
+      </w:pPr>
+      <w:r>
+        <w:rPr>
+          <w:rFonts w:ascii="Calibri" w:eastAsia="Calibri" w:hAnsi="Calibri" w:cs="Calibri"/>
           <w:sz w:val="20"/>
           <w:szCs w:val="20"/>
         </w:rPr>
@@ -5060,14 +5226,14 @@
         </w:tabs>
         <w:ind w:left="432"/>
         <w:rPr>
-          <w:rFonts w:ascii="Aptos" w:eastAsia="Calibri" w:hAnsi="Aptos" w:cs="Calibri"/>
-          <w:sz w:val="20"/>
-          <w:szCs w:val="20"/>
-        </w:rPr>
-      </w:pPr>
-      <w:r>
-        <w:rPr>
-          <w:rFonts w:ascii="Aptos" w:eastAsia="Calibri" w:hAnsi="Aptos" w:cs="Calibri"/>
+          <w:rFonts w:ascii="Calibri" w:eastAsia="Calibri" w:hAnsi="Calibri" w:cs="Calibri"/>
+          <w:sz w:val="20"/>
+          <w:szCs w:val="20"/>
+        </w:rPr>
+      </w:pPr>
+      <w:r>
+        <w:rPr>
+          <w:rFonts w:ascii="Calibri" w:eastAsia="Calibri" w:hAnsi="Calibri" w:cs="Calibri"/>
           <w:sz w:val="20"/>
           <w:szCs w:val="20"/>
         </w:rPr>
@@ -5083,14 +5249,14 @@
         </w:tabs>
         <w:ind w:left="432"/>
         <w:rPr>
-          <w:rFonts w:ascii="Aptos" w:eastAsia="Calibri" w:hAnsi="Aptos" w:cs="Calibri"/>
-          <w:sz w:val="20"/>
-          <w:szCs w:val="20"/>
-        </w:rPr>
-      </w:pPr>
-      <w:r>
-        <w:rPr>
-          <w:rFonts w:ascii="Aptos" w:eastAsia="Calibri" w:hAnsi="Aptos" w:cs="Calibri"/>
+          <w:rFonts w:ascii="Calibri" w:eastAsia="Calibri" w:hAnsi="Calibri" w:cs="Calibri"/>
+          <w:sz w:val="20"/>
+          <w:szCs w:val="20"/>
+        </w:rPr>
+      </w:pPr>
+      <w:r>
+        <w:rPr>
+          <w:rFonts w:ascii="Calibri" w:eastAsia="Calibri" w:hAnsi="Calibri" w:cs="Calibri"/>
           <w:sz w:val="20"/>
           <w:szCs w:val="20"/>
         </w:rPr>
@@ -5105,7 +5271,7 @@
           <w:tab w:val="right" w:pos="9627"/>
         </w:tabs>
         <w:rPr>
-          <w:rFonts w:ascii="Aptos" w:eastAsia="Calibri" w:hAnsi="Aptos" w:cs="Calibri"/>
+          <w:rFonts w:ascii="Calibri" w:eastAsia="Calibri" w:hAnsi="Calibri" w:cs="Calibri"/>
           <w:sz w:val="22"/>
           <w:szCs w:val="22"/>
         </w:rPr>
@@ -5119,12 +5285,12 @@
           <w:tab w:val="right" w:pos="9627"/>
         </w:tabs>
         <w:rPr>
-          <w:rFonts w:ascii="Aptos" w:hAnsi="Aptos"/>
-        </w:rPr>
-      </w:pPr>
-      <w:r>
-        <w:rPr>
-          <w:rFonts w:ascii="Aptos" w:eastAsia="Calibri" w:hAnsi="Aptos" w:cs="Calibri"/>
+          <w:rFonts w:ascii="Calibri" w:hAnsi="Calibri" w:cs="Calibri"/>
+        </w:rPr>
+      </w:pPr>
+      <w:r>
+        <w:rPr>
+          <w:rFonts w:ascii="Calibri" w:eastAsia="Calibri" w:hAnsi="Calibri" w:cs="Calibri"/>
           <w:b/>
           <w:bCs/>
           <w:sz w:val="22"/>
@@ -5142,12 +5308,12 @@
         </w:tabs>
         <w:ind w:left="432"/>
         <w:rPr>
-          <w:rFonts w:ascii="Aptos" w:hAnsi="Aptos"/>
-        </w:rPr>
-      </w:pPr>
-      <w:r>
-        <w:rPr>
-          <w:rFonts w:ascii="Aptos" w:eastAsia="Calibri" w:hAnsi="Aptos" w:cs="Calibri"/>
+          <w:rFonts w:ascii="Calibri" w:hAnsi="Calibri" w:cs="Calibri"/>
+        </w:rPr>
+      </w:pPr>
+      <w:r>
+        <w:rPr>
+          <w:rFonts w:ascii="Calibri" w:eastAsia="Calibri" w:hAnsi="Calibri" w:cs="Calibri"/>
           <w:sz w:val="20"/>
           <w:szCs w:val="20"/>
         </w:rPr>
@@ -5163,12 +5329,12 @@
         </w:tabs>
         <w:ind w:left="432"/>
         <w:rPr>
-          <w:rFonts w:ascii="Aptos" w:hAnsi="Aptos"/>
-        </w:rPr>
-      </w:pPr>
-      <w:r>
-        <w:rPr>
-          <w:rFonts w:ascii="Aptos" w:eastAsia="Calibri" w:hAnsi="Aptos" w:cs="Calibri"/>
+          <w:rFonts w:ascii="Calibri" w:hAnsi="Calibri" w:cs="Calibri"/>
+        </w:rPr>
+      </w:pPr>
+      <w:r>
+        <w:rPr>
+          <w:rFonts w:ascii="Calibri" w:eastAsia="Calibri" w:hAnsi="Calibri" w:cs="Calibri"/>
           <w:sz w:val="20"/>
           <w:szCs w:val="20"/>
         </w:rPr>
@@ -5184,12 +5350,12 @@
         </w:tabs>
         <w:ind w:left="432"/>
         <w:rPr>
-          <w:rFonts w:ascii="Aptos" w:hAnsi="Aptos"/>
-        </w:rPr>
-      </w:pPr>
-      <w:r>
-        <w:rPr>
-          <w:rFonts w:ascii="Aptos" w:eastAsia="Calibri" w:hAnsi="Aptos" w:cs="Calibri"/>
+          <w:rFonts w:ascii="Calibri" w:hAnsi="Calibri" w:cs="Calibri"/>
+        </w:rPr>
+      </w:pPr>
+      <w:r>
+        <w:rPr>
+          <w:rFonts w:ascii="Calibri" w:eastAsia="Calibri" w:hAnsi="Calibri" w:cs="Calibri"/>
           <w:sz w:val="20"/>
           <w:szCs w:val="20"/>
         </w:rPr>
@@ -5205,12 +5371,12 @@
         </w:tabs>
         <w:ind w:left="432"/>
         <w:rPr>
-          <w:rFonts w:ascii="Aptos" w:hAnsi="Aptos"/>
-        </w:rPr>
-      </w:pPr>
-      <w:r>
-        <w:rPr>
-          <w:rFonts w:ascii="Aptos" w:eastAsia="Calibri" w:hAnsi="Aptos" w:cs="Calibri"/>
+          <w:rFonts w:ascii="Calibri" w:hAnsi="Calibri" w:cs="Calibri"/>
+        </w:rPr>
+      </w:pPr>
+      <w:r>
+        <w:rPr>
+          <w:rFonts w:ascii="Calibri" w:eastAsia="Calibri" w:hAnsi="Calibri" w:cs="Calibri"/>
           <w:sz w:val="20"/>
           <w:szCs w:val="20"/>
         </w:rPr>
@@ -5226,12 +5392,12 @@
         </w:tabs>
         <w:ind w:left="432"/>
         <w:rPr>
-          <w:rFonts w:ascii="Aptos" w:hAnsi="Aptos"/>
-        </w:rPr>
-      </w:pPr>
-      <w:r>
-        <w:rPr>
-          <w:rFonts w:ascii="Aptos" w:eastAsia="Calibri" w:hAnsi="Aptos" w:cs="Calibri"/>
+          <w:rFonts w:ascii="Calibri" w:hAnsi="Calibri" w:cs="Calibri"/>
+        </w:rPr>
+      </w:pPr>
+      <w:r>
+        <w:rPr>
+          <w:rFonts w:ascii="Calibri" w:eastAsia="Calibri" w:hAnsi="Calibri" w:cs="Calibri"/>
           <w:sz w:val="20"/>
           <w:szCs w:val="20"/>
         </w:rPr>
@@ -5247,12 +5413,12 @@
         </w:tabs>
         <w:ind w:left="432"/>
         <w:rPr>
-          <w:rFonts w:ascii="Aptos" w:hAnsi="Aptos"/>
-        </w:rPr>
-      </w:pPr>
-      <w:r>
-        <w:rPr>
-          <w:rFonts w:ascii="Aptos" w:eastAsia="Calibri" w:hAnsi="Aptos" w:cs="Calibri"/>
+          <w:rFonts w:ascii="Calibri" w:hAnsi="Calibri" w:cs="Calibri"/>
+        </w:rPr>
+      </w:pPr>
+      <w:r>
+        <w:rPr>
+          <w:rFonts w:ascii="Calibri" w:eastAsia="Calibri" w:hAnsi="Calibri" w:cs="Calibri"/>
           <w:sz w:val="20"/>
           <w:szCs w:val="20"/>
         </w:rPr>
@@ -5268,12 +5434,12 @@
         </w:tabs>
         <w:ind w:left="432"/>
         <w:rPr>
-          <w:rFonts w:ascii="Aptos" w:hAnsi="Aptos"/>
-        </w:rPr>
-      </w:pPr>
-      <w:r>
-        <w:rPr>
-          <w:rFonts w:ascii="Aptos" w:eastAsia="Calibri" w:hAnsi="Aptos" w:cs="Calibri"/>
+          <w:rFonts w:ascii="Calibri" w:hAnsi="Calibri" w:cs="Calibri"/>
+        </w:rPr>
+      </w:pPr>
+      <w:r>
+        <w:rPr>
+          <w:rFonts w:ascii="Calibri" w:eastAsia="Calibri" w:hAnsi="Calibri" w:cs="Calibri"/>
           <w:sz w:val="20"/>
           <w:szCs w:val="20"/>
         </w:rPr>
@@ -5289,12 +5455,12 @@
         </w:tabs>
         <w:ind w:left="432"/>
         <w:rPr>
-          <w:rFonts w:ascii="Aptos" w:hAnsi="Aptos"/>
-        </w:rPr>
-      </w:pPr>
-      <w:r>
-        <w:rPr>
-          <w:rFonts w:ascii="Aptos" w:eastAsia="Calibri" w:hAnsi="Aptos" w:cs="Calibri"/>
+          <w:rFonts w:ascii="Calibri" w:hAnsi="Calibri" w:cs="Calibri"/>
+        </w:rPr>
+      </w:pPr>
+      <w:r>
+        <w:rPr>
+          <w:rFonts w:ascii="Calibri" w:eastAsia="Calibri" w:hAnsi="Calibri" w:cs="Calibri"/>
           <w:sz w:val="20"/>
           <w:szCs w:val="20"/>
         </w:rPr>
@@ -5310,12 +5476,12 @@
         </w:tabs>
         <w:ind w:left="432"/>
         <w:rPr>
-          <w:rFonts w:ascii="Aptos" w:hAnsi="Aptos"/>
-        </w:rPr>
-      </w:pPr>
-      <w:r>
-        <w:rPr>
-          <w:rFonts w:ascii="Aptos" w:eastAsia="Calibri" w:hAnsi="Aptos" w:cs="Calibri"/>
+          <w:rFonts w:ascii="Calibri" w:hAnsi="Calibri" w:cs="Calibri"/>
+        </w:rPr>
+      </w:pPr>
+      <w:r>
+        <w:rPr>
+          <w:rFonts w:ascii="Calibri" w:eastAsia="Calibri" w:hAnsi="Calibri" w:cs="Calibri"/>
           <w:sz w:val="20"/>
           <w:szCs w:val="20"/>
         </w:rPr>
@@ -5331,16 +5497,15 @@
         </w:tabs>
         <w:ind w:left="432"/>
         <w:rPr>
-          <w:rFonts w:ascii="Aptos" w:hAnsi="Aptos"/>
-        </w:rPr>
-      </w:pPr>
-      <w:r>
-        <w:rPr>
-          <w:rFonts w:ascii="Aptos" w:eastAsia="Calibri" w:hAnsi="Aptos" w:cs="Calibri"/>
-          <w:sz w:val="20"/>
-          <w:szCs w:val="20"/>
-        </w:rPr>
-        <w:lastRenderedPageBreak/>
+          <w:rFonts w:ascii="Calibri" w:hAnsi="Calibri" w:cs="Calibri"/>
+        </w:rPr>
+      </w:pPr>
+      <w:r>
+        <w:rPr>
+          <w:rFonts w:ascii="Calibri" w:eastAsia="Calibri" w:hAnsi="Calibri" w:cs="Calibri"/>
+          <w:sz w:val="20"/>
+          <w:szCs w:val="20"/>
+        </w:rPr>
         <w:t>Undergraduate Committee, member, Sociology: 2017-2020</w:t>
       </w:r>
     </w:p>
@@ -5352,7 +5517,7 @@
           <w:tab w:val="right" w:pos="9627"/>
         </w:tabs>
         <w:rPr>
-          <w:rFonts w:ascii="Aptos" w:eastAsia="Calibri" w:hAnsi="Aptos" w:cs="Calibri"/>
+          <w:rFonts w:ascii="Calibri" w:eastAsia="Calibri" w:hAnsi="Calibri" w:cs="Calibri"/>
           <w:b/>
           <w:bCs/>
           <w:sz w:val="22"/>
@@ -5368,12 +5533,12 @@
           <w:tab w:val="right" w:pos="9627"/>
         </w:tabs>
         <w:rPr>
-          <w:rFonts w:ascii="Aptos" w:hAnsi="Aptos"/>
-        </w:rPr>
-      </w:pPr>
-      <w:r>
-        <w:rPr>
-          <w:rFonts w:ascii="Aptos" w:eastAsia="Calibri" w:hAnsi="Aptos" w:cs="Calibri"/>
+          <w:rFonts w:ascii="Calibri" w:hAnsi="Calibri" w:cs="Calibri"/>
+        </w:rPr>
+      </w:pPr>
+      <w:r>
+        <w:rPr>
+          <w:rFonts w:ascii="Calibri" w:eastAsia="Calibri" w:hAnsi="Calibri" w:cs="Calibri"/>
           <w:b/>
           <w:bCs/>
           <w:sz w:val="22"/>
@@ -5391,24 +5556,25 @@
         </w:tabs>
         <w:ind w:left="432"/>
         <w:rPr>
-          <w:rFonts w:ascii="Aptos" w:eastAsia="Calibri" w:hAnsi="Aptos" w:cs="Calibri"/>
-          <w:sz w:val="20"/>
-          <w:szCs w:val="20"/>
-        </w:rPr>
-      </w:pPr>
-      <w:r>
-        <w:rPr>
-          <w:rFonts w:ascii="Aptos" w:eastAsia="Calibri" w:hAnsi="Aptos" w:cs="Calibri"/>
-          <w:sz w:val="20"/>
-          <w:szCs w:val="20"/>
-        </w:rPr>
+          <w:rFonts w:ascii="Calibri" w:eastAsia="Calibri" w:hAnsi="Calibri" w:cs="Calibri"/>
+          <w:sz w:val="20"/>
+          <w:szCs w:val="20"/>
+        </w:rPr>
+      </w:pPr>
+      <w:r>
+        <w:rPr>
+          <w:rFonts w:ascii="Calibri" w:eastAsia="Calibri" w:hAnsi="Calibri" w:cs="Calibri"/>
+          <w:sz w:val="20"/>
+          <w:szCs w:val="20"/>
+        </w:rPr>
+        <w:lastRenderedPageBreak/>
         <w:t xml:space="preserve">Recognition: </w:t>
       </w:r>
       <w:hyperlink r:id="rId15">
         <w:r>
           <w:rPr>
             <w:rStyle w:val="Hyperlink"/>
-            <w:rFonts w:ascii="Aptos" w:eastAsia="Calibri" w:hAnsi="Aptos" w:cs="Calibri"/>
+            <w:rFonts w:ascii="Calibri" w:eastAsia="Calibri" w:hAnsi="Calibri" w:cs="Calibri"/>
             <w:sz w:val="20"/>
             <w:szCs w:val="20"/>
           </w:rPr>
@@ -5425,14 +5591,14 @@
         </w:tabs>
         <w:ind w:left="432"/>
         <w:rPr>
-          <w:rFonts w:ascii="Aptos" w:eastAsia="Calibri" w:hAnsi="Aptos" w:cs="Calibri"/>
-          <w:sz w:val="20"/>
-          <w:szCs w:val="20"/>
-        </w:rPr>
-      </w:pPr>
-      <w:r>
-        <w:rPr>
-          <w:rFonts w:ascii="Aptos" w:eastAsia="Calibri" w:hAnsi="Aptos" w:cs="Calibri"/>
+          <w:rFonts w:ascii="Calibri" w:eastAsia="Calibri" w:hAnsi="Calibri" w:cs="Calibri"/>
+          <w:sz w:val="20"/>
+          <w:szCs w:val="20"/>
+        </w:rPr>
+      </w:pPr>
+      <w:r>
+        <w:rPr>
+          <w:rFonts w:ascii="Calibri" w:eastAsia="Calibri" w:hAnsi="Calibri" w:cs="Calibri"/>
           <w:sz w:val="20"/>
           <w:szCs w:val="20"/>
         </w:rPr>
@@ -5442,7 +5608,7 @@
         <w:r>
           <w:rPr>
             <w:rStyle w:val="Hyperlink"/>
-            <w:rFonts w:ascii="Aptos" w:eastAsia="Calibri" w:hAnsi="Aptos" w:cs="Calibri"/>
+            <w:rFonts w:ascii="Calibri" w:eastAsia="Calibri" w:hAnsi="Calibri" w:cs="Calibri"/>
             <w:sz w:val="20"/>
             <w:szCs w:val="20"/>
           </w:rPr>
@@ -5459,12 +5625,12 @@
         </w:tabs>
         <w:ind w:left="432"/>
         <w:rPr>
-          <w:rFonts w:ascii="Aptos" w:hAnsi="Aptos"/>
-        </w:rPr>
-      </w:pPr>
-      <w:r>
-        <w:rPr>
-          <w:rFonts w:ascii="Aptos" w:eastAsia="Calibri" w:hAnsi="Aptos" w:cs="Calibri"/>
+          <w:rFonts w:ascii="Calibri" w:hAnsi="Calibri" w:cs="Calibri"/>
+        </w:rPr>
+      </w:pPr>
+      <w:r>
+        <w:rPr>
+          <w:rFonts w:ascii="Calibri" w:eastAsia="Calibri" w:hAnsi="Calibri" w:cs="Calibri"/>
           <w:sz w:val="20"/>
           <w:szCs w:val="20"/>
         </w:rPr>
@@ -5480,12 +5646,12 @@
         </w:tabs>
         <w:ind w:left="432"/>
         <w:rPr>
-          <w:rFonts w:ascii="Aptos" w:hAnsi="Aptos"/>
-        </w:rPr>
-      </w:pPr>
-      <w:r>
-        <w:rPr>
-          <w:rFonts w:ascii="Aptos" w:eastAsia="Calibri" w:hAnsi="Aptos" w:cs="Calibri"/>
+          <w:rFonts w:ascii="Calibri" w:hAnsi="Calibri" w:cs="Calibri"/>
+        </w:rPr>
+      </w:pPr>
+      <w:r>
+        <w:rPr>
+          <w:rFonts w:ascii="Calibri" w:eastAsia="Calibri" w:hAnsi="Calibri" w:cs="Calibri"/>
           <w:sz w:val="20"/>
           <w:szCs w:val="20"/>
         </w:rPr>
@@ -5501,12 +5667,12 @@
         </w:tabs>
         <w:ind w:left="432"/>
         <w:rPr>
-          <w:rFonts w:ascii="Aptos" w:hAnsi="Aptos"/>
-        </w:rPr>
-      </w:pPr>
-      <w:r>
-        <w:rPr>
-          <w:rFonts w:ascii="Aptos" w:eastAsia="Calibri" w:hAnsi="Aptos" w:cs="Calibri"/>
+          <w:rFonts w:ascii="Calibri" w:hAnsi="Calibri" w:cs="Calibri"/>
+        </w:rPr>
+      </w:pPr>
+      <w:r>
+        <w:rPr>
+          <w:rFonts w:ascii="Calibri" w:eastAsia="Calibri" w:hAnsi="Calibri" w:cs="Calibri"/>
           <w:sz w:val="20"/>
           <w:szCs w:val="20"/>
         </w:rPr>
@@ -5522,16 +5688,32 @@
         </w:tabs>
         <w:ind w:left="432"/>
         <w:rPr>
-          <w:rFonts w:ascii="Aptos" w:hAnsi="Aptos"/>
-        </w:rPr>
-      </w:pPr>
-      <w:r>
-        <w:rPr>
-          <w:rFonts w:ascii="Aptos" w:eastAsia="Calibri" w:hAnsi="Aptos" w:cs="Calibri"/>
-          <w:sz w:val="20"/>
-          <w:szCs w:val="20"/>
-        </w:rPr>
-        <w:t>Center for Teaching and Learning (UChciago) Practical Assessment Design: How to Make Assignments Work for You and Your Students</w:t>
+          <w:rFonts w:ascii="Calibri" w:hAnsi="Calibri" w:cs="Calibri"/>
+        </w:rPr>
+      </w:pPr>
+      <w:r>
+        <w:rPr>
+          <w:rFonts w:ascii="Calibri" w:eastAsia="Calibri" w:hAnsi="Calibri" w:cs="Calibri"/>
+          <w:sz w:val="20"/>
+          <w:szCs w:val="20"/>
+        </w:rPr>
+        <w:t>Center for Teaching and Learning (UChi</w:t>
+      </w:r>
+      <w:r>
+        <w:rPr>
+          <w:rFonts w:ascii="Calibri" w:eastAsia="Calibri" w:hAnsi="Calibri" w:cs="Calibri"/>
+          <w:sz w:val="20"/>
+          <w:szCs w:val="20"/>
+        </w:rPr>
+        <w:t>c</w:t>
+      </w:r>
+      <w:r>
+        <w:rPr>
+          <w:rFonts w:ascii="Calibri" w:eastAsia="Calibri" w:hAnsi="Calibri" w:cs="Calibri"/>
+          <w:sz w:val="20"/>
+          <w:szCs w:val="20"/>
+        </w:rPr>
+        <w:t>ago) Practical Assessment Design: How to Make Assignments Work for You and Your Students</w:t>
       </w:r>
     </w:p>
     <w:p>
@@ -5543,12 +5725,12 @@
         </w:tabs>
         <w:ind w:left="432"/>
         <w:rPr>
-          <w:rFonts w:ascii="Aptos" w:hAnsi="Aptos"/>
-        </w:rPr>
-      </w:pPr>
-      <w:r>
-        <w:rPr>
-          <w:rFonts w:ascii="Aptos" w:eastAsia="Calibri" w:hAnsi="Aptos" w:cs="Calibri"/>
+          <w:rFonts w:ascii="Calibri" w:hAnsi="Calibri" w:cs="Calibri"/>
+        </w:rPr>
+      </w:pPr>
+      <w:r>
+        <w:rPr>
+          <w:rFonts w:ascii="Calibri" w:eastAsia="Calibri" w:hAnsi="Calibri" w:cs="Calibri"/>
           <w:sz w:val="20"/>
           <w:szCs w:val="20"/>
         </w:rPr>
@@ -5564,12 +5746,12 @@
         </w:tabs>
         <w:ind w:left="432"/>
         <w:rPr>
-          <w:rFonts w:ascii="Aptos" w:hAnsi="Aptos"/>
-        </w:rPr>
-      </w:pPr>
-      <w:r>
-        <w:rPr>
-          <w:rFonts w:ascii="Aptos" w:eastAsia="Calibri" w:hAnsi="Aptos" w:cs="Calibri"/>
+          <w:rFonts w:ascii="Calibri" w:hAnsi="Calibri" w:cs="Calibri"/>
+        </w:rPr>
+      </w:pPr>
+      <w:r>
+        <w:rPr>
+          <w:rFonts w:ascii="Calibri" w:eastAsia="Calibri" w:hAnsi="Calibri" w:cs="Calibri"/>
           <w:sz w:val="20"/>
           <w:szCs w:val="20"/>
         </w:rPr>
@@ -5585,12 +5767,12 @@
         </w:tabs>
         <w:ind w:left="432"/>
         <w:rPr>
-          <w:rFonts w:ascii="Aptos" w:hAnsi="Aptos"/>
-        </w:rPr>
-      </w:pPr>
-      <w:r>
-        <w:rPr>
-          <w:rFonts w:ascii="Aptos" w:eastAsia="Calibri" w:hAnsi="Aptos" w:cs="Calibri"/>
+          <w:rFonts w:ascii="Calibri" w:hAnsi="Calibri" w:cs="Calibri"/>
+        </w:rPr>
+      </w:pPr>
+      <w:r>
+        <w:rPr>
+          <w:rFonts w:ascii="Calibri" w:eastAsia="Calibri" w:hAnsi="Calibri" w:cs="Calibri"/>
           <w:sz w:val="20"/>
           <w:szCs w:val="20"/>
         </w:rPr>
@@ -5606,12 +5788,12 @@
         </w:tabs>
         <w:ind w:left="432"/>
         <w:rPr>
-          <w:rFonts w:ascii="Aptos" w:hAnsi="Aptos"/>
-        </w:rPr>
-      </w:pPr>
-      <w:r>
-        <w:rPr>
-          <w:rFonts w:ascii="Aptos" w:eastAsia="Calibri" w:hAnsi="Aptos" w:cs="Calibri"/>
+          <w:rFonts w:ascii="Calibri" w:hAnsi="Calibri" w:cs="Calibri"/>
+        </w:rPr>
+      </w:pPr>
+      <w:r>
+        <w:rPr>
+          <w:rFonts w:ascii="Calibri" w:eastAsia="Calibri" w:hAnsi="Calibri" w:cs="Calibri"/>
           <w:sz w:val="20"/>
           <w:szCs w:val="20"/>
         </w:rPr>
@@ -5627,12 +5809,12 @@
         </w:tabs>
         <w:ind w:left="432"/>
         <w:rPr>
-          <w:rFonts w:ascii="Aptos" w:hAnsi="Aptos"/>
-        </w:rPr>
-      </w:pPr>
-      <w:r>
-        <w:rPr>
-          <w:rFonts w:ascii="Aptos" w:eastAsia="Calibri" w:hAnsi="Aptos" w:cs="Calibri"/>
+          <w:rFonts w:ascii="Calibri" w:hAnsi="Calibri" w:cs="Calibri"/>
+        </w:rPr>
+      </w:pPr>
+      <w:r>
+        <w:rPr>
+          <w:rFonts w:ascii="Calibri" w:eastAsia="Calibri" w:hAnsi="Calibri" w:cs="Calibri"/>
           <w:sz w:val="20"/>
           <w:szCs w:val="20"/>
         </w:rPr>
@@ -5648,12 +5830,12 @@
         </w:tabs>
         <w:ind w:left="432"/>
         <w:rPr>
-          <w:rFonts w:ascii="Aptos" w:hAnsi="Aptos"/>
-        </w:rPr>
-      </w:pPr>
-      <w:r>
-        <w:rPr>
-          <w:rFonts w:ascii="Aptos" w:eastAsia="Calibri" w:hAnsi="Aptos" w:cs="Calibri"/>
+          <w:rFonts w:ascii="Calibri" w:hAnsi="Calibri" w:cs="Calibri"/>
+        </w:rPr>
+      </w:pPr>
+      <w:r>
+        <w:rPr>
+          <w:rFonts w:ascii="Calibri" w:eastAsia="Calibri" w:hAnsi="Calibri" w:cs="Calibri"/>
           <w:sz w:val="20"/>
           <w:szCs w:val="20"/>
         </w:rPr>
@@ -5669,12 +5851,12 @@
         </w:tabs>
         <w:ind w:left="432"/>
         <w:rPr>
-          <w:rFonts w:ascii="Aptos" w:hAnsi="Aptos"/>
-        </w:rPr>
-      </w:pPr>
-      <w:r>
-        <w:rPr>
-          <w:rFonts w:ascii="Aptos" w:eastAsia="Calibri" w:hAnsi="Aptos" w:cs="Calibri"/>
+          <w:rFonts w:ascii="Calibri" w:hAnsi="Calibri" w:cs="Calibri"/>
+        </w:rPr>
+      </w:pPr>
+      <w:r>
+        <w:rPr>
+          <w:rFonts w:ascii="Calibri" w:eastAsia="Calibri" w:hAnsi="Calibri" w:cs="Calibri"/>
           <w:sz w:val="20"/>
           <w:szCs w:val="20"/>
         </w:rPr>
@@ -5690,12 +5872,12 @@
         </w:tabs>
         <w:ind w:left="432"/>
         <w:rPr>
-          <w:rFonts w:ascii="Aptos" w:hAnsi="Aptos"/>
-        </w:rPr>
-      </w:pPr>
-      <w:r>
-        <w:rPr>
-          <w:rFonts w:ascii="Aptos" w:eastAsia="Calibri" w:hAnsi="Aptos" w:cs="Calibri"/>
+          <w:rFonts w:ascii="Calibri" w:hAnsi="Calibri" w:cs="Calibri"/>
+        </w:rPr>
+      </w:pPr>
+      <w:r>
+        <w:rPr>
+          <w:rFonts w:ascii="Calibri" w:eastAsia="Calibri" w:hAnsi="Calibri" w:cs="Calibri"/>
           <w:sz w:val="20"/>
           <w:szCs w:val="20"/>
         </w:rPr>
@@ -5711,12 +5893,12 @@
         </w:tabs>
         <w:ind w:left="432"/>
         <w:rPr>
-          <w:rFonts w:ascii="Aptos" w:hAnsi="Aptos"/>
-        </w:rPr>
-      </w:pPr>
-      <w:r>
-        <w:rPr>
-          <w:rFonts w:ascii="Aptos" w:eastAsia="Calibri" w:hAnsi="Aptos" w:cs="Calibri"/>
+          <w:rFonts w:ascii="Calibri" w:hAnsi="Calibri" w:cs="Calibri"/>
+        </w:rPr>
+      </w:pPr>
+      <w:r>
+        <w:rPr>
+          <w:rFonts w:ascii="Calibri" w:eastAsia="Calibri" w:hAnsi="Calibri" w:cs="Calibri"/>
           <w:sz w:val="20"/>
           <w:szCs w:val="20"/>
         </w:rPr>
@@ -5732,12 +5914,12 @@
         </w:tabs>
         <w:ind w:left="432"/>
         <w:rPr>
-          <w:rFonts w:ascii="Aptos" w:hAnsi="Aptos"/>
-        </w:rPr>
-      </w:pPr>
-      <w:r>
-        <w:rPr>
-          <w:rFonts w:ascii="Aptos" w:eastAsia="Calibri" w:hAnsi="Aptos" w:cs="Calibri"/>
+          <w:rFonts w:ascii="Calibri" w:hAnsi="Calibri" w:cs="Calibri"/>
+        </w:rPr>
+      </w:pPr>
+      <w:r>
+        <w:rPr>
+          <w:rFonts w:ascii="Calibri" w:eastAsia="Calibri" w:hAnsi="Calibri" w:cs="Calibri"/>
           <w:sz w:val="20"/>
           <w:szCs w:val="20"/>
         </w:rPr>
@@ -5753,12 +5935,12 @@
         </w:tabs>
         <w:ind w:left="432"/>
         <w:rPr>
-          <w:rFonts w:ascii="Aptos" w:hAnsi="Aptos"/>
-        </w:rPr>
-      </w:pPr>
-      <w:r>
-        <w:rPr>
-          <w:rFonts w:ascii="Aptos" w:eastAsia="Calibri" w:hAnsi="Aptos" w:cs="Calibri"/>
+          <w:rFonts w:ascii="Calibri" w:hAnsi="Calibri" w:cs="Calibri"/>
+        </w:rPr>
+      </w:pPr>
+      <w:r>
+        <w:rPr>
+          <w:rFonts w:ascii="Calibri" w:eastAsia="Calibri" w:hAnsi="Calibri" w:cs="Calibri"/>
           <w:sz w:val="20"/>
           <w:szCs w:val="20"/>
         </w:rPr>
@@ -5773,12 +5955,12 @@
           <w:tab w:val="right" w:pos="9627"/>
         </w:tabs>
         <w:rPr>
-          <w:rFonts w:ascii="Aptos" w:hAnsi="Aptos"/>
-        </w:rPr>
-      </w:pPr>
-      <w:r>
-        <w:rPr>
-          <w:rFonts w:ascii="Aptos" w:eastAsia="Calibri" w:hAnsi="Aptos" w:cs="Calibri"/>
+          <w:rFonts w:ascii="Calibri" w:hAnsi="Calibri" w:cs="Calibri"/>
+        </w:rPr>
+      </w:pPr>
+      <w:r>
+        <w:rPr>
+          <w:rFonts w:ascii="Calibri" w:eastAsia="Calibri" w:hAnsi="Calibri" w:cs="Calibri"/>
           <w:sz w:val="20"/>
           <w:szCs w:val="20"/>
         </w:rPr>
@@ -5793,12 +5975,12 @@
           <w:tab w:val="right" w:pos="9627"/>
         </w:tabs>
         <w:rPr>
-          <w:rFonts w:ascii="Aptos" w:hAnsi="Aptos"/>
-        </w:rPr>
-      </w:pPr>
-      <w:r>
-        <w:rPr>
-          <w:rFonts w:ascii="Aptos" w:eastAsia="Calibri" w:hAnsi="Aptos" w:cs="Calibri"/>
+          <w:rFonts w:ascii="Calibri" w:hAnsi="Calibri" w:cs="Calibri"/>
+        </w:rPr>
+      </w:pPr>
+      <w:r>
+        <w:rPr>
+          <w:rFonts w:ascii="Calibri" w:eastAsia="Calibri" w:hAnsi="Calibri" w:cs="Calibri"/>
           <w:b/>
           <w:bCs/>
           <w:sz w:val="22"/>
@@ -5815,12 +5997,12 @@
         </w:tabs>
         <w:ind w:left="446" w:hanging="450"/>
         <w:rPr>
-          <w:rFonts w:ascii="Aptos" w:hAnsi="Aptos"/>
-        </w:rPr>
-      </w:pPr>
-      <w:r>
-        <w:rPr>
-          <w:rFonts w:ascii="Aptos" w:eastAsia="Calibri" w:hAnsi="Aptos" w:cs="Calibri"/>
+          <w:rFonts w:ascii="Calibri" w:hAnsi="Calibri" w:cs="Calibri"/>
+        </w:rPr>
+      </w:pPr>
+      <w:r>
+        <w:rPr>
+          <w:rFonts w:ascii="Calibri" w:eastAsia="Calibri" w:hAnsi="Calibri" w:cs="Calibri"/>
           <w:sz w:val="20"/>
           <w:szCs w:val="20"/>
         </w:rPr>
@@ -5835,14 +6017,14 @@
         </w:tabs>
         <w:ind w:left="446" w:hanging="450"/>
         <w:rPr>
-          <w:rFonts w:ascii="Aptos" w:eastAsia="Calibri" w:hAnsi="Aptos" w:cs="Calibri"/>
-          <w:sz w:val="20"/>
-          <w:szCs w:val="20"/>
-        </w:rPr>
-      </w:pPr>
-      <w:r>
-        <w:rPr>
-          <w:rFonts w:ascii="Aptos" w:eastAsia="Calibri" w:hAnsi="Aptos" w:cs="Calibri"/>
+          <w:rFonts w:ascii="Calibri" w:eastAsia="Calibri" w:hAnsi="Calibri" w:cs="Calibri"/>
+          <w:sz w:val="20"/>
+          <w:szCs w:val="20"/>
+        </w:rPr>
+      </w:pPr>
+      <w:r>
+        <w:rPr>
+          <w:rFonts w:ascii="Calibri" w:eastAsia="Calibri" w:hAnsi="Calibri" w:cs="Calibri"/>
           <w:sz w:val="20"/>
           <w:szCs w:val="20"/>
         </w:rPr>
@@ -5857,12 +6039,12 @@
         </w:tabs>
         <w:ind w:left="446" w:hanging="450"/>
         <w:rPr>
-          <w:rFonts w:ascii="Aptos" w:hAnsi="Aptos"/>
-        </w:rPr>
-      </w:pPr>
-      <w:r>
-        <w:rPr>
-          <w:rFonts w:ascii="Aptos" w:eastAsia="Calibri" w:hAnsi="Aptos" w:cs="Calibri"/>
+          <w:rFonts w:ascii="Calibri" w:hAnsi="Calibri" w:cs="Calibri"/>
+        </w:rPr>
+      </w:pPr>
+      <w:r>
+        <w:rPr>
+          <w:rFonts w:ascii="Calibri" w:eastAsia="Calibri" w:hAnsi="Calibri" w:cs="Calibri"/>
           <w:sz w:val="20"/>
           <w:szCs w:val="20"/>
         </w:rPr>
@@ -5877,12 +6059,12 @@
           <w:tab w:val="right" w:pos="9627"/>
         </w:tabs>
         <w:rPr>
-          <w:rFonts w:ascii="Aptos" w:hAnsi="Aptos"/>
-        </w:rPr>
-      </w:pPr>
-      <w:r>
-        <w:rPr>
-          <w:rFonts w:ascii="Aptos" w:eastAsia="Calibri" w:hAnsi="Aptos" w:cs="Calibri"/>
+          <w:rFonts w:ascii="Calibri" w:hAnsi="Calibri" w:cs="Calibri"/>
+        </w:rPr>
+      </w:pPr>
+      <w:r>
+        <w:rPr>
+          <w:rFonts w:ascii="Calibri" w:eastAsia="Calibri" w:hAnsi="Calibri" w:cs="Calibri"/>
           <w:sz w:val="20"/>
           <w:szCs w:val="20"/>
         </w:rPr>
@@ -5897,12 +6079,12 @@
           <w:tab w:val="right" w:pos="9627"/>
         </w:tabs>
         <w:rPr>
-          <w:rFonts w:ascii="Aptos" w:hAnsi="Aptos"/>
-        </w:rPr>
-      </w:pPr>
-      <w:r>
-        <w:rPr>
-          <w:rFonts w:ascii="Aptos" w:eastAsia="Calibri" w:hAnsi="Aptos" w:cs="Calibri"/>
+          <w:rFonts w:ascii="Calibri" w:hAnsi="Calibri" w:cs="Calibri"/>
+        </w:rPr>
+      </w:pPr>
+      <w:r>
+        <w:rPr>
+          <w:rFonts w:ascii="Calibri" w:eastAsia="Calibri" w:hAnsi="Calibri" w:cs="Calibri"/>
           <w:sz w:val="20"/>
           <w:szCs w:val="20"/>
         </w:rPr>
@@ -5917,7 +6099,7 @@
           <w:tab w:val="right" w:pos="9627"/>
         </w:tabs>
         <w:rPr>
-          <w:rFonts w:ascii="Aptos" w:eastAsia="Calibri" w:hAnsi="Aptos" w:cs="Calibri"/>
+          <w:rFonts w:ascii="Calibri" w:eastAsia="Calibri" w:hAnsi="Calibri" w:cs="Calibri"/>
           <w:b/>
           <w:bCs/>
           <w:sz w:val="22"/>
